--- a/shinmok1/pack/2510/H1MOGO25-10_24_SET.docx
+++ b/shinmok1/pack/2510/H1MOGO25-10_24_SET.docx
@@ -58,7 +58,7 @@
           <w:sz w:val="16"/>
           <w:u w:val="none"/>
         </w:rPr>
-        <w:t>(   )반 (   )번 이름(            )  CHECK ___/35  전용 ___/29.2점</w:t>
+        <w:t>(   )반 (   )번 이름(            )  CHECK ___/35  전용 ___/30.0점</w:t>
       </w:r>
     </w:p>
     <w:p>
@@ -1449,7 +1449,7 @@
           <w:sz w:val="18"/>
           <w:u w:val="none"/>
         </w:rPr>
-        <w:t>PART 2 · 전용문제  (선택형 8 · 서답형 2 · 29.2점)</w:t>
+        <w:t>PART 2 · 전용문제  (선택형 8 · 서답형 2 · 30.0점)</w:t>
       </w:r>
     </w:p>
     <w:p>
@@ -1474,7 +1474,25 @@
           <w:sz w:val="17"/>
           <w:u w:val="none"/>
         </w:rPr>
-        <w:t xml:space="preserve"> 다음 빈칸에 들어갈 말로 가장 적절한 것은? [2.7점]</w:t>
+        <w:t xml:space="preserve"> 다음 글에 대한 &lt;보기&gt;의 설명 중 </w:t>
+      </w:r>
+      <w:r>
+        <w:rPr>
+          <w:rFonts w:ascii="맑은 고딕" w:hAnsi="맑은 고딕" w:eastAsia="맑은 고딕"/>
+          <w:b w:val="0"/>
+          <w:sz w:val="17"/>
+          <w:u w:val="single"/>
+        </w:rPr>
+        <w:t>틀린</w:t>
+      </w:r>
+      <w:r>
+        <w:rPr>
+          <w:rFonts w:ascii="맑은 고딕" w:hAnsi="맑은 고딕" w:eastAsia="맑은 고딕"/>
+          <w:b w:val="0"/>
+          <w:sz w:val="17"/>
+          <w:u w:val="none"/>
+        </w:rPr>
+        <w:t xml:space="preserve"> 것만을 있는 대로 고른 것은? [3.3점]</w:t>
       </w:r>
     </w:p>
     <w:p>
@@ -1497,14 +1515,80 @@
           <w:sz w:val="17"/>
           <w:u w:val="none"/>
         </w:rPr>
-        <w:t>The laws and constants of physics and the fundamental forces in our universe have very precise forms and values. This means that, if they were only very slightly different, ______________________________. For instance, the precise value of gravity has enabled our universe to arise by letting dust and gas particles gather into proto-stars around which planets later came to orbit, including the Earth around the Sun. If the value of the electron had been ever so slightly larger or smaller, chemistry, as we know it, would not have been possible and life, which is based on organic chemistry, could not have started.</w:t>
+        <w:t>The laws and constants of physics and the fundamental forces in our universe have very ⓐ</w:t>
+      </w:r>
+      <w:r>
+        <w:rPr>
+          <w:rFonts w:ascii="맑은 고딕" w:hAnsi="맑은 고딕" w:eastAsia="맑은 고딕"/>
+          <w:b w:val="0"/>
+          <w:sz w:val="17"/>
+          <w:u w:val="single"/>
+        </w:rPr>
+        <w:t>precise forms</w:t>
+      </w:r>
+      <w:r>
+        <w:rPr>
+          <w:rFonts w:ascii="맑은 고딕" w:hAnsi="맑은 고딕" w:eastAsia="맑은 고딕"/>
+          <w:b w:val="0"/>
+          <w:sz w:val="17"/>
+          <w:u w:val="none"/>
+        </w:rPr>
+        <w:t xml:space="preserve"> and values. This means that, if they were only very slightly different, life would not have been possible. (A) ________, the precise value of gravity has enabled our universe to arise by ⓑ</w:t>
+      </w:r>
+      <w:r>
+        <w:rPr>
+          <w:rFonts w:ascii="맑은 고딕" w:hAnsi="맑은 고딕" w:eastAsia="맑은 고딕"/>
+          <w:b w:val="0"/>
+          <w:sz w:val="17"/>
+          <w:u w:val="single"/>
+        </w:rPr>
+        <w:t>permitting</w:t>
+      </w:r>
+      <w:r>
+        <w:rPr>
+          <w:rFonts w:ascii="맑은 고딕" w:hAnsi="맑은 고딕" w:eastAsia="맑은 고딕"/>
+          <w:b w:val="0"/>
+          <w:sz w:val="17"/>
+          <w:u w:val="none"/>
+        </w:rPr>
+        <w:t xml:space="preserve"> the aggregation of dust and gas particles to proto-stars around which planets later came to orbit, including the Earth around the Sun. If the value of the electron had been ever so slightly larger or smaller, chemistry, as we know it, would not have been possible and life, which is based on organic chemistry, could not have started. The universe was not designed for us to evolve, we have no privileged position in the universe; however, the laws and constants of physics allowed advanced life to evolve.</w:t>
       </w:r>
     </w:p>
     <w:p>
       <w:pPr>
-        <w:spacing w:before="0" w:after="0" w:line="269" w:lineRule="auto"/>
-        <w:ind w:left="180" w:hanging="180"/>
+        <w:spacing w:before="0" w:after="0" w:line="288" w:lineRule="auto"/>
+        <w:ind w:left="40"/>
         <w:snapToGrid w:val="0"/>
+        <w:pBdr>
+          <w:top w:val="single" w:sz="4" w:space="2" w:color="9B6BD0"/>
+          <w:left w:val="single" w:sz="4" w:space="2" w:color="9B6BD0"/>
+          <w:bottom w:val="single" w:sz="4" w:space="2" w:color="9B6BD0"/>
+          <w:right w:val="single" w:sz="4" w:space="2" w:color="9B6BD0"/>
+        </w:pBdr>
+        <w:shd w:val="clear" w:color="auto" w:fill="FAF5FF"/>
+      </w:pPr>
+      <w:r>
+        <w:rPr>
+          <w:rFonts w:ascii="맑은 고딕" w:hAnsi="맑은 고딕" w:eastAsia="맑은 고딕"/>
+          <w:b/>
+          <w:sz w:val="17"/>
+          <w:u w:val="none"/>
+        </w:rPr>
+        <w:t>&lt;보 기&gt;</w:t>
+      </w:r>
+    </w:p>
+    <w:p>
+      <w:pPr>
+        <w:spacing w:before="0" w:after="0" w:line="288" w:lineRule="auto"/>
+        <w:ind w:left="40"/>
+        <w:snapToGrid w:val="0"/>
+        <w:pBdr>
+          <w:top w:val="single" w:sz="4" w:space="2" w:color="9B6BD0"/>
+          <w:left w:val="single" w:sz="4" w:space="2" w:color="9B6BD0"/>
+          <w:bottom w:val="single" w:sz="4" w:space="2" w:color="9B6BD0"/>
+          <w:right w:val="single" w:sz="4" w:space="2" w:color="9B6BD0"/>
+        </w:pBdr>
+        <w:shd w:val="clear" w:color="auto" w:fill="FAF5FF"/>
       </w:pPr>
       <w:r>
         <w:rPr>
@@ -1513,14 +1597,21 @@
           <w:sz w:val="17"/>
           <w:u w:val="none"/>
         </w:rPr>
-        <w:t>① living things would have developed along slightly different lines</w:t>
+        <w:t>(a) The writer claims that even a slight change in the constants of physics would have made life impossible.</w:t>
       </w:r>
     </w:p>
     <w:p>
       <w:pPr>
-        <w:spacing w:before="0" w:after="0" w:line="269" w:lineRule="auto"/>
-        <w:ind w:left="180" w:hanging="180"/>
+        <w:spacing w:before="0" w:after="0" w:line="288" w:lineRule="auto"/>
+        <w:ind w:left="40"/>
         <w:snapToGrid w:val="0"/>
+        <w:pBdr>
+          <w:top w:val="single" w:sz="4" w:space="2" w:color="9B6BD0"/>
+          <w:left w:val="single" w:sz="4" w:space="2" w:color="9B6BD0"/>
+          <w:bottom w:val="single" w:sz="4" w:space="2" w:color="9B6BD0"/>
+          <w:right w:val="single" w:sz="4" w:space="2" w:color="9B6BD0"/>
+        </w:pBdr>
+        <w:shd w:val="clear" w:color="auto" w:fill="FAF5FF"/>
       </w:pPr>
       <w:r>
         <w:rPr>
@@ -1529,14 +1620,21 @@
           <w:sz w:val="17"/>
           <w:u w:val="none"/>
         </w:rPr>
-        <w:t>② life would have emerged far earlier than it actually did</w:t>
+        <w:t>(b) The appropriate expression for (A) is ‘For example’.</w:t>
       </w:r>
     </w:p>
     <w:p>
       <w:pPr>
-        <w:spacing w:before="0" w:after="0" w:line="269" w:lineRule="auto"/>
-        <w:ind w:left="180" w:hanging="180"/>
+        <w:spacing w:before="0" w:after="0" w:line="288" w:lineRule="auto"/>
+        <w:ind w:left="40"/>
         <w:snapToGrid w:val="0"/>
+        <w:pBdr>
+          <w:top w:val="single" w:sz="4" w:space="2" w:color="9B6BD0"/>
+          <w:left w:val="single" w:sz="4" w:space="2" w:color="9B6BD0"/>
+          <w:bottom w:val="single" w:sz="4" w:space="2" w:color="9B6BD0"/>
+          <w:right w:val="single" w:sz="4" w:space="2" w:color="9B6BD0"/>
+        </w:pBdr>
+        <w:shd w:val="clear" w:color="auto" w:fill="FAF5FF"/>
       </w:pPr>
       <w:r>
         <w:rPr>
@@ -1545,14 +1643,21 @@
           <w:sz w:val="17"/>
           <w:u w:val="none"/>
         </w:rPr>
-        <w:t>③ the conditions that living things require would never have come about</w:t>
+        <w:t>(c) In ⓑ, ‘permitting’ should be changed to ‘permit’ because it comes after ‘by’.</w:t>
       </w:r>
     </w:p>
     <w:p>
       <w:pPr>
-        <w:spacing w:before="0" w:after="0" w:line="269" w:lineRule="auto"/>
-        <w:ind w:left="180" w:hanging="180"/>
+        <w:spacing w:before="0" w:after="0" w:line="288" w:lineRule="auto"/>
+        <w:ind w:left="40"/>
         <w:snapToGrid w:val="0"/>
+        <w:pBdr>
+          <w:top w:val="single" w:sz="4" w:space="2" w:color="9B6BD0"/>
+          <w:left w:val="single" w:sz="4" w:space="2" w:color="9B6BD0"/>
+          <w:bottom w:val="single" w:sz="4" w:space="2" w:color="9B6BD0"/>
+          <w:right w:val="single" w:sz="4" w:space="2" w:color="9B6BD0"/>
+        </w:pBdr>
+        <w:shd w:val="clear" w:color="auto" w:fill="FAF5FF"/>
       </w:pPr>
       <w:r>
         <w:rPr>
@@ -1561,14 +1666,21 @@
           <w:sz w:val="17"/>
           <w:u w:val="none"/>
         </w:rPr>
-        <w:t>④ the universe would have been much simpler for us to explain</w:t>
+        <w:t>(d) In the context, ⓐ ‘precise’ can be replaced by ‘exact’.</w:t>
       </w:r>
     </w:p>
     <w:p>
       <w:pPr>
-        <w:spacing w:before="0" w:after="0" w:line="269" w:lineRule="auto"/>
-        <w:ind w:left="180" w:hanging="180"/>
+        <w:spacing w:before="0" w:after="60" w:line="288" w:lineRule="auto"/>
+        <w:ind w:left="40"/>
         <w:snapToGrid w:val="0"/>
+        <w:pBdr>
+          <w:top w:val="single" w:sz="4" w:space="2" w:color="9B6BD0"/>
+          <w:left w:val="single" w:sz="4" w:space="2" w:color="9B6BD0"/>
+          <w:bottom w:val="single" w:sz="4" w:space="2" w:color="9B6BD0"/>
+          <w:right w:val="single" w:sz="4" w:space="2" w:color="9B6BD0"/>
+        </w:pBdr>
+        <w:shd w:val="clear" w:color="auto" w:fill="FAF5FF"/>
       </w:pPr>
       <w:r>
         <w:rPr>
@@ -1577,7 +1689,23 @@
           <w:sz w:val="17"/>
           <w:u w:val="none"/>
         </w:rPr>
-        <w:t>⑤ the same forms of life would have appeared on other planets</w:t>
+        <w:t>(e) The writer believes that the universe was designed so that humans could evolve.</w:t>
+      </w:r>
+    </w:p>
+    <w:p>
+      <w:pPr>
+        <w:spacing w:before="0" w:after="20" w:line="276" w:lineRule="auto"/>
+        <w:ind w:left="80"/>
+        <w:snapToGrid w:val="0"/>
+      </w:pPr>
+      <w:r>
+        <w:rPr>
+          <w:rFonts w:ascii="맑은 고딕" w:hAnsi="맑은 고딕" w:eastAsia="맑은 고딕"/>
+          <w:b w:val="0"/>
+          <w:sz w:val="17"/>
+          <w:u w:val="none"/>
+        </w:rPr>
+        <w:t>① (a), (c)    ② (b), (e)    ③ (c), (d), (e)    ④ (c), (e)    ⑤ (a), (b), (c)</w:t>
       </w:r>
     </w:p>
     <w:p>
@@ -1602,7 +1730,25 @@
           <w:sz w:val="17"/>
           <w:u w:val="none"/>
         </w:rPr>
-        <w:t xml:space="preserve"> 밑줄 친 부분이 다음 글에서 의미하는 바로 가장 적절한 것은? [2.7점]</w:t>
+        <w:t xml:space="preserve"> 다음 글의 밑줄 친 ⓐ ~ ⓕ 중, 어법상 </w:t>
+      </w:r>
+      <w:r>
+        <w:rPr>
+          <w:rFonts w:ascii="맑은 고딕" w:hAnsi="맑은 고딕" w:eastAsia="맑은 고딕"/>
+          <w:b w:val="0"/>
+          <w:sz w:val="17"/>
+          <w:u w:val="single"/>
+        </w:rPr>
+        <w:t>틀린</w:t>
+      </w:r>
+      <w:r>
+        <w:rPr>
+          <w:rFonts w:ascii="맑은 고딕" w:hAnsi="맑은 고딕" w:eastAsia="맑은 고딕"/>
+          <w:b w:val="0"/>
+          <w:sz w:val="17"/>
+          <w:u w:val="none"/>
+        </w:rPr>
+        <w:t xml:space="preserve"> 것을 모두 고른 것은? [3.1점]</w:t>
       </w:r>
     </w:p>
     <w:p>
@@ -1625,7 +1771,7 @@
           <w:sz w:val="17"/>
           <w:u w:val="none"/>
         </w:rPr>
-        <w:t xml:space="preserve">The laws and constants of physics have very precise forms and values, and if they were only very slightly different, life would not have been possible. If the value of the electron had been ever so slightly larger or smaller, life, which is based on organic chemistry, could not have started. The universe was not designed for us to evolve, </w:t>
+        <w:t>The laws and constants of physics and the fundamental forces in our universe ⓐ</w:t>
       </w:r>
       <w:r>
         <w:rPr>
@@ -1634,7 +1780,7 @@
           <w:sz w:val="17"/>
           <w:u w:val="single"/>
         </w:rPr>
-        <w:t>we have no privileged position in the universe</w:t>
+        <w:t>have</w:t>
       </w:r>
       <w:r>
         <w:rPr>
@@ -1643,13 +1789,103 @@
           <w:sz w:val="17"/>
           <w:u w:val="none"/>
         </w:rPr>
-        <w:t>; however, the laws and constants of physics allowed advanced life to evolve.</w:t>
+        <w:t xml:space="preserve"> very precise forms and values. This means that, if they ⓑ</w:t>
+      </w:r>
+      <w:r>
+        <w:rPr>
+          <w:rFonts w:ascii="맑은 고딕" w:hAnsi="맑은 고딕" w:eastAsia="맑은 고딕"/>
+          <w:b w:val="0"/>
+          <w:sz w:val="17"/>
+          <w:u w:val="single"/>
+        </w:rPr>
+        <w:t>were</w:t>
+      </w:r>
+      <w:r>
+        <w:rPr>
+          <w:rFonts w:ascii="맑은 고딕" w:hAnsi="맑은 고딕" w:eastAsia="맑은 고딕"/>
+          <w:b w:val="0"/>
+          <w:sz w:val="17"/>
+          <w:u w:val="none"/>
+        </w:rPr>
+        <w:t xml:space="preserve"> only very slightly different, life would not have been possible. For instance, the precise value of gravity has enabled our universe ⓒ</w:t>
+      </w:r>
+      <w:r>
+        <w:rPr>
+          <w:rFonts w:ascii="맑은 고딕" w:hAnsi="맑은 고딕" w:eastAsia="맑은 고딕"/>
+          <w:b w:val="0"/>
+          <w:sz w:val="17"/>
+          <w:u w:val="single"/>
+        </w:rPr>
+        <w:t>arising</w:t>
+      </w:r>
+      <w:r>
+        <w:rPr>
+          <w:rFonts w:ascii="맑은 고딕" w:hAnsi="맑은 고딕" w:eastAsia="맑은 고딕"/>
+          <w:b w:val="0"/>
+          <w:sz w:val="17"/>
+          <w:u w:val="none"/>
+        </w:rPr>
+        <w:t xml:space="preserve"> by permitting the aggregation of dust and gas particles to proto-stars ⓓ</w:t>
+      </w:r>
+      <w:r>
+        <w:rPr>
+          <w:rFonts w:ascii="맑은 고딕" w:hAnsi="맑은 고딕" w:eastAsia="맑은 고딕"/>
+          <w:b w:val="0"/>
+          <w:sz w:val="17"/>
+          <w:u w:val="single"/>
+        </w:rPr>
+        <w:t>around that</w:t>
+      </w:r>
+      <w:r>
+        <w:rPr>
+          <w:rFonts w:ascii="맑은 고딕" w:hAnsi="맑은 고딕" w:eastAsia="맑은 고딕"/>
+          <w:b w:val="0"/>
+          <w:sz w:val="17"/>
+          <w:u w:val="none"/>
+        </w:rPr>
+        <w:t xml:space="preserve"> planets later came to orbit, including the Earth around the Sun. If the value of the electron ⓔ</w:t>
+      </w:r>
+      <w:r>
+        <w:rPr>
+          <w:rFonts w:ascii="맑은 고딕" w:hAnsi="맑은 고딕" w:eastAsia="맑은 고딕"/>
+          <w:b w:val="0"/>
+          <w:sz w:val="17"/>
+          <w:u w:val="single"/>
+        </w:rPr>
+        <w:t>has been</w:t>
+      </w:r>
+      <w:r>
+        <w:rPr>
+          <w:rFonts w:ascii="맑은 고딕" w:hAnsi="맑은 고딕" w:eastAsia="맑은 고딕"/>
+          <w:b w:val="0"/>
+          <w:sz w:val="17"/>
+          <w:u w:val="none"/>
+        </w:rPr>
+        <w:t xml:space="preserve"> ever so slightly larger or smaller, chemistry, as we know it, would not have been possible and life, ⓕ</w:t>
+      </w:r>
+      <w:r>
+        <w:rPr>
+          <w:rFonts w:ascii="맑은 고딕" w:hAnsi="맑은 고딕" w:eastAsia="맑은 고딕"/>
+          <w:b w:val="0"/>
+          <w:sz w:val="17"/>
+          <w:u w:val="single"/>
+        </w:rPr>
+        <w:t>which is based</w:t>
+      </w:r>
+      <w:r>
+        <w:rPr>
+          <w:rFonts w:ascii="맑은 고딕" w:hAnsi="맑은 고딕" w:eastAsia="맑은 고딕"/>
+          <w:b w:val="0"/>
+          <w:sz w:val="17"/>
+          <w:u w:val="none"/>
+        </w:rPr>
+        <w:t xml:space="preserve"> on organic chemistry, could not have started. The universe was not designed for us to evolve, we have no privileged position in the universe; however, the laws and constants of physics allowed advanced life to evolve.</w:t>
       </w:r>
     </w:p>
     <w:p>
       <w:pPr>
-        <w:spacing w:before="0" w:after="0" w:line="269" w:lineRule="auto"/>
-        <w:ind w:left="180" w:hanging="180"/>
+        <w:spacing w:before="0" w:after="20" w:line="276" w:lineRule="auto"/>
+        <w:ind w:left="80"/>
         <w:snapToGrid w:val="0"/>
       </w:pPr>
       <w:r>
@@ -1659,71 +1895,7 @@
           <w:sz w:val="17"/>
           <w:u w:val="none"/>
         </w:rPr>
-        <w:t>① The universe was not arranged with human beings in mind.</w:t>
-      </w:r>
-    </w:p>
-    <w:p>
-      <w:pPr>
-        <w:spacing w:before="0" w:after="0" w:line="269" w:lineRule="auto"/>
-        <w:ind w:left="180" w:hanging="180"/>
-        <w:snapToGrid w:val="0"/>
-      </w:pPr>
-      <w:r>
-        <w:rPr>
-          <w:rFonts w:ascii="맑은 고딕" w:hAnsi="맑은 고딕" w:eastAsia="맑은 고딕"/>
-          <w:b w:val="0"/>
-          <w:sz w:val="17"/>
-          <w:u w:val="none"/>
-        </w:rPr>
-        <w:t>② Human beings live far from the centre of the universe.</w:t>
-      </w:r>
-    </w:p>
-    <w:p>
-      <w:pPr>
-        <w:spacing w:before="0" w:after="0" w:line="269" w:lineRule="auto"/>
-        <w:ind w:left="180" w:hanging="180"/>
-        <w:snapToGrid w:val="0"/>
-      </w:pPr>
-      <w:r>
-        <w:rPr>
-          <w:rFonts w:ascii="맑은 고딕" w:hAnsi="맑은 고딕" w:eastAsia="맑은 고딕"/>
-          <w:b w:val="0"/>
-          <w:sz w:val="17"/>
-          <w:u w:val="none"/>
-        </w:rPr>
-        <w:t>③ Human beings cannot yet observe the universe as a whole.</w:t>
-      </w:r>
-    </w:p>
-    <w:p>
-      <w:pPr>
-        <w:spacing w:before="0" w:after="0" w:line="269" w:lineRule="auto"/>
-        <w:ind w:left="180" w:hanging="180"/>
-        <w:snapToGrid w:val="0"/>
-      </w:pPr>
-      <w:r>
-        <w:rPr>
-          <w:rFonts w:ascii="맑은 고딕" w:hAnsi="맑은 고딕" w:eastAsia="맑은 고딕"/>
-          <w:b w:val="0"/>
-          <w:sz w:val="17"/>
-          <w:u w:val="none"/>
-        </w:rPr>
-        <w:t>④ Human beings have less control over nature than they believe.</w:t>
-      </w:r>
-    </w:p>
-    <w:p>
-      <w:pPr>
-        <w:spacing w:before="0" w:after="0" w:line="269" w:lineRule="auto"/>
-        <w:ind w:left="180" w:hanging="180"/>
-        <w:snapToGrid w:val="0"/>
-      </w:pPr>
-      <w:r>
-        <w:rPr>
-          <w:rFonts w:ascii="맑은 고딕" w:hAnsi="맑은 고딕" w:eastAsia="맑은 고딕"/>
-          <w:b w:val="0"/>
-          <w:sz w:val="17"/>
-          <w:u w:val="none"/>
-        </w:rPr>
-        <w:t>⑤ The universe must contain other advanced forms of life.</w:t>
+        <w:t>① ⓐ, ⓑ    ② ⓑ, ⓒ, ⓕ    ③ ⓒ, ⓔ    ④ ⓐ, ⓓ, ⓕ    ⑤ ⓒ, ⓓ, ⓔ</w:t>
       </w:r>
     </w:p>
     <w:p>
@@ -1748,25 +1920,7 @@
           <w:sz w:val="17"/>
           <w:u w:val="none"/>
         </w:rPr>
-        <w:t xml:space="preserve"> 다음 [A], [B]에 대한 설명으로 적절하지 </w:t>
-      </w:r>
-      <w:r>
-        <w:rPr>
-          <w:rFonts w:ascii="맑은 고딕" w:hAnsi="맑은 고딕" w:eastAsia="맑은 고딕"/>
-          <w:b/>
-          <w:sz w:val="17"/>
-          <w:u w:val="none"/>
-        </w:rPr>
-        <w:t>않은</w:t>
-      </w:r>
-      <w:r>
-        <w:rPr>
-          <w:rFonts w:ascii="맑은 고딕" w:hAnsi="맑은 고딕" w:eastAsia="맑은 고딕"/>
-          <w:b w:val="0"/>
-          <w:sz w:val="17"/>
-          <w:u w:val="none"/>
-        </w:rPr>
-        <w:t xml:space="preserve"> 것은? [3.1점]</w:t>
+        <w:t xml:space="preserve"> 다음 글의 (A), (B), (C)의 각 괄호 안에서 문맥과 어법에 맞는 표현으로 가장 적절한 것은? [3.0점]</w:t>
       </w:r>
     </w:p>
     <w:p>
@@ -1785,11 +1939,107 @@
       <w:r>
         <w:rPr>
           <w:rFonts w:ascii="맑은 고딕" w:hAnsi="맑은 고딕" w:eastAsia="맑은 고딕"/>
+          <w:b w:val="0"/>
+          <w:sz w:val="17"/>
+          <w:u w:val="none"/>
+        </w:rPr>
+        <w:t>The laws and constants of physics and the fundamental forces in our universe have very (A) [precise / rough] forms and values. This means that, if they were only very slightly different, life would not have been possible. For instance, the precise value of gravity has enabled our universe to arise by permitting the (B) [aggregation / dispersal] of dust and gas particles to proto-stars around which planets later came to orbit, including the Earth around the Sun. If the value of the electron had been ever so slightly larger or smaller, chemistry, as we know it, would not have been possible and life, which is based on organic chemistry, could not have started. The universe was not designed for us to evolve, we have no privileged position in the universe; however, the laws and constants of physics allowed advanced life (C) [to evolve / evolving].</w:t>
+      </w:r>
+    </w:p>
+    <w:p>
+      <w:pPr>
+        <w:spacing w:before="0" w:after="0" w:line="269" w:lineRule="auto"/>
+        <w:ind w:left="180" w:hanging="180"/>
+        <w:snapToGrid w:val="0"/>
+      </w:pPr>
+      <w:r>
+        <w:rPr>
+          <w:rFonts w:ascii="맑은 고딕" w:hAnsi="맑은 고딕" w:eastAsia="맑은 고딕"/>
+          <w:b w:val="0"/>
+          <w:sz w:val="17"/>
+          <w:u w:val="none"/>
+        </w:rPr>
+        <w:t>① (A) rough  (B) aggregation  (C) to evolve</w:t>
+      </w:r>
+    </w:p>
+    <w:p>
+      <w:pPr>
+        <w:spacing w:before="0" w:after="0" w:line="269" w:lineRule="auto"/>
+        <w:ind w:left="180" w:hanging="180"/>
+        <w:snapToGrid w:val="0"/>
+      </w:pPr>
+      <w:r>
+        <w:rPr>
+          <w:rFonts w:ascii="맑은 고딕" w:hAnsi="맑은 고딕" w:eastAsia="맑은 고딕"/>
+          <w:b w:val="0"/>
+          <w:sz w:val="17"/>
+          <w:u w:val="none"/>
+        </w:rPr>
+        <w:t>② (A) precise  (B) dispersal  (C) to evolve</w:t>
+      </w:r>
+    </w:p>
+    <w:p>
+      <w:pPr>
+        <w:spacing w:before="0" w:after="0" w:line="269" w:lineRule="auto"/>
+        <w:ind w:left="180" w:hanging="180"/>
+        <w:snapToGrid w:val="0"/>
+      </w:pPr>
+      <w:r>
+        <w:rPr>
+          <w:rFonts w:ascii="맑은 고딕" w:hAnsi="맑은 고딕" w:eastAsia="맑은 고딕"/>
+          <w:b w:val="0"/>
+          <w:sz w:val="17"/>
+          <w:u w:val="none"/>
+        </w:rPr>
+        <w:t>③ (A) precise  (B) aggregation  (C) to evolve</w:t>
+      </w:r>
+    </w:p>
+    <w:p>
+      <w:pPr>
+        <w:spacing w:before="0" w:after="0" w:line="269" w:lineRule="auto"/>
+        <w:ind w:left="180" w:hanging="180"/>
+        <w:snapToGrid w:val="0"/>
+      </w:pPr>
+      <w:r>
+        <w:rPr>
+          <w:rFonts w:ascii="맑은 고딕" w:hAnsi="맑은 고딕" w:eastAsia="맑은 고딕"/>
+          <w:b w:val="0"/>
+          <w:sz w:val="17"/>
+          <w:u w:val="none"/>
+        </w:rPr>
+        <w:t>④ (A) precise  (B) aggregation  (C) evolving</w:t>
+      </w:r>
+    </w:p>
+    <w:p>
+      <w:pPr>
+        <w:spacing w:before="0" w:after="0" w:line="269" w:lineRule="auto"/>
+        <w:ind w:left="180" w:hanging="180"/>
+        <w:snapToGrid w:val="0"/>
+      </w:pPr>
+      <w:r>
+        <w:rPr>
+          <w:rFonts w:ascii="맑은 고딕" w:hAnsi="맑은 고딕" w:eastAsia="맑은 고딕"/>
+          <w:b w:val="0"/>
+          <w:sz w:val="17"/>
+          <w:u w:val="none"/>
+        </w:rPr>
+        <w:t>⑤ (A) rough  (B) dispersal  (C) evolving</w:t>
+      </w:r>
+    </w:p>
+    <w:p>
+      <w:pPr>
+        <w:keepNext/>
+        <w:spacing w:before="80" w:after="20" w:line="276" w:lineRule="auto"/>
+        <w:snapToGrid w:val="0"/>
+      </w:pPr>
+      <w:r>
+        <w:rPr>
+          <w:rFonts w:ascii="맑은 고딕" w:hAnsi="맑은 고딕" w:eastAsia="맑은 고딕"/>
           <w:b/>
           <w:sz w:val="17"/>
           <w:u w:val="none"/>
         </w:rPr>
-        <w:t>[A]</w:t>
+        <w:t>24-4.</w:t>
       </w:r>
       <w:r>
         <w:rPr>
@@ -1798,7 +2048,176 @@
           <w:sz w:val="17"/>
           <w:u w:val="none"/>
         </w:rPr>
-        <w:t xml:space="preserve"> The laws and constants of physics have very precise values. Had the value of gravity or of the electron been only slightly different, stars, planets, and chemistry as we know it could not have existed, and life would never have started. This does not mean the universe was designed for us; it means only that its laws allowed advanced life to evolve.</w:t>
+        <w:t xml:space="preserve"> According to the passage, which of the following is </w:t>
+      </w:r>
+      <w:r>
+        <w:rPr>
+          <w:rFonts w:ascii="맑은 고딕" w:hAnsi="맑은 고딕" w:eastAsia="맑은 고딕"/>
+          <w:b w:val="0"/>
+          <w:sz w:val="17"/>
+          <w:u w:val="single"/>
+        </w:rPr>
+        <w:t>NOT</w:t>
+      </w:r>
+      <w:r>
+        <w:rPr>
+          <w:rFonts w:ascii="맑은 고딕" w:hAnsi="맑은 고딕" w:eastAsia="맑은 고딕"/>
+          <w:b w:val="0"/>
+          <w:sz w:val="17"/>
+          <w:u w:val="none"/>
+        </w:rPr>
+        <w:t xml:space="preserve"> true? [2.8점]</w:t>
+      </w:r>
+    </w:p>
+    <w:p>
+      <w:pPr>
+        <w:spacing w:before="0" w:after="60" w:line="288" w:lineRule="auto"/>
+        <w:ind w:left="40"/>
+        <w:snapToGrid w:val="0"/>
+        <w:pBdr>
+          <w:top w:val="single" w:sz="4" w:space="2" w:color="999999"/>
+          <w:left w:val="single" w:sz="4" w:space="2" w:color="999999"/>
+          <w:bottom w:val="single" w:sz="4" w:space="2" w:color="999999"/>
+          <w:right w:val="single" w:sz="4" w:space="2" w:color="999999"/>
+        </w:pBdr>
+        <w:shd w:val="clear" w:color="auto" w:fill="F6F3EA"/>
+      </w:pPr>
+      <w:r>
+        <w:rPr>
+          <w:rFonts w:ascii="맑은 고딕" w:hAnsi="맑은 고딕" w:eastAsia="맑은 고딕"/>
+          <w:b w:val="0"/>
+          <w:sz w:val="17"/>
+          <w:u w:val="none"/>
+        </w:rPr>
+        <w:t>The laws and constants of physics and the fundamental forces in our universe have very precise forms and values. This means that, if they were only very slightly different, life would not have been possible. For instance, the precise value of gravity has enabled our universe to arise by permitting the aggregation of dust and gas particles to proto-stars around which planets later came to orbit, including the Earth around the Sun. If the value of the electron had been ever so slightly larger or smaller, chemistry, as we know it, would not have been possible and life, which is based on organic chemistry, could not have started. The universe was not designed for us to evolve, we have no privileged position in the universe; however, the laws and constants of physics allowed advanced life to evolve.</w:t>
+      </w:r>
+    </w:p>
+    <w:p>
+      <w:pPr>
+        <w:spacing w:before="0" w:after="0" w:line="269" w:lineRule="auto"/>
+        <w:ind w:left="180" w:hanging="180"/>
+        <w:snapToGrid w:val="0"/>
+      </w:pPr>
+      <w:r>
+        <w:rPr>
+          <w:rFonts w:ascii="맑은 고딕" w:hAnsi="맑은 고딕" w:eastAsia="맑은 고딕"/>
+          <w:b w:val="0"/>
+          <w:sz w:val="17"/>
+          <w:u w:val="none"/>
+        </w:rPr>
+        <w:t>① According to the writer, the universe was created especially so that human life could appear.</w:t>
+      </w:r>
+    </w:p>
+    <w:p>
+      <w:pPr>
+        <w:spacing w:before="0" w:after="0" w:line="269" w:lineRule="auto"/>
+        <w:ind w:left="180" w:hanging="180"/>
+        <w:snapToGrid w:val="0"/>
+      </w:pPr>
+      <w:r>
+        <w:rPr>
+          <w:rFonts w:ascii="맑은 고딕" w:hAnsi="맑은 고딕" w:eastAsia="맑은 고딕"/>
+          <w:b w:val="0"/>
+          <w:sz w:val="17"/>
+          <w:u w:val="none"/>
+        </w:rPr>
+        <w:t>② Gravity played a role in gathering dust and gas into early stars.</w:t>
+      </w:r>
+    </w:p>
+    <w:p>
+      <w:pPr>
+        <w:spacing w:before="0" w:after="0" w:line="269" w:lineRule="auto"/>
+        <w:ind w:left="180" w:hanging="180"/>
+        <w:snapToGrid w:val="0"/>
+      </w:pPr>
+      <w:r>
+        <w:rPr>
+          <w:rFonts w:ascii="맑은 고딕" w:hAnsi="맑은 고딕" w:eastAsia="맑은 고딕"/>
+          <w:b w:val="0"/>
+          <w:sz w:val="17"/>
+          <w:u w:val="none"/>
+        </w:rPr>
+        <w:t>③ A slightly different value of the electron would have made chemistry as we know it impossible.</w:t>
+      </w:r>
+    </w:p>
+    <w:p>
+      <w:pPr>
+        <w:spacing w:before="0" w:after="0" w:line="269" w:lineRule="auto"/>
+        <w:ind w:left="180" w:hanging="180"/>
+        <w:snapToGrid w:val="0"/>
+      </w:pPr>
+      <w:r>
+        <w:rPr>
+          <w:rFonts w:ascii="맑은 고딕" w:hAnsi="맑은 고딕" w:eastAsia="맑은 고딕"/>
+          <w:b w:val="0"/>
+          <w:sz w:val="17"/>
+          <w:u w:val="none"/>
+        </w:rPr>
+        <w:t>④ Life as we know it depends on organic chemistry.</w:t>
+      </w:r>
+    </w:p>
+    <w:p>
+      <w:pPr>
+        <w:spacing w:before="0" w:after="0" w:line="269" w:lineRule="auto"/>
+        <w:ind w:left="180" w:hanging="180"/>
+        <w:snapToGrid w:val="0"/>
+      </w:pPr>
+      <w:r>
+        <w:rPr>
+          <w:rFonts w:ascii="맑은 고딕" w:hAnsi="맑은 고딕" w:eastAsia="맑은 고딕"/>
+          <w:b w:val="0"/>
+          <w:sz w:val="17"/>
+          <w:u w:val="none"/>
+        </w:rPr>
+        <w:t>⑤ The writer denies that humans hold a special position in the universe.</w:t>
+      </w:r>
+    </w:p>
+    <w:p>
+      <w:pPr>
+        <w:keepNext/>
+        <w:spacing w:before="80" w:after="20" w:line="276" w:lineRule="auto"/>
+        <w:snapToGrid w:val="0"/>
+      </w:pPr>
+      <w:r>
+        <w:rPr>
+          <w:rFonts w:ascii="맑은 고딕" w:hAnsi="맑은 고딕" w:eastAsia="맑은 고딕"/>
+          <w:b/>
+          <w:sz w:val="17"/>
+          <w:u w:val="none"/>
+        </w:rPr>
+        <w:t>24-5.</w:t>
+      </w:r>
+      <w:r>
+        <w:rPr>
+          <w:rFonts w:ascii="맑은 고딕" w:hAnsi="맑은 고딕" w:eastAsia="맑은 고딕"/>
+          <w:b w:val="0"/>
+          <w:sz w:val="17"/>
+          <w:u w:val="none"/>
+        </w:rPr>
+        <w:t xml:space="preserve"> [A]와 [B]를 읽고 이해한 것으로 가장 적절한 것은? [3.2점]</w:t>
+      </w:r>
+    </w:p>
+    <w:p>
+      <w:pPr>
+        <w:spacing w:before="0" w:after="60" w:line="288" w:lineRule="auto"/>
+        <w:ind w:left="40"/>
+        <w:snapToGrid w:val="0"/>
+        <w:pBdr>
+          <w:top w:val="single" w:sz="4" w:space="2" w:color="999999"/>
+          <w:left w:val="single" w:sz="4" w:space="2" w:color="999999"/>
+          <w:bottom w:val="single" w:sz="4" w:space="2" w:color="999999"/>
+          <w:right w:val="single" w:sz="4" w:space="2" w:color="999999"/>
+        </w:pBdr>
+        <w:shd w:val="clear" w:color="auto" w:fill="F6F3EA"/>
+      </w:pPr>
+      <w:r>
+        <w:rPr>
+          <w:rFonts w:ascii="맑은 고딕" w:hAnsi="맑은 고딕" w:eastAsia="맑은 고딕"/>
+          <w:b w:val="0"/>
+          <w:sz w:val="17"/>
+          <w:u w:val="none"/>
+        </w:rPr>
+        <w:t>[A] The laws and constants of physics and the fundamental forces in our universe have very precise forms and values. This means that, if they were only very slightly different, life would not have been possible. For instance, the precise value of gravity has enabled our universe to arise by permitting the aggregation of dust and gas particles to proto-stars around which planets later came to orbit, including the Earth around the Sun. The universe was not designed for us to evolve, we have no privileged position in the universe; however, the laws and constants of physics allowed advanced life to evolve.</w:t>
       </w:r>
     </w:p>
     <w:p>
@@ -1817,20 +2236,11 @@
       <w:r>
         <w:rPr>
           <w:rFonts w:ascii="맑은 고딕" w:hAnsi="맑은 고딕" w:eastAsia="맑은 고딕"/>
-          <w:b/>
-          <w:sz w:val="17"/>
-          <w:u w:val="none"/>
-        </w:rPr>
-        <w:t>[B]</w:t>
-      </w:r>
-      <w:r>
-        <w:rPr>
-          <w:rFonts w:ascii="맑은 고딕" w:hAnsi="맑은 고딕" w:eastAsia="맑은 고딕"/>
           <w:b w:val="0"/>
           <w:sz w:val="17"/>
           <w:u w:val="none"/>
         </w:rPr>
-        <w:t xml:space="preserve"> A similar point can be made about our own planet. The Earth orbits the Sun at a distance at which water can remain liquid on the surface. Had it been much closer, the oceans would have boiled away; had it been much farther, they would have frozen solid. Nobody placed the Earth there for our benefit. Yet it is this position, together with countless other conditions, that has allowed living things to spread across the planet.</w:t>
+        <w:t>[B] A river delta forms only where the speed of the water, the amount of sand it carries, and the slope of the land fall within narrow ranges. If the current were a little faster, the sand would be carried out to sea; if it were a little slower, the river would choke itself with mud. Yet no one arranged these conditions so that farmers could grow rice on the delta’s rich soil. The conditions simply happened to allow it.</w:t>
       </w:r>
     </w:p>
     <w:p>
@@ -1846,7 +2256,7 @@
           <w:sz w:val="17"/>
           <w:u w:val="none"/>
         </w:rPr>
-        <w:t>① [A]와 [B]는 모두 조건이 달랐다면 생명이 존재할 수 없었을 것이라고 본다.</w:t>
+        <w:t>① Both texts argue that the conditions were deliberately arranged for the benefit of living things.</w:t>
       </w:r>
     </w:p>
     <w:p>
@@ -1862,7 +2272,7 @@
           <w:sz w:val="17"/>
           <w:u w:val="none"/>
         </w:rPr>
-        <w:t>② [A]는 우주 전체에 적용되는 물리적 값을, [B]는 한 행성의 위치를 사례로 든다.</w:t>
+        <w:t>② Both texts describe results that depend on conditions within narrow ranges, without those conditions having been designed for that purpose.</w:t>
       </w:r>
     </w:p>
     <w:p>
@@ -1878,7 +2288,7 @@
           <w:sz w:val="17"/>
           <w:u w:val="none"/>
         </w:rPr>
-        <w:t>③ [A]와 [B]는 모두 실제와 다른 상황을 가정하는 방식으로 논지를 뒷받침한다.</w:t>
+        <w:t>③ [A] says that gravity could take any value, while [B] says that the current must be exact.</w:t>
       </w:r>
     </w:p>
     <w:p>
@@ -1894,7 +2304,7 @@
           <w:sz w:val="17"/>
           <w:u w:val="none"/>
         </w:rPr>
-        <w:t>④ [A]와 [B]는 모두 생명에 알맞은 조건이 인간을 위해 마련된 것은 아니라고 말한다.</w:t>
+        <w:t>④ [B] claims that a faster current always produces richer soil for farming.</w:t>
       </w:r>
     </w:p>
     <w:p>
@@ -1910,7 +2320,7 @@
           <w:sz w:val="17"/>
           <w:u w:val="none"/>
         </w:rPr>
-        <w:t>⑤ [B]에 따르면 지구가 태양에 훨씬 더 가까웠다면 바다는 얼어붙었을 것이다.</w:t>
+        <w:t>⑤ [A] is concerned only with chemistry, while [B] is concerned only with farming methods.</w:t>
       </w:r>
     </w:p>
     <w:p>
@@ -1926,7 +2336,7 @@
           <w:sz w:val="17"/>
           <w:u w:val="none"/>
         </w:rPr>
-        <w:t>24-4.</w:t>
+        <w:t>24-6.</w:t>
       </w:r>
       <w:r>
         <w:rPr>
@@ -1935,25 +2345,7 @@
           <w:sz w:val="17"/>
           <w:u w:val="none"/>
         </w:rPr>
-        <w:t xml:space="preserve"> 다음 글의 밑줄 친 부분 중, 문맥상 낱말의 쓰임이 적절하지 </w:t>
-      </w:r>
-      <w:r>
-        <w:rPr>
-          <w:rFonts w:ascii="맑은 고딕" w:hAnsi="맑은 고딕" w:eastAsia="맑은 고딕"/>
-          <w:b/>
-          <w:sz w:val="17"/>
-          <w:u w:val="none"/>
-        </w:rPr>
-        <w:t>않은</w:t>
-      </w:r>
-      <w:r>
-        <w:rPr>
-          <w:rFonts w:ascii="맑은 고딕" w:hAnsi="맑은 고딕" w:eastAsia="맑은 고딕"/>
-          <w:b w:val="0"/>
-          <w:sz w:val="17"/>
-          <w:u w:val="none"/>
-        </w:rPr>
-        <w:t xml:space="preserve"> 것은? [3.0점]</w:t>
+        <w:t xml:space="preserve"> 다음 빈칸에 들어갈 말로 가장 적절한 것은? [2.9점]</w:t>
       </w:r>
     </w:p>
     <w:p>
@@ -1976,7 +2368,112 @@
           <w:sz w:val="17"/>
           <w:u w:val="none"/>
         </w:rPr>
-        <w:t>The laws and constants of physics and the fundamental forces in our universe have very ①</w:t>
+        <w:t>The laws and constants of physics and the fundamental forces in our universe have very precise forms and values. This means that, if they were only very slightly different, ________________________. For instance, the precise value of gravity has enabled our universe to arise by permitting the aggregation of dust and gas particles to proto-stars around which planets later came to orbit, including the Earth around the Sun. If the value of the electron had been ever so slightly larger or smaller, chemistry, as we know it, would not have been possible and life, which is based on organic chemistry, could not have started. The universe was not designed for us to evolve, we have no privileged position in the universe; however, the laws and constants of physics allowed advanced life to evolve.</w:t>
+      </w:r>
+    </w:p>
+    <w:p>
+      <w:pPr>
+        <w:spacing w:before="0" w:after="0" w:line="269" w:lineRule="auto"/>
+        <w:ind w:left="180" w:hanging="180"/>
+        <w:snapToGrid w:val="0"/>
+      </w:pPr>
+      <w:r>
+        <w:rPr>
+          <w:rFonts w:ascii="맑은 고딕" w:hAnsi="맑은 고딕" w:eastAsia="맑은 고딕"/>
+          <w:b w:val="0"/>
+          <w:sz w:val="17"/>
+          <w:u w:val="none"/>
+        </w:rPr>
+        <w:t>① physics would have been much easier to study</w:t>
+      </w:r>
+    </w:p>
+    <w:p>
+      <w:pPr>
+        <w:spacing w:before="0" w:after="0" w:line="269" w:lineRule="auto"/>
+        <w:ind w:left="180" w:hanging="180"/>
+        <w:snapToGrid w:val="0"/>
+      </w:pPr>
+      <w:r>
+        <w:rPr>
+          <w:rFonts w:ascii="맑은 고딕" w:hAnsi="맑은 고딕" w:eastAsia="맑은 고딕"/>
+          <w:b w:val="0"/>
+          <w:sz w:val="17"/>
+          <w:u w:val="none"/>
+        </w:rPr>
+        <w:t>② the universe would have expanded more slowly</w:t>
+      </w:r>
+    </w:p>
+    <w:p>
+      <w:pPr>
+        <w:spacing w:before="0" w:after="0" w:line="269" w:lineRule="auto"/>
+        <w:ind w:left="180" w:hanging="180"/>
+        <w:snapToGrid w:val="0"/>
+      </w:pPr>
+      <w:r>
+        <w:rPr>
+          <w:rFonts w:ascii="맑은 고딕" w:hAnsi="맑은 고딕" w:eastAsia="맑은 고딕"/>
+          <w:b w:val="0"/>
+          <w:sz w:val="17"/>
+          <w:u w:val="none"/>
+        </w:rPr>
+        <w:t>③ humans would have evolved far more quickly</w:t>
+      </w:r>
+    </w:p>
+    <w:p>
+      <w:pPr>
+        <w:spacing w:before="0" w:after="0" w:line="269" w:lineRule="auto"/>
+        <w:ind w:left="180" w:hanging="180"/>
+        <w:snapToGrid w:val="0"/>
+      </w:pPr>
+      <w:r>
+        <w:rPr>
+          <w:rFonts w:ascii="맑은 고딕" w:hAnsi="맑은 고딕" w:eastAsia="맑은 고딕"/>
+          <w:b w:val="0"/>
+          <w:sz w:val="17"/>
+          <w:u w:val="none"/>
+        </w:rPr>
+        <w:t>④ life would not have been possible</w:t>
+      </w:r>
+    </w:p>
+    <w:p>
+      <w:pPr>
+        <w:spacing w:before="0" w:after="0" w:line="269" w:lineRule="auto"/>
+        <w:ind w:left="180" w:hanging="180"/>
+        <w:snapToGrid w:val="0"/>
+      </w:pPr>
+      <w:r>
+        <w:rPr>
+          <w:rFonts w:ascii="맑은 고딕" w:hAnsi="맑은 고딕" w:eastAsia="맑은 고딕"/>
+          <w:b w:val="0"/>
+          <w:sz w:val="17"/>
+          <w:u w:val="none"/>
+        </w:rPr>
+        <w:t>⑤ gravity would no longer have existed</w:t>
+      </w:r>
+    </w:p>
+    <w:p>
+      <w:pPr>
+        <w:keepNext/>
+        <w:spacing w:before="80" w:after="20" w:line="276" w:lineRule="auto"/>
+        <w:snapToGrid w:val="0"/>
+      </w:pPr>
+      <w:r>
+        <w:rPr>
+          <w:rFonts w:ascii="맑은 고딕" w:hAnsi="맑은 고딕" w:eastAsia="맑은 고딕"/>
+          <w:b/>
+          <w:sz w:val="17"/>
+          <w:u w:val="none"/>
+        </w:rPr>
+        <w:t>24-7.</w:t>
+      </w:r>
+      <w:r>
+        <w:rPr>
+          <w:rFonts w:ascii="맑은 고딕" w:hAnsi="맑은 고딕" w:eastAsia="맑은 고딕"/>
+          <w:b w:val="0"/>
+          <w:sz w:val="17"/>
+          <w:u w:val="none"/>
+        </w:rPr>
+        <w:t xml:space="preserve"> 윗글을 읽고 이해한 학생의 반응으로 적절하지 </w:t>
       </w:r>
       <w:r>
         <w:rPr>
@@ -1985,7 +2482,7 @@
           <w:sz w:val="17"/>
           <w:u w:val="single"/>
         </w:rPr>
-        <w:t>precise</w:t>
+        <w:t>않은</w:t>
       </w:r>
       <w:r>
         <w:rPr>
@@ -1994,122 +2491,7 @@
           <w:sz w:val="17"/>
           <w:u w:val="none"/>
         </w:rPr>
-        <w:t xml:space="preserve"> forms and values. This means that, if they were only very ②</w:t>
-      </w:r>
-      <w:r>
-        <w:rPr>
-          <w:rFonts w:ascii="맑은 고딕" w:hAnsi="맑은 고딕" w:eastAsia="맑은 고딕"/>
-          <w:b w:val="0"/>
-          <w:sz w:val="17"/>
-          <w:u w:val="single"/>
-        </w:rPr>
-        <w:t>slightly</w:t>
-      </w:r>
-      <w:r>
-        <w:rPr>
-          <w:rFonts w:ascii="맑은 고딕" w:hAnsi="맑은 고딕" w:eastAsia="맑은 고딕"/>
-          <w:b w:val="0"/>
-          <w:sz w:val="17"/>
-          <w:u w:val="none"/>
-        </w:rPr>
-        <w:t xml:space="preserve"> different, life would not have been possible. For instance, the precise value of gravity has enabled our universe to arise by ③</w:t>
-      </w:r>
-      <w:r>
-        <w:rPr>
-          <w:rFonts w:ascii="맑은 고딕" w:hAnsi="맑은 고딕" w:eastAsia="맑은 고딕"/>
-          <w:b w:val="0"/>
-          <w:sz w:val="17"/>
-          <w:u w:val="single"/>
-        </w:rPr>
-        <w:t>preventing</w:t>
-      </w:r>
-      <w:r>
-        <w:rPr>
-          <w:rFonts w:ascii="맑은 고딕" w:hAnsi="맑은 고딕" w:eastAsia="맑은 고딕"/>
-          <w:b w:val="0"/>
-          <w:sz w:val="17"/>
-          <w:u w:val="none"/>
-        </w:rPr>
-        <w:t xml:space="preserve"> the aggregation of dust and gas particles to proto-stars around which planets later came to orbit, including the Earth around the Sun. If the value of the electron had been ever so slightly larger or smaller, chemistry, as we know it, would not have been possible and life, which is based on ④</w:t>
-      </w:r>
-      <w:r>
-        <w:rPr>
-          <w:rFonts w:ascii="맑은 고딕" w:hAnsi="맑은 고딕" w:eastAsia="맑은 고딕"/>
-          <w:b w:val="0"/>
-          <w:sz w:val="17"/>
-          <w:u w:val="single"/>
-        </w:rPr>
-        <w:t>organic</w:t>
-      </w:r>
-      <w:r>
-        <w:rPr>
-          <w:rFonts w:ascii="맑은 고딕" w:hAnsi="맑은 고딕" w:eastAsia="맑은 고딕"/>
-          <w:b w:val="0"/>
-          <w:sz w:val="17"/>
-          <w:u w:val="none"/>
-        </w:rPr>
-        <w:t xml:space="preserve"> chemistry, could not have started. The universe was not designed for us to evolve, we have no privileged position in the universe; however, the laws and constants of physics ⑤</w:t>
-      </w:r>
-      <w:r>
-        <w:rPr>
-          <w:rFonts w:ascii="맑은 고딕" w:hAnsi="맑은 고딕" w:eastAsia="맑은 고딕"/>
-          <w:b w:val="0"/>
-          <w:sz w:val="17"/>
-          <w:u w:val="single"/>
-        </w:rPr>
-        <w:t>allowed</w:t>
-      </w:r>
-      <w:r>
-        <w:rPr>
-          <w:rFonts w:ascii="맑은 고딕" w:hAnsi="맑은 고딕" w:eastAsia="맑은 고딕"/>
-          <w:b w:val="0"/>
-          <w:sz w:val="17"/>
-          <w:u w:val="none"/>
-        </w:rPr>
-        <w:t xml:space="preserve"> advanced life to evolve.</w:t>
-      </w:r>
-    </w:p>
-    <w:p>
-      <w:pPr>
-        <w:keepNext/>
-        <w:spacing w:before="80" w:after="20" w:line="276" w:lineRule="auto"/>
-        <w:snapToGrid w:val="0"/>
-      </w:pPr>
-      <w:r>
-        <w:rPr>
-          <w:rFonts w:ascii="맑은 고딕" w:hAnsi="맑은 고딕" w:eastAsia="맑은 고딕"/>
-          <w:b/>
-          <w:sz w:val="17"/>
-          <w:u w:val="none"/>
-        </w:rPr>
-        <w:t>24-5.</w:t>
-      </w:r>
-      <w:r>
-        <w:rPr>
-          <w:rFonts w:ascii="맑은 고딕" w:hAnsi="맑은 고딕" w:eastAsia="맑은 고딕"/>
-          <w:b w:val="0"/>
-          <w:sz w:val="17"/>
-          <w:u w:val="none"/>
-        </w:rPr>
-        <w:t xml:space="preserve"> 다음 글에 대한 &lt;보기&gt;의 설명 중 옳은 것만을 </w:t>
-      </w:r>
-      <w:r>
-        <w:rPr>
-          <w:rFonts w:ascii="맑은 고딕" w:hAnsi="맑은 고딕" w:eastAsia="맑은 고딕"/>
-          <w:b/>
-          <w:sz w:val="17"/>
-          <w:u w:val="none"/>
-        </w:rPr>
-        <w:t>있는 대로</w:t>
-      </w:r>
-      <w:r>
-        <w:rPr>
-          <w:rFonts w:ascii="맑은 고딕" w:hAnsi="맑은 고딕" w:eastAsia="맑은 고딕"/>
-          <w:b w:val="0"/>
-          <w:sz w:val="17"/>
-          <w:u w:val="none"/>
-        </w:rPr>
-        <w:t xml:space="preserve"> 고른 것은? [3.3점]</w:t>
+        <w:t xml:space="preserve"> 것은? [3.0점]</w:t>
       </w:r>
     </w:p>
     <w:p>
@@ -2132,7 +2514,130 @@
           <w:sz w:val="17"/>
           <w:u w:val="none"/>
         </w:rPr>
-        <w:t>The laws and constants of physics take very precise forms and values, and life depends on that precision. ⓐ</w:t>
+        <w:t>The laws and constants of physics and the fundamental forces in our universe have very precise forms and values. This means that, if they were only very slightly different, life would not have been possible. For instance, the precise value of gravity has enabled our universe to arise by permitting the aggregation of dust and gas particles to proto-stars around which planets later came to orbit, including the Earth around the Sun. If the value of the electron had been ever so slightly larger or smaller, chemistry, as we know it, would not have been possible and life, which is based on organic chemistry, could not have started. The universe was not designed for us to evolve, we have no privileged position in the universe; however, the laws and constants of physics allowed advanced life to evolve.</w:t>
+      </w:r>
+    </w:p>
+    <w:p>
+      <w:pPr>
+        <w:spacing w:before="0" w:after="0" w:line="269" w:lineRule="auto"/>
+        <w:ind w:left="180" w:hanging="180"/>
+        <w:snapToGrid w:val="0"/>
+      </w:pPr>
+      <w:r>
+        <w:rPr>
+          <w:rFonts w:ascii="맑은 고딕" w:hAnsi="맑은 고딕" w:eastAsia="맑은 고딕"/>
+          <w:b w:val="0"/>
+          <w:sz w:val="17"/>
+          <w:u w:val="none"/>
+        </w:rPr>
+        <w:t>① 민지: 중력의 값이 조금만 달랐어도 지구 같은 행성은 생기지 못했을 수 있겠네.</w:t>
+      </w:r>
+    </w:p>
+    <w:p>
+      <w:pPr>
+        <w:spacing w:before="0" w:after="0" w:line="269" w:lineRule="auto"/>
+        <w:ind w:left="180" w:hanging="180"/>
+        <w:snapToGrid w:val="0"/>
+      </w:pPr>
+      <w:r>
+        <w:rPr>
+          <w:rFonts w:ascii="맑은 고딕" w:hAnsi="맑은 고딕" w:eastAsia="맑은 고딕"/>
+          <w:b w:val="0"/>
+          <w:sz w:val="17"/>
+          <w:u w:val="none"/>
+        </w:rPr>
+        <w:t>② 준호: 필자는 물리 법칙이 생명의 진화를 ‘허용’했다고 보지, 우리를 위해 ‘설계’됐다고 보지 않아.</w:t>
+      </w:r>
+    </w:p>
+    <w:p>
+      <w:pPr>
+        <w:spacing w:before="0" w:after="0" w:line="269" w:lineRule="auto"/>
+        <w:ind w:left="180" w:hanging="180"/>
+        <w:snapToGrid w:val="0"/>
+      </w:pPr>
+      <w:r>
+        <w:rPr>
+          <w:rFonts w:ascii="맑은 고딕" w:hAnsi="맑은 고딕" w:eastAsia="맑은 고딕"/>
+          <w:b w:val="0"/>
+          <w:sz w:val="17"/>
+          <w:u w:val="none"/>
+        </w:rPr>
+        <w:t>③ 서연: 전자의 예는 화학이 무너지면 유기화학에 기반한 생명도 시작될 수 없다는 걸 보여 주는 거야.</w:t>
+      </w:r>
+    </w:p>
+    <w:p>
+      <w:pPr>
+        <w:spacing w:before="0" w:after="0" w:line="269" w:lineRule="auto"/>
+        <w:ind w:left="180" w:hanging="180"/>
+        <w:snapToGrid w:val="0"/>
+      </w:pPr>
+      <w:r>
+        <w:rPr>
+          <w:rFonts w:ascii="맑은 고딕" w:hAnsi="맑은 고딕" w:eastAsia="맑은 고딕"/>
+          <w:b w:val="0"/>
+          <w:sz w:val="17"/>
+          <w:u w:val="none"/>
+        </w:rPr>
+        <w:t>④ 도윤: 이 글의 출발점은 물리 상수들이 매우 정밀한 값을 가진다는 사실이야.</w:t>
+      </w:r>
+    </w:p>
+    <w:p>
+      <w:pPr>
+        <w:spacing w:before="0" w:after="0" w:line="269" w:lineRule="auto"/>
+        <w:ind w:left="180" w:hanging="180"/>
+        <w:snapToGrid w:val="0"/>
+      </w:pPr>
+      <w:r>
+        <w:rPr>
+          <w:rFonts w:ascii="맑은 고딕" w:hAnsi="맑은 고딕" w:eastAsia="맑은 고딕"/>
+          <w:b w:val="0"/>
+          <w:sz w:val="17"/>
+          <w:u w:val="none"/>
+        </w:rPr>
+        <w:t>⑤ 하은: 결국 우주는 인간이 진화하도록 정해져 있었으니, 인간은 우주에서 특별한 위치를 차지하는 거구나.</w:t>
+      </w:r>
+    </w:p>
+    <w:p>
+      <w:pPr>
+        <w:keepNext/>
+        <w:spacing w:before="80" w:after="40" w:line="276" w:lineRule="auto"/>
+        <w:snapToGrid w:val="0"/>
+        <w:shd w:val="clear" w:color="auto" w:fill="8A3A12"/>
+      </w:pPr>
+      <w:r>
+        <w:rPr>
+          <w:rFonts w:ascii="맑은 고딕" w:hAnsi="맑은 고딕" w:eastAsia="맑은 고딕"/>
+          <w:b/>
+          <w:color w:val="FFFFFF"/>
+          <w:sz w:val="17"/>
+          <w:u w:val="none"/>
+        </w:rPr>
+        <w:t>서답형  24-서1 ~ 24-서2</w:t>
+      </w:r>
+    </w:p>
+    <w:p>
+      <w:pPr>
+        <w:keepNext/>
+        <w:spacing w:before="80" w:after="20" w:line="276" w:lineRule="auto"/>
+        <w:snapToGrid w:val="0"/>
+      </w:pPr>
+      <w:r>
+        <w:rPr>
+          <w:rFonts w:ascii="맑은 고딕" w:hAnsi="맑은 고딕" w:eastAsia="맑은 고딕"/>
+          <w:b/>
+          <w:sz w:val="17"/>
+          <w:u w:val="none"/>
+        </w:rPr>
+        <w:t>24-서1.</w:t>
+      </w:r>
+      <w:r>
+        <w:rPr>
+          <w:rFonts w:ascii="맑은 고딕" w:hAnsi="맑은 고딕" w:eastAsia="맑은 고딕"/>
+          <w:b w:val="0"/>
+          <w:sz w:val="17"/>
+          <w:u w:val="none"/>
+        </w:rPr>
+        <w:t xml:space="preserve"> 다음 글의 내용을 요약하고자 한다. 빈칸 (1)~(3)에 들어갈 말을 본문에서 찾아 </w:t>
       </w:r>
       <w:r>
         <w:rPr>
@@ -2141,7 +2646,7 @@
           <w:sz w:val="17"/>
           <w:u w:val="single"/>
         </w:rPr>
-        <w:t>Were they only slightly different, we would not be here to notice</w:t>
+        <w:t>반드시 변형하여</w:t>
       </w:r>
       <w:r>
         <w:rPr>
@@ -2150,17 +2655,22 @@
           <w:sz w:val="17"/>
           <w:u w:val="none"/>
         </w:rPr>
-        <w:t>. Gravity, for example, has exactly the strength needed to pull dust and gas together into the early stars, ⓑ</w:t>
-      </w:r>
-      <w:r>
-        <w:rPr>
-          <w:rFonts w:ascii="맑은 고딕" w:hAnsi="맑은 고딕" w:eastAsia="맑은 고딕"/>
-          <w:b/>
-          <w:sz w:val="17"/>
-          <w:u w:val="none"/>
-        </w:rPr>
-        <w:t>[ without which / without them ]</w:t>
-      </w:r>
+        <w:t xml:space="preserve"> 쓰시오. (한 칸에 한 단어) [각 1점, 총 3점] [3.0점]</w:t>
+      </w:r>
+    </w:p>
+    <w:p>
+      <w:pPr>
+        <w:spacing w:before="0" w:after="60" w:line="288" w:lineRule="auto"/>
+        <w:ind w:left="40"/>
+        <w:snapToGrid w:val="0"/>
+        <w:pBdr>
+          <w:top w:val="single" w:sz="4" w:space="2" w:color="999999"/>
+          <w:left w:val="single" w:sz="4" w:space="2" w:color="999999"/>
+          <w:bottom w:val="single" w:sz="4" w:space="2" w:color="999999"/>
+          <w:right w:val="single" w:sz="4" w:space="2" w:color="999999"/>
+        </w:pBdr>
+        <w:shd w:val="clear" w:color="auto" w:fill="F6F3EA"/>
+      </w:pPr>
       <w:r>
         <w:rPr>
           <w:rFonts w:ascii="맑은 고딕" w:hAnsi="맑은 고딕" w:eastAsia="맑은 고딕"/>
@@ -2168,7 +2678,30 @@
           <w:sz w:val="17"/>
           <w:u w:val="none"/>
         </w:rPr>
-        <w:t xml:space="preserve"> planets such as the Earth could never have formed. Had the value of the electron been a little larger or smaller, organic chemistry, and with it life, could never have started. None of this shows that the universe was made for us; it shows only that its laws let advanced life evolve.</w:t>
+        <w:t>The laws and constants of physics and the fundamental forces in our universe have very precise forms and values. This means that, if they were only very slightly different, life would not have been possible. For instance, the precise value of gravity has enabled our universe to arise by permitting the aggregation of dust and gas particles to proto-stars around which planets later came to orbit, including the Earth around the Sun. If the value of the electron had been ever so slightly larger or smaller, chemistry, as we know it, would not have been possible and life, which is based on organic chemistry, could not have started. The universe was not designed for us to evolve, we have no privileged position in the universe; however, the laws and constants of physics allowed advanced life to evolve.</w:t>
+      </w:r>
+    </w:p>
+    <w:p>
+      <w:pPr>
+        <w:spacing w:before="0" w:after="60" w:line="288" w:lineRule="auto"/>
+        <w:ind w:left="40"/>
+        <w:snapToGrid w:val="0"/>
+        <w:pBdr>
+          <w:top w:val="single" w:sz="4" w:space="2" w:color="C99B4E"/>
+          <w:left w:val="single" w:sz="4" w:space="2" w:color="C99B4E"/>
+          <w:bottom w:val="single" w:sz="4" w:space="2" w:color="C99B4E"/>
+          <w:right w:val="single" w:sz="4" w:space="2" w:color="C99B4E"/>
+        </w:pBdr>
+        <w:shd w:val="clear" w:color="auto" w:fill="FFF8E1"/>
+      </w:pPr>
+      <w:r>
+        <w:rPr>
+          <w:rFonts w:ascii="맑은 고딕" w:hAnsi="맑은 고딕" w:eastAsia="맑은 고딕"/>
+          <w:b w:val="0"/>
+          <w:sz w:val="17"/>
+          <w:u w:val="none"/>
+        </w:rPr>
+        <w:t>The constants of physics are (1) ________ set, so even a tiny (2) ________ in their values would have made life (3) ________ — though they were not designed for us.</w:t>
       </w:r>
     </w:p>
     <w:p>
@@ -2191,7 +2724,30 @@
           <w:sz w:val="17"/>
           <w:u w:val="none"/>
         </w:rPr>
-        <w:t>&lt;보 기&gt;</w:t>
+        <w:t>&lt;조 건&gt;</w:t>
+      </w:r>
+    </w:p>
+    <w:p>
+      <w:pPr>
+        <w:spacing w:before="0" w:after="0" w:line="288" w:lineRule="auto"/>
+        <w:ind w:left="40"/>
+        <w:snapToGrid w:val="0"/>
+        <w:pBdr>
+          <w:top w:val="single" w:sz="4" w:space="2" w:color="9B6BD0"/>
+          <w:left w:val="single" w:sz="4" w:space="2" w:color="9B6BD0"/>
+          <w:bottom w:val="single" w:sz="4" w:space="2" w:color="9B6BD0"/>
+          <w:right w:val="single" w:sz="4" w:space="2" w:color="9B6BD0"/>
+        </w:pBdr>
+        <w:shd w:val="clear" w:color="auto" w:fill="FAF5FF"/>
+      </w:pPr>
+      <w:r>
+        <w:rPr>
+          <w:rFonts w:ascii="맑은 고딕" w:hAnsi="맑은 고딕" w:eastAsia="맑은 고딕"/>
+          <w:b w:val="0"/>
+          <w:sz w:val="17"/>
+          <w:u w:val="none"/>
+        </w:rPr>
+        <w:t>1. 본문의 단어를 반드시 변형(품사·어형)하여 쓸 것 — 본문 형태 그대로 쓰면 0점</w:t>
       </w:r>
     </w:p>
     <w:p>
@@ -2214,13 +2770,12 @@
           <w:sz w:val="17"/>
           <w:u w:val="none"/>
         </w:rPr>
-        <w:t>(A) 윗글에서 gravity와 the value of the electron은 모두 ‘값이 정밀해야 생명이 가능하다’는 주장의 사례로 쓰였다.</w:t>
+        <w:t>2. 답안지에 소문항 번호를 정확하게 기입할 것  예) 1-(1) 1-(2) 1-(3)</w:t>
       </w:r>
     </w:p>
     <w:p>
       <w:pPr>
-        <w:spacing w:before="0" w:after="20" w:line="276" w:lineRule="auto"/>
-        <w:ind w:left="80"/>
+        <w:spacing w:before="0" w:after="40" w:line="360" w:lineRule="auto"/>
         <w:snapToGrid w:val="0"/>
       </w:pPr>
       <w:r>
@@ -2230,7 +2785,7 @@
           <w:sz w:val="17"/>
           <w:u w:val="none"/>
         </w:rPr>
-        <w:t>① (A), (B)    ② (A), (C)    ③ (C), (D)    ④ (A), (C), (D)    ⑤ (B), (C), (D)</w:t>
+        <w:t>(1) ______________   (2) ______________   (3) ______________</w:t>
       </w:r>
     </w:p>
     <w:p>
@@ -2246,7 +2801,7 @@
           <w:sz w:val="17"/>
           <w:u w:val="none"/>
         </w:rPr>
-        <w:t>24-6.</w:t>
+        <w:t>24-서2.</w:t>
       </w:r>
       <w:r>
         <w:rPr>
@@ -2255,25 +2810,7 @@
           <w:sz w:val="17"/>
           <w:u w:val="none"/>
         </w:rPr>
-        <w:t xml:space="preserve"> 다음 글의 내용과 일치하지 </w:t>
-      </w:r>
-      <w:r>
-        <w:rPr>
-          <w:rFonts w:ascii="맑은 고딕" w:hAnsi="맑은 고딕" w:eastAsia="맑은 고딕"/>
-          <w:b/>
-          <w:sz w:val="17"/>
-          <w:u w:val="none"/>
-        </w:rPr>
-        <w:t>않는</w:t>
-      </w:r>
-      <w:r>
-        <w:rPr>
-          <w:rFonts w:ascii="맑은 고딕" w:hAnsi="맑은 고딕" w:eastAsia="맑은 고딕"/>
-          <w:b w:val="0"/>
-          <w:sz w:val="17"/>
-          <w:u w:val="none"/>
-        </w:rPr>
-        <w:t xml:space="preserve"> 것은? [2.7점]</w:t>
+        <w:t xml:space="preserve"> 다음 글의 밑줄 친 부분과 같은 뜻이 되도록 &lt;보기&gt;의 표현을 모두 사용하여 &lt;조건&gt;에 맞게 영작하시오. [3점] [3.0점]</w:t>
       </w:r>
     </w:p>
     <w:p>
@@ -2294,17 +2831,42 @@
           <w:rFonts w:ascii="맑은 고딕" w:hAnsi="맑은 고딕" w:eastAsia="맑은 고딕"/>
           <w:b w:val="0"/>
           <w:sz w:val="17"/>
-          <w:u w:val="none"/>
-        </w:rPr>
-        <w:t>The laws and constants of physics and the fundamental forces in our universe have very precise forms and values; if they were only very slightly different, life would not have been possible. The precise value of gravity, for instance, made it possible for dust and gas particles to gather into proto-stars around which planets later came to orbit. If the value of the electron had been ever so slightly larger or smaller, chemistry, as we know it, would not have been possible, and life, which is based on organic chemistry, could not have started. The universe was not designed for us to evolve; the laws and constants of physics simply allowed advanced life to evolve.</w:t>
+          <w:u w:val="single"/>
+        </w:rPr>
+        <w:t>If the value of the electron had been ever so slightly larger or smaller, chemistry, as we know it, would not have been possible</w:t>
+      </w:r>
+      <w:r>
+        <w:rPr>
+          <w:rFonts w:ascii="맑은 고딕" w:hAnsi="맑은 고딕" w:eastAsia="맑은 고딕"/>
+          <w:b w:val="0"/>
+          <w:sz w:val="17"/>
+          <w:u w:val="none"/>
+        </w:rPr>
+        <w:t xml:space="preserve"> and life, which is based on organic chemistry, could not have started.</w:t>
       </w:r>
     </w:p>
     <w:p>
       <w:pPr>
-        <w:spacing w:before="0" w:after="0" w:line="269" w:lineRule="auto"/>
-        <w:ind w:left="180" w:hanging="180"/>
+        <w:spacing w:before="0" w:after="60" w:line="288" w:lineRule="auto"/>
+        <w:ind w:left="40"/>
         <w:snapToGrid w:val="0"/>
-      </w:pPr>
+        <w:pBdr>
+          <w:top w:val="single" w:sz="4" w:space="2" w:color="9B6BD0"/>
+          <w:left w:val="single" w:sz="4" w:space="2" w:color="9B6BD0"/>
+          <w:bottom w:val="single" w:sz="4" w:space="2" w:color="9B6BD0"/>
+          <w:right w:val="single" w:sz="4" w:space="2" w:color="9B6BD0"/>
+        </w:pBdr>
+        <w:shd w:val="clear" w:color="auto" w:fill="FAF5FF"/>
+      </w:pPr>
+      <w:r>
+        <w:rPr>
+          <w:rFonts w:ascii="맑은 고딕" w:hAnsi="맑은 고딕" w:eastAsia="맑은 고딕"/>
+          <w:b/>
+          <w:sz w:val="17"/>
+          <w:u w:val="none"/>
+        </w:rPr>
+        <w:t>&lt;보 기&gt;</w:t>
+      </w:r>
       <w:r>
         <w:rPr>
           <w:rFonts w:ascii="맑은 고딕" w:hAnsi="맑은 고딕" w:eastAsia="맑은 고딕"/>
@@ -2312,14 +2874,44 @@
           <w:sz w:val="17"/>
           <w:u w:val="none"/>
         </w:rPr>
-        <w:t>① The forms and values of physical laws and constants are very precise.</w:t>
+        <w:t xml:space="preserve"> had / the value of the electron / been / ever so slightly / larger or smaller / chemistry / as we know it / would not / have been / possible</w:t>
       </w:r>
     </w:p>
     <w:p>
       <w:pPr>
-        <w:spacing w:before="0" w:after="0" w:line="269" w:lineRule="auto"/>
-        <w:ind w:left="180" w:hanging="180"/>
+        <w:spacing w:before="0" w:after="0" w:line="288" w:lineRule="auto"/>
+        <w:ind w:left="40"/>
         <w:snapToGrid w:val="0"/>
+        <w:pBdr>
+          <w:top w:val="single" w:sz="4" w:space="2" w:color="9B6BD0"/>
+          <w:left w:val="single" w:sz="4" w:space="2" w:color="9B6BD0"/>
+          <w:bottom w:val="single" w:sz="4" w:space="2" w:color="9B6BD0"/>
+          <w:right w:val="single" w:sz="4" w:space="2" w:color="9B6BD0"/>
+        </w:pBdr>
+        <w:shd w:val="clear" w:color="auto" w:fill="FAF5FF"/>
+      </w:pPr>
+      <w:r>
+        <w:rPr>
+          <w:rFonts w:ascii="맑은 고딕" w:hAnsi="맑은 고딕" w:eastAsia="맑은 고딕"/>
+          <w:b/>
+          <w:sz w:val="17"/>
+          <w:u w:val="none"/>
+        </w:rPr>
+        <w:t>&lt;조 건&gt;</w:t>
+      </w:r>
+    </w:p>
+    <w:p>
+      <w:pPr>
+        <w:spacing w:before="0" w:after="0" w:line="288" w:lineRule="auto"/>
+        <w:ind w:left="40"/>
+        <w:snapToGrid w:val="0"/>
+        <w:pBdr>
+          <w:top w:val="single" w:sz="4" w:space="2" w:color="9B6BD0"/>
+          <w:left w:val="single" w:sz="4" w:space="2" w:color="9B6BD0"/>
+          <w:bottom w:val="single" w:sz="4" w:space="2" w:color="9B6BD0"/>
+          <w:right w:val="single" w:sz="4" w:space="2" w:color="9B6BD0"/>
+        </w:pBdr>
+        <w:shd w:val="clear" w:color="auto" w:fill="FAF5FF"/>
       </w:pPr>
       <w:r>
         <w:rPr>
@@ -2328,14 +2920,21 @@
           <w:sz w:val="17"/>
           <w:u w:val="none"/>
         </w:rPr>
-        <w:t>② Gravity made it possible for dust and gas to gather into proto-stars.</w:t>
+        <w:t>1. &lt;보기&gt;의 표현을 모두 한 번씩만 사용할 것</w:t>
       </w:r>
     </w:p>
     <w:p>
       <w:pPr>
-        <w:spacing w:before="0" w:after="0" w:line="269" w:lineRule="auto"/>
-        <w:ind w:left="180" w:hanging="180"/>
+        <w:spacing w:before="0" w:after="0" w:line="288" w:lineRule="auto"/>
+        <w:ind w:left="40"/>
         <w:snapToGrid w:val="0"/>
+        <w:pBdr>
+          <w:top w:val="single" w:sz="4" w:space="2" w:color="9B6BD0"/>
+          <w:left w:val="single" w:sz="4" w:space="2" w:color="9B6BD0"/>
+          <w:bottom w:val="single" w:sz="4" w:space="2" w:color="9B6BD0"/>
+          <w:right w:val="single" w:sz="4" w:space="2" w:color="9B6BD0"/>
+        </w:pBdr>
+        <w:shd w:val="clear" w:color="auto" w:fill="FAF5FF"/>
       </w:pPr>
       <w:r>
         <w:rPr>
@@ -2344,14 +2943,21 @@
           <w:sz w:val="17"/>
           <w:u w:val="none"/>
         </w:rPr>
-        <w:t>③ A slightly different value of the electron would have ruled out chemistry as we know it.</w:t>
+        <w:t>2. 어형을 바꾸지 말고 다른 단어를 추가하지 말 것</w:t>
       </w:r>
     </w:p>
     <w:p>
       <w:pPr>
-        <w:spacing w:before="0" w:after="0" w:line="269" w:lineRule="auto"/>
-        <w:ind w:left="180" w:hanging="180"/>
+        <w:spacing w:before="0" w:after="0" w:line="288" w:lineRule="auto"/>
+        <w:ind w:left="40"/>
         <w:snapToGrid w:val="0"/>
+        <w:pBdr>
+          <w:top w:val="single" w:sz="4" w:space="2" w:color="9B6BD0"/>
+          <w:left w:val="single" w:sz="4" w:space="2" w:color="9B6BD0"/>
+          <w:bottom w:val="single" w:sz="4" w:space="2" w:color="9B6BD0"/>
+          <w:right w:val="single" w:sz="4" w:space="2" w:color="9B6BD0"/>
+        </w:pBdr>
+        <w:shd w:val="clear" w:color="auto" w:fill="FAF5FF"/>
       </w:pPr>
       <w:r>
         <w:rPr>
@@ -2360,14 +2966,21 @@
           <w:sz w:val="17"/>
           <w:u w:val="none"/>
         </w:rPr>
-        <w:t>④ According to the passage, organic chemistry depends on the existence of life.</w:t>
+        <w:t>3. if를 생략한 도치 구문으로 쓸 것(Had로 시작)</w:t>
       </w:r>
     </w:p>
     <w:p>
       <w:pPr>
-        <w:spacing w:before="0" w:after="0" w:line="269" w:lineRule="auto"/>
-        <w:ind w:left="180" w:hanging="180"/>
+        <w:spacing w:before="0" w:after="0" w:line="288" w:lineRule="auto"/>
+        <w:ind w:left="40"/>
         <w:snapToGrid w:val="0"/>
+        <w:pBdr>
+          <w:top w:val="single" w:sz="4" w:space="2" w:color="9B6BD0"/>
+          <w:left w:val="single" w:sz="4" w:space="2" w:color="9B6BD0"/>
+          <w:bottom w:val="single" w:sz="4" w:space="2" w:color="9B6BD0"/>
+          <w:right w:val="single" w:sz="4" w:space="2" w:color="9B6BD0"/>
+        </w:pBdr>
+        <w:shd w:val="clear" w:color="auto" w:fill="FAF5FF"/>
       </w:pPr>
       <w:r>
         <w:rPr>
@@ -2376,7 +2989,63 @@
           <w:sz w:val="17"/>
           <w:u w:val="none"/>
         </w:rPr>
-        <w:t>⑤ The laws and constants of physics made the evolution of advanced life possible.</w:t>
+        <w:t>4. 총 23단어로 쓸 것(쉼표 제외)</w:t>
+      </w:r>
+    </w:p>
+    <w:p>
+      <w:pPr>
+        <w:spacing w:before="0" w:after="60" w:line="288" w:lineRule="auto"/>
+        <w:ind w:left="40"/>
+        <w:snapToGrid w:val="0"/>
+        <w:pBdr>
+          <w:top w:val="single" w:sz="4" w:space="2" w:color="9B6BD0"/>
+          <w:left w:val="single" w:sz="4" w:space="2" w:color="9B6BD0"/>
+          <w:bottom w:val="single" w:sz="4" w:space="2" w:color="9B6BD0"/>
+          <w:right w:val="single" w:sz="4" w:space="2" w:color="9B6BD0"/>
+        </w:pBdr>
+        <w:shd w:val="clear" w:color="auto" w:fill="FAF5FF"/>
+      </w:pPr>
+      <w:r>
+        <w:rPr>
+          <w:rFonts w:ascii="맑은 고딕" w:hAnsi="맑은 고딕" w:eastAsia="맑은 고딕"/>
+          <w:b w:val="0"/>
+          <w:sz w:val="17"/>
+          <w:u w:val="none"/>
+        </w:rPr>
+        <w:t>5. 답안지에 소문항 번호를 정확하게 기입할 것</w:t>
+      </w:r>
+    </w:p>
+    <w:p>
+      <w:pPr>
+        <w:spacing w:before="0" w:after="40" w:line="360" w:lineRule="auto"/>
+        <w:snapToGrid w:val="0"/>
+      </w:pPr>
+      <w:r>
+        <w:rPr>
+          <w:rFonts w:ascii="맑은 고딕" w:hAnsi="맑은 고딕" w:eastAsia="맑은 고딕"/>
+          <w:b w:val="0"/>
+          <w:sz w:val="17"/>
+          <w:u w:val="none"/>
+        </w:rPr>
+        <w:t>⇒ Had ______________________________________________________________ .</w:t>
+      </w:r>
+    </w:p>
+    <w:p>
+      <w:pPr>
+        <w:keepNext/>
+        <w:spacing w:before="80" w:after="40" w:line="276" w:lineRule="auto"/>
+        <w:snapToGrid w:val="0"/>
+        <w:shd w:val="clear" w:color="auto" w:fill="6B21A8"/>
+      </w:pPr>
+      <w:r>
+        <w:rPr>
+          <w:rFonts w:ascii="맑은 고딕" w:hAnsi="맑은 고딕" w:eastAsia="맑은 고딕"/>
+          <w:b/>
+          <w:color w:val="FFFFFF"/>
+          <w:sz w:val="17"/>
+          <w:u w:val="none"/>
+        </w:rPr>
+        <w:t>[지문 구조]  ※ 앞 문항을 모두 푼 뒤에 풀 것</w:t>
       </w:r>
     </w:p>
     <w:p>
@@ -2392,7 +3061,7 @@
           <w:sz w:val="17"/>
           <w:u w:val="none"/>
         </w:rPr>
-        <w:t>24-7.</w:t>
+        <w:t>24-8.</w:t>
       </w:r>
       <w:r>
         <w:rPr>
@@ -2401,7 +3070,76 @@
           <w:sz w:val="17"/>
           <w:u w:val="none"/>
         </w:rPr>
-        <w:t xml:space="preserve"> 다음 글의 내용을 한 문장으로 요약하고자 한다. 빈칸 (A), (B)에 들어갈 말로 가장 적절한 것은? [3.0점]</w:t>
+        <w:t xml:space="preserve"> 주어진 글 다음에 이어질 글의 순서로 가장 적절한 것은? [2.7점]</w:t>
+      </w:r>
+    </w:p>
+    <w:p>
+      <w:pPr>
+        <w:spacing w:before="0" w:after="60" w:line="288" w:lineRule="auto"/>
+        <w:ind w:left="40"/>
+        <w:snapToGrid w:val="0"/>
+        <w:pBdr>
+          <w:top w:val="single" w:sz="4" w:space="2" w:color="C99B4E"/>
+          <w:left w:val="single" w:sz="4" w:space="2" w:color="C99B4E"/>
+          <w:bottom w:val="single" w:sz="4" w:space="2" w:color="C99B4E"/>
+          <w:right w:val="single" w:sz="4" w:space="2" w:color="C99B4E"/>
+        </w:pBdr>
+        <w:shd w:val="clear" w:color="auto" w:fill="FFF8E1"/>
+      </w:pPr>
+      <w:r>
+        <w:rPr>
+          <w:rFonts w:ascii="맑은 고딕" w:hAnsi="맑은 고딕" w:eastAsia="맑은 고딕"/>
+          <w:b w:val="0"/>
+          <w:sz w:val="17"/>
+          <w:u w:val="none"/>
+        </w:rPr>
+        <w:t>The laws and constants of physics and the fundamental forces in our universe have very precise forms and values.</w:t>
+      </w:r>
+    </w:p>
+    <w:p>
+      <w:pPr>
+        <w:spacing w:before="0" w:after="0" w:line="288" w:lineRule="auto"/>
+        <w:ind w:left="40"/>
+        <w:snapToGrid w:val="0"/>
+        <w:pBdr>
+          <w:top w:val="single" w:sz="4" w:space="2" w:color="999999"/>
+          <w:left w:val="single" w:sz="4" w:space="2" w:color="999999"/>
+          <w:bottom w:val="single" w:sz="4" w:space="2" w:color="999999"/>
+          <w:right w:val="single" w:sz="4" w:space="2" w:color="999999"/>
+        </w:pBdr>
+        <w:shd w:val="clear" w:color="auto" w:fill="F6F3EA"/>
+      </w:pPr>
+      <w:r>
+        <w:rPr>
+          <w:rFonts w:ascii="맑은 고딕" w:hAnsi="맑은 고딕" w:eastAsia="맑은 고딕"/>
+          <w:b w:val="0"/>
+          <w:sz w:val="17"/>
+          <w:u w:val="none"/>
+        </w:rPr>
+        <w:t>(A) For instance, the precise value of gravity has enabled our universe to arise by permitting the aggregation of dust and gas particles to proto-stars around which planets later came to orbit, including the Earth around the Sun.</w:t>
+      </w:r>
+    </w:p>
+    <w:p>
+      <w:pPr>
+        <w:spacing w:before="0" w:after="0" w:line="288" w:lineRule="auto"/>
+        <w:ind w:left="40"/>
+        <w:snapToGrid w:val="0"/>
+        <w:pBdr>
+          <w:top w:val="single" w:sz="4" w:space="2" w:color="999999"/>
+          <w:left w:val="single" w:sz="4" w:space="2" w:color="999999"/>
+          <w:bottom w:val="single" w:sz="4" w:space="2" w:color="999999"/>
+          <w:right w:val="single" w:sz="4" w:space="2" w:color="999999"/>
+        </w:pBdr>
+        <w:shd w:val="clear" w:color="auto" w:fill="F6F3EA"/>
+      </w:pPr>
+      <w:r>
+        <w:rPr>
+          <w:rFonts w:ascii="맑은 고딕" w:hAnsi="맑은 고딕" w:eastAsia="맑은 고딕"/>
+          <w:b w:val="0"/>
+          <w:sz w:val="17"/>
+          <w:u w:val="none"/>
+        </w:rPr>
+        <w:t>(B) This means that, if they were only very slightly different, life would not have been possible.</w:t>
       </w:r>
     </w:p>
     <w:p>
@@ -2424,30 +3162,7 @@
           <w:sz w:val="17"/>
           <w:u w:val="none"/>
         </w:rPr>
-        <w:t>The forms and values of the laws, constants, and fundamental forces of physics are very precise. If they were only very slightly different, life would not have been possible: without the precise value of gravity, dust and gas could not have gathered into the stars around which planets orbit, and with a slightly larger or smaller value of the electron, the organic chemistry on which life is based could not have existed. Still, the universe was not designed for us to evolve, and we hold no privileged position in it. The laws and constants of physics merely allowed advanced life to evolve.</w:t>
-      </w:r>
-    </w:p>
-    <w:p>
-      <w:pPr>
-        <w:spacing w:before="0" w:after="60" w:line="288" w:lineRule="auto"/>
-        <w:ind w:left="40"/>
-        <w:snapToGrid w:val="0"/>
-        <w:pBdr>
-          <w:top w:val="single" w:sz="4" w:space="2" w:color="C99B4E"/>
-          <w:left w:val="single" w:sz="4" w:space="2" w:color="C99B4E"/>
-          <w:bottom w:val="single" w:sz="4" w:space="2" w:color="C99B4E"/>
-          <w:right w:val="single" w:sz="4" w:space="2" w:color="C99B4E"/>
-        </w:pBdr>
-        <w:shd w:val="clear" w:color="auto" w:fill="FFF8E1"/>
-      </w:pPr>
-      <w:r>
-        <w:rPr>
-          <w:rFonts w:ascii="맑은 고딕" w:hAnsi="맑은 고딕" w:eastAsia="맑은 고딕"/>
-          <w:b w:val="0"/>
-          <w:sz w:val="17"/>
-          <w:u w:val="none"/>
-        </w:rPr>
-        <w:t>Advanced life could evolve only because the laws and constants of physics are ______(A)______, but this does not imply that the universe was ______(B)______.</w:t>
+        <w:t>(C) If the value of the electron had been ever so slightly larger or smaller, chemistry, as we know it, would not have been possible and life, which is based on organic chemistry, could not have started. The universe was not designed for us to evolve, we have no privileged position in the universe; however, the laws and constants of physics allowed advanced life to evolve.</w:t>
       </w:r>
     </w:p>
     <w:p>
@@ -2463,7 +3178,7 @@
           <w:sz w:val="17"/>
           <w:u w:val="none"/>
         </w:rPr>
-        <w:t>① (A) exactly what they are  (B) formed purely by accident</w:t>
+        <w:t>① (A) - (C) - (B)</w:t>
       </w:r>
     </w:p>
     <w:p>
@@ -2479,7 +3194,7 @@
           <w:sz w:val="17"/>
           <w:u w:val="none"/>
         </w:rPr>
-        <w:t>② (A) exactly what they are  (B) made with us in mind</w:t>
+        <w:t>② (B) - (A) - (C)</w:t>
       </w:r>
     </w:p>
     <w:p>
@@ -2495,7 +3210,7 @@
           <w:sz w:val="17"/>
           <w:u w:val="none"/>
         </w:rPr>
-        <w:t>③ (A) free to vary over time  (B) made with us in mind</w:t>
+        <w:t>③ (B) - (C) - (A)</w:t>
       </w:r>
     </w:p>
     <w:p>
@@ -2511,7 +3226,7 @@
           <w:sz w:val="17"/>
           <w:u w:val="none"/>
         </w:rPr>
-        <w:t>④ (A) simple enough to measure  (B) older than once believed</w:t>
+        <w:t>④ (C) - (A) - (B)</w:t>
       </w:r>
     </w:p>
     <w:p>
@@ -2527,503 +3242,7 @@
           <w:sz w:val="17"/>
           <w:u w:val="none"/>
         </w:rPr>
-        <w:t>⑤ (A) the same in every region  (B) unsuited to living things</w:t>
-      </w:r>
-    </w:p>
-    <w:p>
-      <w:pPr>
-        <w:keepNext/>
-        <w:spacing w:before="80" w:after="40" w:line="276" w:lineRule="auto"/>
-        <w:snapToGrid w:val="0"/>
-        <w:shd w:val="clear" w:color="auto" w:fill="8A3A12"/>
-      </w:pPr>
-      <w:r>
-        <w:rPr>
-          <w:rFonts w:ascii="맑은 고딕" w:hAnsi="맑은 고딕" w:eastAsia="맑은 고딕"/>
-          <w:b/>
-          <w:color w:val="FFFFFF"/>
-          <w:sz w:val="17"/>
-          <w:u w:val="none"/>
-        </w:rPr>
-        <w:t>서답형  24-서1 ~ 24-서2</w:t>
-      </w:r>
-    </w:p>
-    <w:p>
-      <w:pPr>
-        <w:keepNext/>
-        <w:spacing w:before="80" w:after="20" w:line="276" w:lineRule="auto"/>
-        <w:snapToGrid w:val="0"/>
-      </w:pPr>
-      <w:r>
-        <w:rPr>
-          <w:rFonts w:ascii="맑은 고딕" w:hAnsi="맑은 고딕" w:eastAsia="맑은 고딕"/>
-          <w:b/>
-          <w:sz w:val="17"/>
-          <w:u w:val="none"/>
-        </w:rPr>
-        <w:t>24-서1.</w:t>
-      </w:r>
-      <w:r>
-        <w:rPr>
-          <w:rFonts w:ascii="맑은 고딕" w:hAnsi="맑은 고딕" w:eastAsia="맑은 고딕"/>
-          <w:b w:val="0"/>
-          <w:sz w:val="17"/>
-          <w:u w:val="none"/>
-        </w:rPr>
-        <w:t xml:space="preserve"> 다음 글의 밑줄 친 부분과 의미가 같도록 &lt;조건&gt;에 맞게 아래 문장을 완성하시오. [3.0점]</w:t>
-      </w:r>
-    </w:p>
-    <w:p>
-      <w:pPr>
-        <w:spacing w:before="0" w:after="60" w:line="288" w:lineRule="auto"/>
-        <w:ind w:left="40"/>
-        <w:snapToGrid w:val="0"/>
-        <w:pBdr>
-          <w:top w:val="single" w:sz="4" w:space="2" w:color="999999"/>
-          <w:left w:val="single" w:sz="4" w:space="2" w:color="999999"/>
-          <w:bottom w:val="single" w:sz="4" w:space="2" w:color="999999"/>
-          <w:right w:val="single" w:sz="4" w:space="2" w:color="999999"/>
-        </w:pBdr>
-        <w:shd w:val="clear" w:color="auto" w:fill="F6F3EA"/>
-      </w:pPr>
-      <w:r>
-        <w:rPr>
-          <w:rFonts w:ascii="맑은 고딕" w:hAnsi="맑은 고딕" w:eastAsia="맑은 고딕"/>
-          <w:b w:val="0"/>
-          <w:sz w:val="17"/>
-          <w:u w:val="single"/>
-        </w:rPr>
-        <w:t>If the value of the electron had been</w:t>
-      </w:r>
-      <w:r>
-        <w:rPr>
-          <w:rFonts w:ascii="맑은 고딕" w:hAnsi="맑은 고딕" w:eastAsia="맑은 고딕"/>
-          <w:b w:val="0"/>
-          <w:sz w:val="17"/>
-          <w:u w:val="none"/>
-        </w:rPr>
-        <w:t xml:space="preserve"> ever so slightly larger or smaller, chemistry, as we know it, would not have been possible and life, which is based on organic chemistry, could not have started.</w:t>
-      </w:r>
-    </w:p>
-    <w:p>
-      <w:pPr>
-        <w:spacing w:before="0" w:after="0" w:line="288" w:lineRule="auto"/>
-        <w:ind w:left="40"/>
-        <w:snapToGrid w:val="0"/>
-        <w:pBdr>
-          <w:top w:val="single" w:sz="4" w:space="2" w:color="9B6BD0"/>
-          <w:left w:val="single" w:sz="4" w:space="2" w:color="9B6BD0"/>
-          <w:bottom w:val="single" w:sz="4" w:space="2" w:color="9B6BD0"/>
-          <w:right w:val="single" w:sz="4" w:space="2" w:color="9B6BD0"/>
-        </w:pBdr>
-        <w:shd w:val="clear" w:color="auto" w:fill="FAF5FF"/>
-      </w:pPr>
-      <w:r>
-        <w:rPr>
-          <w:rFonts w:ascii="맑은 고딕" w:hAnsi="맑은 고딕" w:eastAsia="맑은 고딕"/>
-          <w:b/>
-          <w:sz w:val="17"/>
-          <w:u w:val="none"/>
-        </w:rPr>
-        <w:t>&lt;조 건&gt;</w:t>
-      </w:r>
-    </w:p>
-    <w:p>
-      <w:pPr>
-        <w:spacing w:before="0" w:after="60" w:line="288" w:lineRule="auto"/>
-        <w:ind w:left="40"/>
-        <w:snapToGrid w:val="0"/>
-        <w:pBdr>
-          <w:top w:val="single" w:sz="4" w:space="2" w:color="9B6BD0"/>
-          <w:left w:val="single" w:sz="4" w:space="2" w:color="9B6BD0"/>
-          <w:bottom w:val="single" w:sz="4" w:space="2" w:color="9B6BD0"/>
-          <w:right w:val="single" w:sz="4" w:space="2" w:color="9B6BD0"/>
-        </w:pBdr>
-        <w:shd w:val="clear" w:color="auto" w:fill="FAF5FF"/>
-      </w:pPr>
-      <w:r>
-        <w:rPr>
-          <w:rFonts w:ascii="맑은 고딕" w:hAnsi="맑은 고딕" w:eastAsia="맑은 고딕"/>
-          <w:b w:val="0"/>
-          <w:sz w:val="17"/>
-          <w:u w:val="none"/>
-        </w:rPr>
-        <w:t>1. 접속사 If를 쓰지 말 것</w:t>
-      </w:r>
-    </w:p>
-    <w:p>
-      <w:pPr>
-        <w:spacing w:before="0" w:after="40" w:line="360" w:lineRule="auto"/>
-        <w:snapToGrid w:val="0"/>
-      </w:pPr>
-      <w:r>
-        <w:rPr>
-          <w:rFonts w:ascii="맑은 고딕" w:hAnsi="맑은 고딕" w:eastAsia="맑은 고딕"/>
-          <w:b w:val="0"/>
-          <w:sz w:val="17"/>
-          <w:u w:val="none"/>
-        </w:rPr>
-        <w:t>→ ________  ________  ________  ________  ________  ________  ________ ever so slightly larger or smaller, chemistry, as we know it, would not have been possible.</w:t>
-      </w:r>
-    </w:p>
-    <w:p>
-      <w:pPr>
-        <w:keepNext/>
-        <w:spacing w:before="80" w:after="20" w:line="276" w:lineRule="auto"/>
-        <w:snapToGrid w:val="0"/>
-      </w:pPr>
-      <w:r>
-        <w:rPr>
-          <w:rFonts w:ascii="맑은 고딕" w:hAnsi="맑은 고딕" w:eastAsia="맑은 고딕"/>
-          <w:b/>
-          <w:sz w:val="17"/>
-          <w:u w:val="none"/>
-        </w:rPr>
-        <w:t>24-서2.</w:t>
-      </w:r>
-      <w:r>
-        <w:rPr>
-          <w:rFonts w:ascii="맑은 고딕" w:hAnsi="맑은 고딕" w:eastAsia="맑은 고딕"/>
-          <w:b w:val="0"/>
-          <w:sz w:val="17"/>
-          <w:u w:val="none"/>
-        </w:rPr>
-        <w:t xml:space="preserve"> 다음 글의 내용을 요약한 문장의 빈칸 (A)~(C)에 들어갈 말을 &lt;보기&gt;에서 골라 쓰시오. (단, 필요한 경우 어형을 바꾸고, 각 빈칸에 한 단어만 쓸 것) [3.0점]</w:t>
-      </w:r>
-    </w:p>
-    <w:p>
-      <w:pPr>
-        <w:spacing w:before="0" w:after="60" w:line="288" w:lineRule="auto"/>
-        <w:ind w:left="40"/>
-        <w:snapToGrid w:val="0"/>
-        <w:pBdr>
-          <w:top w:val="single" w:sz="4" w:space="2" w:color="999999"/>
-          <w:left w:val="single" w:sz="4" w:space="2" w:color="999999"/>
-          <w:bottom w:val="single" w:sz="4" w:space="2" w:color="999999"/>
-          <w:right w:val="single" w:sz="4" w:space="2" w:color="999999"/>
-        </w:pBdr>
-        <w:shd w:val="clear" w:color="auto" w:fill="F6F3EA"/>
-      </w:pPr>
-      <w:r>
-        <w:rPr>
-          <w:rFonts w:ascii="맑은 고딕" w:hAnsi="맑은 고딕" w:eastAsia="맑은 고딕"/>
-          <w:b w:val="0"/>
-          <w:sz w:val="17"/>
-          <w:u w:val="none"/>
-        </w:rPr>
-        <w:t>The constants of physics have very precise values. With even a slightly different value of gravity, dust and gas would not have come together into proto-stars, around which planets now orbit. With a slightly larger or smaller value of the electron, there would have been no organic chemistry, and life, which rests on it, would never have begun.</w:t>
-      </w:r>
-    </w:p>
-    <w:p>
-      <w:pPr>
-        <w:spacing w:before="0" w:after="60" w:line="288" w:lineRule="auto"/>
-        <w:ind w:left="40"/>
-        <w:snapToGrid w:val="0"/>
-        <w:pBdr>
-          <w:top w:val="single" w:sz="4" w:space="2" w:color="C99B4E"/>
-          <w:left w:val="single" w:sz="4" w:space="2" w:color="C99B4E"/>
-          <w:bottom w:val="single" w:sz="4" w:space="2" w:color="C99B4E"/>
-          <w:right w:val="single" w:sz="4" w:space="2" w:color="C99B4E"/>
-        </w:pBdr>
-        <w:shd w:val="clear" w:color="auto" w:fill="FFF8E1"/>
-      </w:pPr>
-      <w:r>
-        <w:rPr>
-          <w:rFonts w:ascii="맑은 고딕" w:hAnsi="맑은 고딕" w:eastAsia="맑은 고딕"/>
-          <w:b w:val="0"/>
-          <w:sz w:val="17"/>
-          <w:u w:val="none"/>
-        </w:rPr>
-        <w:t>Had the constants of physics ___(A)___ even slightly, the stars around which planets orbit could not have ___(B)___, and life ___(C)___ on organic chemistry would never have begun.</w:t>
-      </w:r>
-    </w:p>
-    <w:p>
-      <w:pPr>
-        <w:spacing w:before="0" w:after="60" w:line="288" w:lineRule="auto"/>
-        <w:ind w:left="40"/>
-        <w:snapToGrid w:val="0"/>
-        <w:pBdr>
-          <w:top w:val="single" w:sz="4" w:space="2" w:color="9B6BD0"/>
-          <w:left w:val="single" w:sz="4" w:space="2" w:color="9B6BD0"/>
-          <w:bottom w:val="single" w:sz="4" w:space="2" w:color="9B6BD0"/>
-          <w:right w:val="single" w:sz="4" w:space="2" w:color="9B6BD0"/>
-        </w:pBdr>
-        <w:shd w:val="clear" w:color="auto" w:fill="FAF5FF"/>
-      </w:pPr>
-      <w:r>
-        <w:rPr>
-          <w:rFonts w:ascii="맑은 고딕" w:hAnsi="맑은 고딕" w:eastAsia="맑은 고딕"/>
-          <w:b/>
-          <w:sz w:val="17"/>
-          <w:u w:val="none"/>
-        </w:rPr>
-        <w:t>&lt;보 기&gt;</w:t>
-      </w:r>
-      <w:r>
-        <w:rPr>
-          <w:rFonts w:ascii="맑은 고딕" w:hAnsi="맑은 고딕" w:eastAsia="맑은 고딕"/>
-          <w:b w:val="0"/>
-          <w:sz w:val="17"/>
-          <w:u w:val="none"/>
-        </w:rPr>
-        <w:t xml:space="preserve"> design / differ / permit / arise / orbit / privilege / base / know / enable / mean / precede / allow</w:t>
-      </w:r>
-    </w:p>
-    <w:p>
-      <w:pPr>
-        <w:spacing w:before="0" w:after="40" w:line="360" w:lineRule="auto"/>
-        <w:snapToGrid w:val="0"/>
-      </w:pPr>
-      <w:r>
-        <w:rPr>
-          <w:rFonts w:ascii="맑은 고딕" w:hAnsi="맑은 고딕" w:eastAsia="맑은 고딕"/>
-          <w:b w:val="0"/>
-          <w:sz w:val="17"/>
-          <w:u w:val="none"/>
-        </w:rPr>
-        <w:t>(A) ______________   (B) ______________   (C) ______________</w:t>
-      </w:r>
-    </w:p>
-    <w:p>
-      <w:pPr>
-        <w:keepNext/>
-        <w:spacing w:before="80" w:after="40" w:line="276" w:lineRule="auto"/>
-        <w:snapToGrid w:val="0"/>
-        <w:shd w:val="clear" w:color="auto" w:fill="6B21A8"/>
-      </w:pPr>
-      <w:r>
-        <w:rPr>
-          <w:rFonts w:ascii="맑은 고딕" w:hAnsi="맑은 고딕" w:eastAsia="맑은 고딕"/>
-          <w:b/>
-          <w:color w:val="FFFFFF"/>
-          <w:sz w:val="17"/>
-          <w:u w:val="none"/>
-        </w:rPr>
-        <w:t>[지문 구조]  ※ 앞 문항을 모두 푼 뒤에 풀 것</w:t>
-      </w:r>
-    </w:p>
-    <w:p>
-      <w:pPr>
-        <w:keepNext/>
-        <w:spacing w:before="80" w:after="20" w:line="276" w:lineRule="auto"/>
-        <w:snapToGrid w:val="0"/>
-      </w:pPr>
-      <w:r>
-        <w:rPr>
-          <w:rFonts w:ascii="맑은 고딕" w:hAnsi="맑은 고딕" w:eastAsia="맑은 고딕"/>
-          <w:b/>
-          <w:sz w:val="17"/>
-          <w:u w:val="none"/>
-        </w:rPr>
-        <w:t>24-8.</w:t>
-      </w:r>
-      <w:r>
-        <w:rPr>
-          <w:rFonts w:ascii="맑은 고딕" w:hAnsi="맑은 고딕" w:eastAsia="맑은 고딕"/>
-          <w:b w:val="0"/>
-          <w:sz w:val="17"/>
-          <w:u w:val="none"/>
-        </w:rPr>
-        <w:t xml:space="preserve"> 주어진 글 다음에 이어질 글의 순서로 가장 적절한 것은? [2.7점]</w:t>
-      </w:r>
-    </w:p>
-    <w:p>
-      <w:pPr>
-        <w:spacing w:before="0" w:after="60" w:line="288" w:lineRule="auto"/>
-        <w:ind w:left="40"/>
-        <w:snapToGrid w:val="0"/>
-        <w:pBdr>
-          <w:top w:val="single" w:sz="4" w:space="2" w:color="C99B4E"/>
-          <w:left w:val="single" w:sz="4" w:space="2" w:color="C99B4E"/>
-          <w:bottom w:val="single" w:sz="4" w:space="2" w:color="C99B4E"/>
-          <w:right w:val="single" w:sz="4" w:space="2" w:color="C99B4E"/>
-        </w:pBdr>
-        <w:shd w:val="clear" w:color="auto" w:fill="FFF8E1"/>
-      </w:pPr>
-      <w:r>
-        <w:rPr>
-          <w:rFonts w:ascii="맑은 고딕" w:hAnsi="맑은 고딕" w:eastAsia="맑은 고딕"/>
-          <w:b w:val="0"/>
-          <w:sz w:val="17"/>
-          <w:u w:val="none"/>
-        </w:rPr>
-        <w:t>The laws and constants of physics and the fundamental forces in our universe have very precise forms and values. This means that, if they were only very slightly different, life would not have been possible.</w:t>
-      </w:r>
-    </w:p>
-    <w:p>
-      <w:pPr>
-        <w:spacing w:before="0" w:after="0" w:line="288" w:lineRule="auto"/>
-        <w:ind w:left="40"/>
-        <w:snapToGrid w:val="0"/>
-        <w:pBdr>
-          <w:top w:val="single" w:sz="4" w:space="2" w:color="999999"/>
-          <w:left w:val="single" w:sz="4" w:space="2" w:color="999999"/>
-          <w:bottom w:val="single" w:sz="4" w:space="2" w:color="999999"/>
-          <w:right w:val="single" w:sz="4" w:space="2" w:color="999999"/>
-        </w:pBdr>
-        <w:shd w:val="clear" w:color="auto" w:fill="F6F3EA"/>
-      </w:pPr>
-      <w:r>
-        <w:rPr>
-          <w:rFonts w:ascii="맑은 고딕" w:hAnsi="맑은 고딕" w:eastAsia="맑은 고딕"/>
-          <w:b/>
-          <w:sz w:val="17"/>
-          <w:u w:val="none"/>
-        </w:rPr>
-        <w:t>(A)</w:t>
-      </w:r>
-      <w:r>
-        <w:rPr>
-          <w:rFonts w:ascii="맑은 고딕" w:hAnsi="맑은 고딕" w:eastAsia="맑은 고딕"/>
-          <w:b w:val="0"/>
-          <w:sz w:val="17"/>
-          <w:u w:val="none"/>
-        </w:rPr>
-        <w:t xml:space="preserve"> The universe was not designed for us to evolve, we have no privileged position in the universe; however, the laws and constants of physics allowed advanced life to evolve.</w:t>
-      </w:r>
-    </w:p>
-    <w:p>
-      <w:pPr>
-        <w:spacing w:before="0" w:after="0" w:line="288" w:lineRule="auto"/>
-        <w:ind w:left="40"/>
-        <w:snapToGrid w:val="0"/>
-        <w:pBdr>
-          <w:top w:val="single" w:sz="4" w:space="2" w:color="999999"/>
-          <w:left w:val="single" w:sz="4" w:space="2" w:color="999999"/>
-          <w:bottom w:val="single" w:sz="4" w:space="2" w:color="999999"/>
-          <w:right w:val="single" w:sz="4" w:space="2" w:color="999999"/>
-        </w:pBdr>
-        <w:shd w:val="clear" w:color="auto" w:fill="F6F3EA"/>
-      </w:pPr>
-      <w:r>
-        <w:rPr>
-          <w:rFonts w:ascii="맑은 고딕" w:hAnsi="맑은 고딕" w:eastAsia="맑은 고딕"/>
-          <w:b/>
-          <w:sz w:val="17"/>
-          <w:u w:val="none"/>
-        </w:rPr>
-        <w:t>(B)</w:t>
-      </w:r>
-      <w:r>
-        <w:rPr>
-          <w:rFonts w:ascii="맑은 고딕" w:hAnsi="맑은 고딕" w:eastAsia="맑은 고딕"/>
-          <w:b w:val="0"/>
-          <w:sz w:val="17"/>
-          <w:u w:val="none"/>
-        </w:rPr>
-        <w:t xml:space="preserve"> Likewise, if the value of the electron had been ever so slightly larger or smaller, chemistry, as we know it, would not have been possible and life, which is based on organic chemistry, could not have started.</w:t>
-      </w:r>
-    </w:p>
-    <w:p>
-      <w:pPr>
-        <w:spacing w:before="0" w:after="60" w:line="288" w:lineRule="auto"/>
-        <w:ind w:left="40"/>
-        <w:snapToGrid w:val="0"/>
-        <w:pBdr>
-          <w:top w:val="single" w:sz="4" w:space="2" w:color="999999"/>
-          <w:left w:val="single" w:sz="4" w:space="2" w:color="999999"/>
-          <w:bottom w:val="single" w:sz="4" w:space="2" w:color="999999"/>
-          <w:right w:val="single" w:sz="4" w:space="2" w:color="999999"/>
-        </w:pBdr>
-        <w:shd w:val="clear" w:color="auto" w:fill="F6F3EA"/>
-      </w:pPr>
-      <w:r>
-        <w:rPr>
-          <w:rFonts w:ascii="맑은 고딕" w:hAnsi="맑은 고딕" w:eastAsia="맑은 고딕"/>
-          <w:b/>
-          <w:sz w:val="17"/>
-          <w:u w:val="none"/>
-        </w:rPr>
-        <w:t>(C)</w:t>
-      </w:r>
-      <w:r>
-        <w:rPr>
-          <w:rFonts w:ascii="맑은 고딕" w:hAnsi="맑은 고딕" w:eastAsia="맑은 고딕"/>
-          <w:b w:val="0"/>
-          <w:sz w:val="17"/>
-          <w:u w:val="none"/>
-        </w:rPr>
-        <w:t xml:space="preserve"> For instance, the precise value of gravity has enabled our universe to arise by letting dust and gas particles gather into proto-stars around which planets later came to orbit, including the Earth around the Sun.</w:t>
-      </w:r>
-    </w:p>
-    <w:p>
-      <w:pPr>
-        <w:spacing w:before="0" w:after="0" w:line="269" w:lineRule="auto"/>
-        <w:ind w:left="180" w:hanging="180"/>
-        <w:snapToGrid w:val="0"/>
-      </w:pPr>
-      <w:r>
-        <w:rPr>
-          <w:rFonts w:ascii="맑은 고딕" w:hAnsi="맑은 고딕" w:eastAsia="맑은 고딕"/>
-          <w:b w:val="0"/>
-          <w:sz w:val="17"/>
-          <w:u w:val="none"/>
-        </w:rPr>
-        <w:t>① (A) – (C) – (B)</w:t>
-      </w:r>
-    </w:p>
-    <w:p>
-      <w:pPr>
-        <w:spacing w:before="0" w:after="0" w:line="269" w:lineRule="auto"/>
-        <w:ind w:left="180" w:hanging="180"/>
-        <w:snapToGrid w:val="0"/>
-      </w:pPr>
-      <w:r>
-        <w:rPr>
-          <w:rFonts w:ascii="맑은 고딕" w:hAnsi="맑은 고딕" w:eastAsia="맑은 고딕"/>
-          <w:b w:val="0"/>
-          <w:sz w:val="17"/>
-          <w:u w:val="none"/>
-        </w:rPr>
-        <w:t>② (B) – (A) – (C)</w:t>
-      </w:r>
-    </w:p>
-    <w:p>
-      <w:pPr>
-        <w:spacing w:before="0" w:after="0" w:line="269" w:lineRule="auto"/>
-        <w:ind w:left="180" w:hanging="180"/>
-        <w:snapToGrid w:val="0"/>
-      </w:pPr>
-      <w:r>
-        <w:rPr>
-          <w:rFonts w:ascii="맑은 고딕" w:hAnsi="맑은 고딕" w:eastAsia="맑은 고딕"/>
-          <w:b w:val="0"/>
-          <w:sz w:val="17"/>
-          <w:u w:val="none"/>
-        </w:rPr>
-        <w:t>③ (B) – (C) – (A)</w:t>
-      </w:r>
-    </w:p>
-    <w:p>
-      <w:pPr>
-        <w:spacing w:before="0" w:after="0" w:line="269" w:lineRule="auto"/>
-        <w:ind w:left="180" w:hanging="180"/>
-        <w:snapToGrid w:val="0"/>
-      </w:pPr>
-      <w:r>
-        <w:rPr>
-          <w:rFonts w:ascii="맑은 고딕" w:hAnsi="맑은 고딕" w:eastAsia="맑은 고딕"/>
-          <w:b w:val="0"/>
-          <w:sz w:val="17"/>
-          <w:u w:val="none"/>
-        </w:rPr>
-        <w:t>④ (C) – (A) – (B)</w:t>
-      </w:r>
-    </w:p>
-    <w:p>
-      <w:pPr>
-        <w:spacing w:before="0" w:after="0" w:line="269" w:lineRule="auto"/>
-        <w:ind w:left="180" w:hanging="180"/>
-        <w:snapToGrid w:val="0"/>
-      </w:pPr>
-      <w:r>
-        <w:rPr>
-          <w:rFonts w:ascii="맑은 고딕" w:hAnsi="맑은 고딕" w:eastAsia="맑은 고딕"/>
-          <w:b w:val="0"/>
-          <w:sz w:val="17"/>
-          <w:u w:val="none"/>
-        </w:rPr>
-        <w:t>⑤ (C) – (B) – (A)</w:t>
+        <w:t>⑤ (C) - (B) - (A)</w:t>
       </w:r>
     </w:p>
     <w:p>
@@ -3992,7 +4211,7 @@
           <w:sz w:val="15"/>
           <w:u w:val="none"/>
         </w:rPr>
-        <w:t xml:space="preserve"> 정답 ③</w:t>
+        <w:t xml:space="preserve"> 정답 ④ — (a) ○ (b) ○ (c) ✕ (d) ○ (e) ✕</w:t>
       </w:r>
     </w:p>
     <w:p>
@@ -4017,7 +4236,7 @@
           <w:sz w:val="15"/>
           <w:u w:val="none"/>
         </w:rPr>
-        <w:t xml:space="preserve"> 정답 ①</w:t>
+        <w:t xml:space="preserve"> 정답 ⑤ — ⓒ arising → to arise / ⓓ around that → around which / ⓔ has been → had been</w:t>
       </w:r>
     </w:p>
     <w:p>
@@ -4042,7 +4261,7 @@
           <w:sz w:val="15"/>
           <w:u w:val="none"/>
         </w:rPr>
-        <w:t xml:space="preserve"> 정답 ⑤</w:t>
+        <w:t xml:space="preserve"> 정답 ③ — precise · aggregation · to evolve</w:t>
       </w:r>
     </w:p>
     <w:p>
@@ -4067,7 +4286,7 @@
           <w:sz w:val="15"/>
           <w:u w:val="none"/>
         </w:rPr>
-        <w:t xml:space="preserve"> 정답 ③ (preventing → permitting)</w:t>
+        <w:t xml:space="preserve"> 정답 ①</w:t>
       </w:r>
     </w:p>
     <w:p>
@@ -4092,7 +4311,7 @@
           <w:sz w:val="15"/>
           <w:u w:val="none"/>
         </w:rPr>
-        <w:t xml:space="preserve"> 정답 ④ — (A) ○ (B) ✕ (C) ○ (D) ○</w:t>
+        <w:t xml:space="preserve"> 정답 ②</w:t>
       </w:r>
     </w:p>
     <w:p>
@@ -4142,7 +4361,7 @@
           <w:sz w:val="15"/>
           <w:u w:val="none"/>
         </w:rPr>
-        <w:t xml:space="preserve"> 정답 ②</w:t>
+        <w:t xml:space="preserve"> 정답 ⑤</w:t>
       </w:r>
     </w:p>
     <w:p>
@@ -4167,7 +4386,7 @@
           <w:sz w:val="15"/>
           <w:u w:val="none"/>
         </w:rPr>
-        <w:t xml:space="preserve"> Had the value of the electron been</w:t>
+        <w:t xml:space="preserve"> (1) precisely  (2) difference  (3) impossible</w:t>
       </w:r>
     </w:p>
     <w:p>
@@ -4192,7 +4411,7 @@
           <w:sz w:val="15"/>
           <w:u w:val="none"/>
         </w:rPr>
-        <w:t xml:space="preserve"> (A) differed  (B) arisen  (C) based</w:t>
+        <w:t xml:space="preserve"> Had the value of the electron been ever so slightly larger or smaller, chemistry as we know it would not have been possible.</w:t>
       </w:r>
     </w:p>
     <w:p>
@@ -4217,7 +4436,7 @@
           <w:sz w:val="15"/>
           <w:u w:val="none"/>
         </w:rPr>
-        <w:t xml:space="preserve"> 정답 ⑤ (C) – (B) – (A)</w:t>
+        <w:t xml:space="preserve"> 정답 ②</w:t>
       </w:r>
     </w:p>
     <w:p>
@@ -4258,7 +4477,7 @@
           <w:sz w:val="14"/>
           <w:u w:val="none"/>
         </w:rPr>
-        <w:t xml:space="preserve"> 원문 life would not have been possible을 ‘생명의 조건이 생겨나지 않음’으로 2단계 환언. </w:t>
+        <w:t xml:space="preserve"> </w:t>
       </w:r>
       <w:r>
         <w:rPr>
@@ -4267,7 +4486,7 @@
           <w:sz w:val="14"/>
           <w:u w:val="none"/>
         </w:rPr>
-        <w:t>① [한 끗·정도 조작]</w:t>
+        <w:t>(e) [결론 반전]</w:t>
       </w:r>
       <w:r>
         <w:rPr>
@@ -4276,7 +4495,7 @@
           <w:sz w:val="14"/>
           <w:u w:val="none"/>
         </w:rPr>
-        <w:t xml:space="preserve"> slightly different를 그대로 받아 ‘조금 다른 생명’으로 넘겨짚은 선지 — 글은 ‘조금 다른 생명’이 아니라 ‘생명 없음’을 말한다(could not have started). </w:t>
+        <w:t xml:space="preserve"> however 뒤 ‘법칙이 생명의 진화를 허용했다’만 보면 ‘설계’로 착각 — 필자는 설계를 명시적으로 부정. </w:t>
       </w:r>
       <w:r>
         <w:rPr>
@@ -4285,7 +4504,7 @@
           <w:sz w:val="14"/>
           <w:u w:val="none"/>
         </w:rPr>
-        <w:t>②⑤</w:t>
+        <w:t>(c) [어법]</w:t>
       </w:r>
       <w:r>
         <w:rPr>
@@ -4294,25 +4513,7 @@
           <w:sz w:val="14"/>
           <w:u w:val="none"/>
         </w:rPr>
-        <w:t xml:space="preserve"> 생명의 존재를 전제하므로 불가. </w:t>
-      </w:r>
-      <w:r>
-        <w:rPr>
-          <w:rFonts w:ascii="맑은 고딕" w:hAnsi="맑은 고딕" w:eastAsia="맑은 고딕"/>
-          <w:b/>
-          <w:sz w:val="14"/>
-          <w:u w:val="none"/>
-        </w:rPr>
-        <w:t>④</w:t>
-      </w:r>
-      <w:r>
-        <w:rPr>
-          <w:rFonts w:ascii="맑은 고딕" w:hAnsi="맑은 고딕" w:eastAsia="맑은 고딕"/>
-          <w:b w:val="0"/>
-          <w:sz w:val="14"/>
-          <w:u w:val="none"/>
-        </w:rPr>
-        <w:t xml:space="preserve"> 설명의 난이도는 언급 없음.</w:t>
+        <w:t xml:space="preserve"> 전치사 뒤 동사원형 불가. ③은 (d)를 틀렸다고 본 경우.</w:t>
       </w:r>
     </w:p>
     <w:p>
@@ -4337,7 +4538,7 @@
           <w:sz w:val="14"/>
           <w:u w:val="none"/>
         </w:rPr>
-        <w:t xml:space="preserve"> privileged position = ‘특별히 배려받은 지위’ → 우주가 우리를 위해 만들어진 것이 아님. </w:t>
+        <w:t xml:space="preserve"> </w:t>
       </w:r>
       <w:r>
         <w:rPr>
@@ -4346,7 +4547,7 @@
           <w:sz w:val="14"/>
           <w:u w:val="none"/>
         </w:rPr>
-        <w:t>② [축자 해석]</w:t>
+        <w:t>ⓐ [decoy]</w:t>
       </w:r>
       <w:r>
         <w:rPr>
@@ -4355,7 +4556,7 @@
           <w:sz w:val="14"/>
           <w:u w:val="none"/>
         </w:rPr>
-        <w:t xml:space="preserve"> position을 물리적 ‘위치’로 읽은 선지. </w:t>
+        <w:t xml:space="preserve"> in our universe 바로 앞 단수 명사에 끌려 has로 고치기 쉽다. </w:t>
       </w:r>
       <w:r>
         <w:rPr>
@@ -4364,7 +4565,7 @@
           <w:sz w:val="14"/>
           <w:u w:val="none"/>
         </w:rPr>
-        <w:t>⑤ [비약]</w:t>
+        <w:t>ⓑ [decoy]</w:t>
       </w:r>
       <w:r>
         <w:rPr>
@@ -4373,25 +4574,7 @@
           <w:sz w:val="14"/>
           <w:u w:val="none"/>
         </w:rPr>
-        <w:t xml:space="preserve"> ‘우리가 특별하지 않다’에서 ‘다른 생명이 있다’로 넘어간 추론 — 글에 없다. </w:t>
-      </w:r>
-      <w:r>
-        <w:rPr>
-          <w:rFonts w:ascii="맑은 고딕" w:hAnsi="맑은 고딕" w:eastAsia="맑은 고딕"/>
-          <w:b/>
-          <w:sz w:val="14"/>
-          <w:u w:val="none"/>
-        </w:rPr>
-        <w:t>③④</w:t>
-      </w:r>
-      <w:r>
-        <w:rPr>
-          <w:rFonts w:ascii="맑은 고딕" w:hAnsi="맑은 고딕" w:eastAsia="맑은 고딕"/>
-          <w:b w:val="0"/>
-          <w:sz w:val="14"/>
-          <w:u w:val="none"/>
-        </w:rPr>
-        <w:t xml:space="preserve"> 관측·통제는 언급 없음.</w:t>
+        <w:t xml:space="preserve"> 주절이 would have been이라 had been으로 고치고 싶지만 ‘상수가 (지금) 조금만 달라도’ → 혼합가정법 were가 맞다. ③은 ⓓ를 놓친 선지.</w:t>
       </w:r>
     </w:p>
     <w:p>
@@ -4425,7 +4608,7 @@
           <w:sz w:val="14"/>
           <w:u w:val="none"/>
         </w:rPr>
-        <w:t>⑤ [결과 교차]</w:t>
+        <w:t>② [반의어]</w:t>
       </w:r>
       <w:r>
         <w:rPr>
@@ -4434,7 +4617,7 @@
           <w:sz w:val="14"/>
           <w:u w:val="none"/>
         </w:rPr>
-        <w:t xml:space="preserve"> closer → boiled away, farther → frozen solid. 가까우면 뜨거워진다는 상식으로도 확인된다. </w:t>
+        <w:t xml:space="preserve"> 흩어지면(dispersal) 별이 생길 수 없다 — to proto-stars와 모순. </w:t>
       </w:r>
       <w:r>
         <w:rPr>
@@ -4452,25 +4635,7 @@
           <w:sz w:val="14"/>
           <w:u w:val="none"/>
         </w:rPr>
-        <w:t xml:space="preserve"> [A] not designed for us, [B] Nobody placed the Earth there for our benefit로 성립. </w:t>
-      </w:r>
-      <w:r>
-        <w:rPr>
-          <w:rFonts w:ascii="맑은 고딕" w:hAnsi="맑은 고딕" w:eastAsia="맑은 고딕"/>
-          <w:b/>
-          <w:sz w:val="14"/>
-          <w:u w:val="none"/>
-        </w:rPr>
-        <w:t>③</w:t>
-      </w:r>
-      <w:r>
-        <w:rPr>
-          <w:rFonts w:ascii="맑은 고딕" w:hAnsi="맑은 고딕" w:eastAsia="맑은 고딕"/>
-          <w:b w:val="0"/>
-          <w:sz w:val="14"/>
-          <w:u w:val="none"/>
-        </w:rPr>
-        <w:t xml:space="preserve"> [A] Had the value … been, [B] Had it been — 둘 다 If 생략 도치의 가정법 과거완료.</w:t>
+        <w:t xml:space="preserve"> (A)(B)는 맞고 (C)만 evolving — allow는 to부정사를 목적격보어로 취한다.</w:t>
       </w:r>
     </w:p>
     <w:p>
@@ -4495,7 +4660,7 @@
           <w:sz w:val="14"/>
           <w:u w:val="none"/>
         </w:rPr>
-        <w:t xml:space="preserve"> 뭉치는 것을 ‘막았다’면 별도 행성도 없고 enabled와 모순 → </w:t>
+        <w:t xml:space="preserve"> </w:t>
       </w:r>
       <w:r>
         <w:rPr>
@@ -4504,7 +4669,7 @@
           <w:sz w:val="14"/>
           <w:u w:val="none"/>
         </w:rPr>
-        <w:t>permitting</w:t>
+        <w:t>① [결론 반전]</w:t>
       </w:r>
       <w:r>
         <w:rPr>
@@ -4513,7 +4678,7 @@
           <w:sz w:val="14"/>
           <w:u w:val="none"/>
         </w:rPr>
-        <w:t xml:space="preserve">(허용함). aggregation(응집)의 뜻을 알아야 판단된다. </w:t>
+        <w:t xml:space="preserve"> ‘정밀한 값 → 생명 가능’이라는 흐름만 보면 설계론처럼 읽히지만 마지막 문장이 이를 부정. </w:t>
       </w:r>
       <w:r>
         <w:rPr>
@@ -4522,7 +4687,7 @@
           <w:sz w:val="14"/>
           <w:u w:val="none"/>
         </w:rPr>
-        <w:t>⑤ [한 끗 함정]</w:t>
+        <w:t>⑤</w:t>
       </w:r>
       <w:r>
         <w:rPr>
@@ -4531,25 +4696,7 @@
           <w:sz w:val="14"/>
           <w:u w:val="none"/>
         </w:rPr>
-        <w:t xml:space="preserve"> however 뒤라 반대어(prevented)를 기대하기 쉽지만, 대조되는 것은 ‘설계되지 않았다’ 대 ‘그래도 허용했다’이므로 allowed가 맞다. </w:t>
-      </w:r>
-      <w:r>
-        <w:rPr>
-          <w:rFonts w:ascii="맑은 고딕" w:hAnsi="맑은 고딕" w:eastAsia="맑은 고딕"/>
-          <w:b/>
-          <w:sz w:val="14"/>
-          <w:u w:val="none"/>
-        </w:rPr>
-        <w:t>②</w:t>
-      </w:r>
-      <w:r>
-        <w:rPr>
-          <w:rFonts w:ascii="맑은 고딕" w:hAnsi="맑은 고딕" w:eastAsia="맑은 고딕"/>
-          <w:b w:val="0"/>
-          <w:sz w:val="14"/>
-          <w:u w:val="none"/>
-        </w:rPr>
-        <w:t xml:space="preserve"> only very와 어울려 ‘아주 조금만’.</w:t>
+        <w:t xml:space="preserve"> we have no privileged position의 환언 — 참.</w:t>
       </w:r>
     </w:p>
     <w:p>
@@ -4583,7 +4730,7 @@
           <w:sz w:val="14"/>
           <w:u w:val="none"/>
         </w:rPr>
-        <w:t>(A) ○</w:t>
+        <w:t>① [설계 함정]</w:t>
       </w:r>
       <w:r>
         <w:rPr>
@@ -4592,7 +4739,7 @@
           <w:sz w:val="14"/>
           <w:u w:val="none"/>
         </w:rPr>
-        <w:t xml:space="preserve"> for example과 Had the value …가 각각 사례. </w:t>
+        <w:t xml:space="preserve"> 두 글 모두 ‘설계’를 부정(was not designed / no one arranged). </w:t>
       </w:r>
       <w:r>
         <w:rPr>
@@ -4601,7 +4748,7 @@
           <w:sz w:val="14"/>
           <w:u w:val="none"/>
         </w:rPr>
-        <w:t>(B) ✕</w:t>
+        <w:t>③</w:t>
       </w:r>
       <w:r>
         <w:rPr>
@@ -4610,7 +4757,7 @@
           <w:sz w:val="14"/>
           <w:u w:val="none"/>
         </w:rPr>
-        <w:t xml:space="preserve"> 콤마 뒤에 접속사가 없으므로 두 절을 이으려면 관계대명사가 필요 → </w:t>
+        <w:t xml:space="preserve"> [A]의 precise value와 정반대. </w:t>
       </w:r>
       <w:r>
         <w:rPr>
@@ -4619,7 +4766,7 @@
           <w:sz w:val="14"/>
           <w:u w:val="none"/>
         </w:rPr>
-        <w:t>without which</w:t>
+        <w:t>④</w:t>
       </w:r>
       <w:r>
         <w:rPr>
@@ -4628,43 +4775,7 @@
           <w:sz w:val="14"/>
           <w:u w:val="none"/>
         </w:rPr>
-        <w:t xml:space="preserve">(= and without them). them을 쓰면 접속사 없이 절 두 개가 이어진다. </w:t>
-      </w:r>
-      <w:r>
-        <w:rPr>
-          <w:rFonts w:ascii="맑은 고딕" w:hAnsi="맑은 고딕" w:eastAsia="맑은 고딕"/>
-          <w:b/>
-          <w:sz w:val="14"/>
-          <w:u w:val="none"/>
-        </w:rPr>
-        <w:t>(C) ○</w:t>
-      </w:r>
-      <w:r>
-        <w:rPr>
-          <w:rFonts w:ascii="맑은 고딕" w:hAnsi="맑은 고딕" w:eastAsia="맑은 고딕"/>
-          <w:b w:val="0"/>
-          <w:sz w:val="14"/>
-          <w:u w:val="none"/>
-        </w:rPr>
-        <w:t xml:space="preserve"> Were they = If they were. </w:t>
-      </w:r>
-      <w:r>
-        <w:rPr>
-          <w:rFonts w:ascii="맑은 고딕" w:hAnsi="맑은 고딕" w:eastAsia="맑은 고딕"/>
-          <w:b/>
-          <w:sz w:val="14"/>
-          <w:u w:val="none"/>
-        </w:rPr>
-        <w:t>(D) ○</w:t>
-      </w:r>
-      <w:r>
-        <w:rPr>
-          <w:rFonts w:ascii="맑은 고딕" w:hAnsi="맑은 고딕" w:eastAsia="맑은 고딕"/>
-          <w:b w:val="0"/>
-          <w:sz w:val="14"/>
-          <w:u w:val="none"/>
-        </w:rPr>
-        <w:t xml:space="preserve"> 주절이 could not have evolved이므로 if절은 had been. → ⑤는 (B)를 옳다고 본 경우, ②는 (D)의 시제 판단을 놓친 경우.</w:t>
+        <w:t xml:space="preserve"> [B]는 빠르면 모래가 바다로 쓸려 간다고 했다.</w:t>
       </w:r>
     </w:p>
     <w:p>
@@ -4698,7 +4809,7 @@
           <w:sz w:val="14"/>
           <w:u w:val="none"/>
         </w:rPr>
-        <w:t>④ [의존 관계 역전]</w:t>
+        <w:t>⑤ [지엽어]</w:t>
       </w:r>
       <w:r>
         <w:rPr>
@@ -4707,7 +4818,7 @@
           <w:sz w:val="14"/>
           <w:u w:val="none"/>
         </w:rPr>
-        <w:t xml:space="preserve"> A is based on B(A가 B에 기반)를 B depends on A로 뒤집었다 — 본문 어휘(organic chemistry·life)를 그대로 써서 일치처럼 보이는 함정. </w:t>
+        <w:t xml:space="preserve"> gravity는 사례의 소재일 뿐, 값이 달라진다고 ‘존재하지 않는’ 것이 아니다. </w:t>
       </w:r>
       <w:r>
         <w:rPr>
@@ -4716,7 +4827,7 @@
           <w:sz w:val="14"/>
           <w:u w:val="none"/>
         </w:rPr>
-        <w:t>③ [한 끗]</w:t>
+        <w:t>③ [방향 왜곡]</w:t>
       </w:r>
       <w:r>
         <w:rPr>
@@ -4725,25 +4836,7 @@
           <w:sz w:val="14"/>
           <w:u w:val="none"/>
         </w:rPr>
-        <w:t xml:space="preserve"> would not have been possible → would have ruled out으로 환언한 일치 선지. </w:t>
-      </w:r>
-      <w:r>
-        <w:rPr>
-          <w:rFonts w:ascii="맑은 고딕" w:hAnsi="맑은 고딕" w:eastAsia="맑은 고딕"/>
-          <w:b/>
-          <w:sz w:val="14"/>
-          <w:u w:val="none"/>
-        </w:rPr>
-        <w:t>⑤</w:t>
-      </w:r>
-      <w:r>
-        <w:rPr>
-          <w:rFonts w:ascii="맑은 고딕" w:hAnsi="맑은 고딕" w:eastAsia="맑은 고딕"/>
-          <w:b w:val="0"/>
-          <w:sz w:val="14"/>
-          <w:u w:val="none"/>
-        </w:rPr>
-        <w:t xml:space="preserve"> allowed → made … possible.</w:t>
+        <w:t xml:space="preserve"> 필자는 진화 속도가 아니라 생명 자체의 가능성을 말한다.</w:t>
       </w:r>
     </w:p>
     <w:p>
@@ -4768,7 +4861,7 @@
           <w:sz w:val="14"/>
           <w:u w:val="none"/>
         </w:rPr>
-        <w:t xml:space="preserve"> (A) precise·조금만 달라도 불가 → exactly what they are. (B) designed for us → made with us in mind. </w:t>
+        <w:t xml:space="preserve"> </w:t>
       </w:r>
       <w:r>
         <w:rPr>
@@ -4777,7 +4870,7 @@
           <w:sz w:val="14"/>
           <w:u w:val="none"/>
         </w:rPr>
-        <w:t>① [한 끗]</w:t>
+        <w:t>⑤ [결론 반전]</w:t>
       </w:r>
       <w:r>
         <w:rPr>
@@ -4786,7 +4879,7 @@
           <w:sz w:val="14"/>
           <w:u w:val="none"/>
         </w:rPr>
-        <w:t xml:space="preserve"> (A)는 맞지만 (B)가 반대 — 요약문의 does not imply와 합치면 ‘우연이 아니다 = 설계됐다’가 되어 글과 정반대. </w:t>
+        <w:t xml:space="preserve"> 정밀한 값 → ‘우리를 위해 맞춰졌다’로 비약. 본문은 정확히 그 해석을 차단한다. </w:t>
       </w:r>
       <w:r>
         <w:rPr>
@@ -4795,7 +4888,7 @@
           <w:sz w:val="14"/>
           <w:u w:val="none"/>
         </w:rPr>
-        <w:t>③ [한 끗]</w:t>
+        <w:t>①</w:t>
       </w:r>
       <w:r>
         <w:rPr>
@@ -4804,25 +4897,7 @@
           <w:sz w:val="14"/>
           <w:u w:val="none"/>
         </w:rPr>
-        <w:t xml:space="preserve"> (B)는 맞지만 (A)가 ‘정밀함’의 반대. </w:t>
-      </w:r>
-      <w:r>
-        <w:rPr>
-          <w:rFonts w:ascii="맑은 고딕" w:hAnsi="맑은 고딕" w:eastAsia="맑은 고딕"/>
-          <w:b/>
-          <w:sz w:val="14"/>
-          <w:u w:val="none"/>
-        </w:rPr>
-        <w:t>⑤</w:t>
-      </w:r>
-      <w:r>
-        <w:rPr>
-          <w:rFonts w:ascii="맑은 고딕" w:hAnsi="맑은 고딕" w:eastAsia="맑은 고딕"/>
-          <w:b w:val="0"/>
-          <w:sz w:val="14"/>
-          <w:u w:val="none"/>
-        </w:rPr>
-        <w:t xml:space="preserve"> 생명에 맞지 않는다는 말은 글의 사실 관계와 충돌.</w:t>
+        <w:t xml:space="preserve"> planets later came to orbit, including the Earth의 적용 — 적절.</w:t>
       </w:r>
     </w:p>
     <w:p>
@@ -4847,7 +4922,7 @@
           <w:sz w:val="14"/>
           <w:u w:val="none"/>
         </w:rPr>
-        <w:t xml:space="preserve"> Had been the value … ✕ — 주어 앞으로 나가는 것은 had 하나뿐이고 been은 주어 뒤에 남는다(가장 흔한 오류). 주어 the value of the electron은 통째로 한 덩어리. 문장 첫머리 대문자. [채점] Had 문두 1 · 주어 위치 1 · been 위치 1.</w:t>
+        <w:t xml:space="preserve"> (1) precise ✕ — 분사 수식 부사. (2) different ✕ — 관사 a + 형용사 tiny 뒤 명사. (3) possible ✕ — 의미가 반대(접두사 im- 필요). [채점] 각 1점.</w:t>
       </w:r>
     </w:p>
     <w:p>
@@ -4881,7 +4956,7 @@
           <w:sz w:val="14"/>
           <w:u w:val="none"/>
         </w:rPr>
-        <w:t>(A)</w:t>
+        <w:t>Had been the value</w:t>
       </w:r>
       <w:r>
         <w:rPr>
@@ -4890,7 +4965,7 @@
           <w:sz w:val="14"/>
           <w:u w:val="none"/>
         </w:rPr>
-        <w:t xml:space="preserve"> Had + S + p.p.(도치된 가정법 과거완료) → </w:t>
+        <w:t xml:space="preserve"> ✕ — 도치는 조동사 had만 주어 앞으로. </w:t>
       </w:r>
       <w:r>
         <w:rPr>
@@ -4899,7 +4974,7 @@
           <w:sz w:val="14"/>
           <w:u w:val="none"/>
         </w:rPr>
-        <w:t>differed</w:t>
+        <w:t>would not been</w:t>
       </w:r>
       <w:r>
         <w:rPr>
@@ -4908,79 +4983,7 @@
           <w:sz w:val="14"/>
           <w:u w:val="none"/>
         </w:rPr>
-        <w:t xml:space="preserve">(r을 겹치지 않는다, differred ✕). </w:t>
-      </w:r>
-      <w:r>
-        <w:rPr>
-          <w:rFonts w:ascii="맑은 고딕" w:hAnsi="맑은 고딕" w:eastAsia="맑은 고딕"/>
-          <w:b/>
-          <w:sz w:val="14"/>
-          <w:u w:val="none"/>
-        </w:rPr>
-        <w:t>(B)</w:t>
-      </w:r>
-      <w:r>
-        <w:rPr>
-          <w:rFonts w:ascii="맑은 고딕" w:hAnsi="맑은 고딕" w:eastAsia="맑은 고딕"/>
-          <w:b w:val="0"/>
-          <w:sz w:val="14"/>
-          <w:u w:val="none"/>
-        </w:rPr>
-        <w:t xml:space="preserve"> could not have + p.p., 자동사 arise ‘생겨나다’ → </w:t>
-      </w:r>
-      <w:r>
-        <w:rPr>
-          <w:rFonts w:ascii="맑은 고딕" w:hAnsi="맑은 고딕" w:eastAsia="맑은 고딕"/>
-          <w:b/>
-          <w:sz w:val="14"/>
-          <w:u w:val="none"/>
-        </w:rPr>
-        <w:t>arisen</w:t>
-      </w:r>
-      <w:r>
-        <w:rPr>
-          <w:rFonts w:ascii="맑은 고딕" w:hAnsi="맑은 고딕" w:eastAsia="맑은 고딕"/>
-          <w:b w:val="0"/>
-          <w:sz w:val="14"/>
-          <w:u w:val="none"/>
-        </w:rPr>
-        <w:t xml:space="preserve">(arise–arose–arisen, arose ✕). </w:t>
-      </w:r>
-      <w:r>
-        <w:rPr>
-          <w:rFonts w:ascii="맑은 고딕" w:hAnsi="맑은 고딕" w:eastAsia="맑은 고딕"/>
-          <w:b/>
-          <w:sz w:val="14"/>
-          <w:u w:val="none"/>
-        </w:rPr>
-        <w:t>(C)</w:t>
-      </w:r>
-      <w:r>
-        <w:rPr>
-          <w:rFonts w:ascii="맑은 고딕" w:hAnsi="맑은 고딕" w:eastAsia="맑은 고딕"/>
-          <w:b w:val="0"/>
-          <w:sz w:val="14"/>
-          <w:u w:val="none"/>
-        </w:rPr>
-        <w:t xml:space="preserve"> life를 뒤에서 수식하는 과거분사, be based on → </w:t>
-      </w:r>
-      <w:r>
-        <w:rPr>
-          <w:rFonts w:ascii="맑은 고딕" w:hAnsi="맑은 고딕" w:eastAsia="맑은 고딕"/>
-          <w:b/>
-          <w:sz w:val="14"/>
-          <w:u w:val="none"/>
-        </w:rPr>
-        <w:t>based</w:t>
-      </w:r>
-      <w:r>
-        <w:rPr>
-          <w:rFonts w:ascii="맑은 고딕" w:hAnsi="맑은 고딕" w:eastAsia="맑은 고딕"/>
-          <w:b w:val="0"/>
-          <w:sz w:val="14"/>
-          <w:u w:val="none"/>
-        </w:rPr>
-        <w:t>. rests on → based on 환언. [채점] 각 1점, 어형 오류 0점.</w:t>
+        <w:t xml:space="preserve"> ✕ — 조동사 뒤 have p.p. [채점] 도치 구조 1.5 / 주절 시제 1 / 어순·철자 0.5.</w:t>
       </w:r>
     </w:p>
     <w:p>
@@ -5005,7 +5008,7 @@
           <w:sz w:val="14"/>
           <w:u w:val="none"/>
         </w:rPr>
-        <w:t xml:space="preserve"> 주장 → 사례 1(For instance) → 사례 2(Likewise) → 결론. </w:t>
+        <w:t xml:space="preserve"> </w:t>
       </w:r>
       <w:r>
         <w:rPr>
@@ -5014,7 +5017,7 @@
           <w:sz w:val="14"/>
           <w:u w:val="none"/>
         </w:rPr>
-        <w:t>④ [한 끗]</w:t>
+        <w:t>③ [한 끗]</w:t>
       </w:r>
       <w:r>
         <w:rPr>
@@ -5023,7 +5026,25 @@
           <w:sz w:val="14"/>
           <w:u w:val="none"/>
         </w:rPr>
-        <w:t xml:space="preserve"> (C) 뒤에 결론 (A)를 놓으면 Likewise로 시작하는 (B)가 결론 뒤에 남아, ‘설계되지 않았다’와 ‘마찬가지로 전자 값이…’가 이어지지 않는다.</w:t>
+        <w:t xml:space="preserve"> (B)-(C)-(A)로 두면 결론(however …)이 중간에 오고 For instance 사례가 결론 뒤에 붙는다. </w:t>
+      </w:r>
+      <w:r>
+        <w:rPr>
+          <w:rFonts w:ascii="맑은 고딕" w:hAnsi="맑은 고딕" w:eastAsia="맑은 고딕"/>
+          <w:b/>
+          <w:sz w:val="14"/>
+          <w:u w:val="none"/>
+        </w:rPr>
+        <w:t>④</w:t>
+      </w:r>
+      <w:r>
+        <w:rPr>
+          <w:rFonts w:ascii="맑은 고딕" w:hAnsi="맑은 고딕" w:eastAsia="맑은 고딕"/>
+          <w:b w:val="0"/>
+          <w:sz w:val="14"/>
+          <w:u w:val="none"/>
+        </w:rPr>
+        <w:t xml:space="preserve"> (C)를 먼저 두면 they·this가 가리킬 대상 없이 사례부터 나온다.</w:t>
       </w:r>
     </w:p>
     <w:p>

--- a/shinmok1/pack/2510/H1MOGO25-10_24_SET.docx
+++ b/shinmok1/pack/2510/H1MOGO25-10_24_SET.docx
@@ -107,7 +107,7 @@
     </w:p>
     <w:p>
       <w:pPr>
-        <w:spacing w:before="0" w:after="20" w:line="360" w:lineRule="auto"/>
+        <w:spacing w:before="0" w:after="20" w:line="300" w:lineRule="auto"/>
         <w:jc w:val="both"/>
         <w:snapToGrid w:val="0"/>
       </w:pPr>
@@ -118,7 +118,7 @@
           <w:sz w:val="17"/>
           <w:u w:val="none"/>
         </w:rPr>
-        <w:t xml:space="preserve">The laws and constants of physics and the </w:t>
+        <w:t xml:space="preserve">The laws and </w:t>
       </w:r>
       <w:r>
         <w:rPr>
@@ -134,20 +134,11 @@
       <w:r>
         <w:rPr>
           <w:rFonts w:ascii="맑은 고딕" w:hAnsi="맑은 고딕" w:eastAsia="맑은 고딕"/>
-          <w:b/>
-          <w:sz w:val="17"/>
-          <w:u w:val="none"/>
-        </w:rPr>
-        <w:t>[ fundamental / trivial ]</w:t>
-      </w:r>
-      <w:r>
-        <w:rPr>
-          <w:rFonts w:ascii="맑은 고딕" w:hAnsi="맑은 고딕" w:eastAsia="맑은 고딕"/>
           <w:b w:val="0"/>
           <w:sz w:val="17"/>
           <w:u w:val="none"/>
         </w:rPr>
-        <w:t xml:space="preserve"> forces in our universe </w:t>
+        <w:t xml:space="preserve">c________ of physics and the </w:t>
       </w:r>
       <w:r>
         <w:rPr>
@@ -167,7 +158,7 @@
           <w:sz w:val="17"/>
           <w:u w:val="none"/>
         </w:rPr>
-        <w:t>[ have / has ]</w:t>
+        <w:t>[ fundamental / trivial ]</w:t>
       </w:r>
       <w:r>
         <w:rPr>
@@ -176,7 +167,7 @@
           <w:sz w:val="17"/>
           <w:u w:val="none"/>
         </w:rPr>
-        <w:t xml:space="preserve"> very </w:t>
+        <w:t xml:space="preserve"> </w:t>
       </w:r>
       <w:r>
         <w:rPr>
@@ -192,20 +183,11 @@
       <w:r>
         <w:rPr>
           <w:rFonts w:ascii="맑은 고딕" w:hAnsi="맑은 고딕" w:eastAsia="맑은 고딕"/>
-          <w:b/>
-          <w:sz w:val="17"/>
-          <w:u w:val="none"/>
-        </w:rPr>
-        <w:t>[ precise / rough ]</w:t>
-      </w:r>
-      <w:r>
-        <w:rPr>
-          <w:rFonts w:ascii="맑은 고딕" w:hAnsi="맑은 고딕" w:eastAsia="맑은 고딕"/>
           <w:b w:val="0"/>
           <w:sz w:val="17"/>
           <w:u w:val="none"/>
         </w:rPr>
-        <w:t xml:space="preserve"> forms and values. This means that, if they </w:t>
+        <w:t xml:space="preserve">f________ in our universe </w:t>
       </w:r>
       <w:r>
         <w:rPr>
@@ -225,7 +207,7 @@
           <w:sz w:val="17"/>
           <w:u w:val="none"/>
         </w:rPr>
-        <w:t>[ were / are ]</w:t>
+        <w:t>[ have / has ]</w:t>
       </w:r>
       <w:r>
         <w:rPr>
@@ -234,7 +216,7 @@
           <w:sz w:val="17"/>
           <w:u w:val="none"/>
         </w:rPr>
-        <w:t xml:space="preserve"> only very slightly different, life would not have been </w:t>
+        <w:t xml:space="preserve"> very </w:t>
       </w:r>
       <w:r>
         <w:rPr>
@@ -250,11 +232,20 @@
       <w:r>
         <w:rPr>
           <w:rFonts w:ascii="맑은 고딕" w:hAnsi="맑은 고딕" w:eastAsia="맑은 고딕"/>
+          <w:b/>
+          <w:sz w:val="17"/>
+          <w:u w:val="none"/>
+        </w:rPr>
+        <w:t>[ precise / vague ]</w:t>
+      </w:r>
+      <w:r>
+        <w:rPr>
+          <w:rFonts w:ascii="맑은 고딕" w:hAnsi="맑은 고딕" w:eastAsia="맑은 고딕"/>
           <w:b w:val="0"/>
           <w:sz w:val="17"/>
           <w:u w:val="none"/>
         </w:rPr>
-        <w:t xml:space="preserve">p________. For instance, the precise value of </w:t>
+        <w:t xml:space="preserve"> forms and values. This means that, if they </w:t>
       </w:r>
       <w:r>
         <w:rPr>
@@ -270,11 +261,20 @@
       <w:r>
         <w:rPr>
           <w:rFonts w:ascii="맑은 고딕" w:hAnsi="맑은 고딕" w:eastAsia="맑은 고딕"/>
+          <w:b/>
+          <w:sz w:val="17"/>
+          <w:u w:val="none"/>
+        </w:rPr>
+        <w:t>[ were / had been ]</w:t>
+      </w:r>
+      <w:r>
+        <w:rPr>
+          <w:rFonts w:ascii="맑은 고딕" w:hAnsi="맑은 고딕" w:eastAsia="맑은 고딕"/>
           <w:b w:val="0"/>
           <w:sz w:val="17"/>
           <w:u w:val="none"/>
         </w:rPr>
-        <w:t xml:space="preserve">g________ has </w:t>
+        <w:t xml:space="preserve"> only very </w:t>
       </w:r>
       <w:r>
         <w:rPr>
@@ -294,7 +294,7 @@
           <w:sz w:val="17"/>
           <w:u w:val="none"/>
         </w:rPr>
-        <w:t>[ enabled / enabling ]</w:t>
+        <w:t>[ slightly / slight ]</w:t>
       </w:r>
       <w:r>
         <w:rPr>
@@ -303,7 +303,7 @@
           <w:sz w:val="17"/>
           <w:u w:val="none"/>
         </w:rPr>
-        <w:t xml:space="preserve"> our universe to arise by </w:t>
+        <w:t xml:space="preserve"> </w:t>
       </w:r>
       <w:r>
         <w:rPr>
@@ -323,7 +323,7 @@
           <w:sz w:val="17"/>
           <w:u w:val="none"/>
         </w:rPr>
-        <w:t xml:space="preserve">________(permit) the </w:t>
+        <w:t xml:space="preserve">________(differ), life would not have been </w:t>
       </w:r>
       <w:r>
         <w:rPr>
@@ -339,20 +339,11 @@
       <w:r>
         <w:rPr>
           <w:rFonts w:ascii="맑은 고딕" w:hAnsi="맑은 고딕" w:eastAsia="맑은 고딕"/>
-          <w:b/>
-          <w:sz w:val="17"/>
-          <w:u w:val="none"/>
-        </w:rPr>
-        <w:t>[ aggregation / separation ]</w:t>
-      </w:r>
-      <w:r>
-        <w:rPr>
-          <w:rFonts w:ascii="맑은 고딕" w:hAnsi="맑은 고딕" w:eastAsia="맑은 고딕"/>
           <w:b w:val="0"/>
           <w:sz w:val="17"/>
           <w:u w:val="none"/>
         </w:rPr>
-        <w:t xml:space="preserve"> of dust and gas particles to proto-stars around </w:t>
+        <w:t xml:space="preserve">p________. For instance, the precise value of </w:t>
       </w:r>
       <w:r>
         <w:rPr>
@@ -368,20 +359,11 @@
       <w:r>
         <w:rPr>
           <w:rFonts w:ascii="맑은 고딕" w:hAnsi="맑은 고딕" w:eastAsia="맑은 고딕"/>
-          <w:b/>
-          <w:sz w:val="17"/>
-          <w:u w:val="none"/>
-        </w:rPr>
-        <w:t>[ which / that ]</w:t>
-      </w:r>
-      <w:r>
-        <w:rPr>
-          <w:rFonts w:ascii="맑은 고딕" w:hAnsi="맑은 고딕" w:eastAsia="맑은 고딕"/>
           <w:b w:val="0"/>
           <w:sz w:val="17"/>
           <w:u w:val="none"/>
         </w:rPr>
-        <w:t xml:space="preserve"> planets later came to </w:t>
+        <w:t xml:space="preserve">g________ has enabled our universe </w:t>
       </w:r>
       <w:r>
         <w:rPr>
@@ -397,11 +379,20 @@
       <w:r>
         <w:rPr>
           <w:rFonts w:ascii="맑은 고딕" w:hAnsi="맑은 고딕" w:eastAsia="맑은 고딕"/>
+          <w:b/>
+          <w:sz w:val="17"/>
+          <w:u w:val="none"/>
+        </w:rPr>
+        <w:t>[ to arise / arising ]</w:t>
+      </w:r>
+      <w:r>
+        <w:rPr>
+          <w:rFonts w:ascii="맑은 고딕" w:hAnsi="맑은 고딕" w:eastAsia="맑은 고딕"/>
           <w:b w:val="0"/>
           <w:sz w:val="17"/>
           <w:u w:val="none"/>
         </w:rPr>
-        <w:t xml:space="preserve">o________, including the Earth around the Sun. If the value of the </w:t>
+        <w:t xml:space="preserve"> by permitting the </w:t>
       </w:r>
       <w:r>
         <w:rPr>
@@ -421,7 +412,7 @@
           <w:sz w:val="17"/>
           <w:u w:val="none"/>
         </w:rPr>
-        <w:t xml:space="preserve">e________ </w:t>
+        <w:t xml:space="preserve">________(aggregate) of dust and gas particles to proto-stars around </w:t>
       </w:r>
       <w:r>
         <w:rPr>
@@ -441,7 +432,7 @@
           <w:sz w:val="17"/>
           <w:u w:val="none"/>
         </w:rPr>
-        <w:t>[ had been / were ]</w:t>
+        <w:t>[ which / where ]</w:t>
       </w:r>
       <w:r>
         <w:rPr>
@@ -450,7 +441,7 @@
           <w:sz w:val="17"/>
           <w:u w:val="none"/>
         </w:rPr>
-        <w:t xml:space="preserve"> ever so </w:t>
+        <w:t xml:space="preserve"> planets later came to orbit, </w:t>
       </w:r>
       <w:r>
         <w:rPr>
@@ -470,7 +461,7 @@
           <w:sz w:val="17"/>
           <w:u w:val="none"/>
         </w:rPr>
-        <w:t>[ slightly / slight ]</w:t>
+        <w:t>[ including / included ]</w:t>
       </w:r>
       <w:r>
         <w:rPr>
@@ -479,7 +470,7 @@
           <w:sz w:val="17"/>
           <w:u w:val="none"/>
         </w:rPr>
-        <w:t xml:space="preserve"> larger or smaller, </w:t>
+        <w:t xml:space="preserve"> the Earth around the Sun. If the value of the </w:t>
       </w:r>
       <w:r>
         <w:rPr>
@@ -499,7 +490,7 @@
           <w:sz w:val="17"/>
           <w:u w:val="none"/>
         </w:rPr>
-        <w:t xml:space="preserve">c________, as we know it, would not have been possible and life, which </w:t>
+        <w:t xml:space="preserve">e________ </w:t>
       </w:r>
       <w:r>
         <w:rPr>
@@ -519,7 +510,7 @@
           <w:sz w:val="17"/>
           <w:u w:val="none"/>
         </w:rPr>
-        <w:t>[ is / are ]</w:t>
+        <w:t>[ had been / were ]</w:t>
       </w:r>
       <w:r>
         <w:rPr>
@@ -528,7 +519,7 @@
           <w:sz w:val="17"/>
           <w:u w:val="none"/>
         </w:rPr>
-        <w:t xml:space="preserve"> based on </w:t>
+        <w:t xml:space="preserve"> ever so slightly larger or smaller, chemistry, as we know it, would not have been possible and life, which is based on </w:t>
       </w:r>
       <w:r>
         <w:rPr>
@@ -548,7 +539,7 @@
           <w:sz w:val="17"/>
           <w:u w:val="none"/>
         </w:rPr>
-        <w:t xml:space="preserve">________(organism) chemistry, could not have started. The universe was not </w:t>
+        <w:t xml:space="preserve">________(organ) chemistry, could not have started. The universe was not </w:t>
       </w:r>
       <w:r>
         <w:rPr>
@@ -577,7 +568,7 @@
           <w:sz w:val="17"/>
           <w:u w:val="none"/>
         </w:rPr>
-        <w:t xml:space="preserve"> for us to evolve, we have no </w:t>
+        <w:t xml:space="preserve"> for us </w:t>
       </w:r>
       <w:r>
         <w:rPr>
@@ -593,11 +584,20 @@
       <w:r>
         <w:rPr>
           <w:rFonts w:ascii="맑은 고딕" w:hAnsi="맑은 고딕" w:eastAsia="맑은 고딕"/>
+          <w:b/>
+          <w:sz w:val="17"/>
+          <w:u w:val="none"/>
+        </w:rPr>
+        <w:t>[ to evolve / evolving ]</w:t>
+      </w:r>
+      <w:r>
+        <w:rPr>
+          <w:rFonts w:ascii="맑은 고딕" w:hAnsi="맑은 고딕" w:eastAsia="맑은 고딕"/>
           <w:b w:val="0"/>
           <w:sz w:val="17"/>
           <w:u w:val="none"/>
         </w:rPr>
-        <w:t xml:space="preserve">________(privilege) position in the universe; however, the laws and constants of physics allowed </w:t>
+        <w:t xml:space="preserve">, we have no </w:t>
       </w:r>
       <w:r>
         <w:rPr>
@@ -613,11 +613,20 @@
       <w:r>
         <w:rPr>
           <w:rFonts w:ascii="맑은 고딕" w:hAnsi="맑은 고딕" w:eastAsia="맑은 고딕"/>
+          <w:b/>
+          <w:sz w:val="17"/>
+          <w:u w:val="none"/>
+        </w:rPr>
+        <w:t>[ privileged / ordinary ]</w:t>
+      </w:r>
+      <w:r>
+        <w:rPr>
+          <w:rFonts w:ascii="맑은 고딕" w:hAnsi="맑은 고딕" w:eastAsia="맑은 고딕"/>
           <w:b w:val="0"/>
           <w:sz w:val="17"/>
           <w:u w:val="none"/>
         </w:rPr>
-        <w:t xml:space="preserve">________(advance) life </w:t>
+        <w:t xml:space="preserve"> position in the universe; however, the laws and constants of physics allowed </w:t>
       </w:r>
       <w:r>
         <w:rPr>
@@ -633,20 +642,11 @@
       <w:r>
         <w:rPr>
           <w:rFonts w:ascii="맑은 고딕" w:hAnsi="맑은 고딕" w:eastAsia="맑은 고딕"/>
-          <w:b/>
-          <w:sz w:val="17"/>
-          <w:u w:val="none"/>
-        </w:rPr>
-        <w:t>[ to evolve / evolve ]</w:t>
-      </w:r>
-      <w:r>
-        <w:rPr>
-          <w:rFonts w:ascii="맑은 고딕" w:hAnsi="맑은 고딕" w:eastAsia="맑은 고딕"/>
           <w:b w:val="0"/>
           <w:sz w:val="17"/>
           <w:u w:val="none"/>
         </w:rPr>
-        <w:t>.</w:t>
+        <w:t>________(advance) life to evolve.</w:t>
       </w:r>
     </w:p>
     <w:p>
@@ -698,7 +698,7 @@
           <w:sz w:val="17"/>
           <w:u w:val="none"/>
         </w:rPr>
-        <w:t xml:space="preserve">… the precise value of gravity has enabled our universe to arise </w:t>
+        <w:t xml:space="preserve">For instance, the precise value of gravity has enabled our universe </w:t>
       </w:r>
       <w:r>
         <w:rPr>
@@ -707,7 +707,7 @@
           <w:sz w:val="17"/>
           <w:u w:val="single"/>
         </w:rPr>
-        <w:t>by permitting</w:t>
+        <w:t>to arise</w:t>
       </w:r>
       <w:r>
         <w:rPr>
@@ -716,7 +716,7 @@
           <w:sz w:val="17"/>
           <w:u w:val="none"/>
         </w:rPr>
-        <w:t xml:space="preserve"> the aggregation …  → 제시 교정: </w:t>
+        <w:t xml:space="preserve"> by permitting the aggregation of dust and gas particles to proto-stars …  → 제시 교정: </w:t>
       </w:r>
       <w:r>
         <w:rPr>
@@ -725,7 +725,7 @@
           <w:sz w:val="17"/>
           <w:u w:val="none"/>
         </w:rPr>
-        <w:t>as it permitted</w:t>
+        <w:t>to come into being</w:t>
       </w:r>
       <w:r>
         <w:rPr>
@@ -760,7 +760,7 @@
           <w:sz w:val="17"/>
           <w:u w:val="none"/>
         </w:rPr>
-        <w:t xml:space="preserve">… and life, </w:t>
+        <w:t xml:space="preserve">… proto-stars around which planets later came to orbit, </w:t>
       </w:r>
       <w:r>
         <w:rPr>
@@ -769,7 +769,7 @@
           <w:sz w:val="17"/>
           <w:u w:val="single"/>
         </w:rPr>
-        <w:t>which</w:t>
+        <w:t>including the Earth around the Sun</w:t>
       </w:r>
       <w:r>
         <w:rPr>
@@ -778,7 +778,7 @@
           <w:sz w:val="17"/>
           <w:u w:val="none"/>
         </w:rPr>
-        <w:t xml:space="preserve"> is based on organic chemistry, could not have started.  → 제시 교정: </w:t>
+        <w:t xml:space="preserve">.  → 제시 교정: </w:t>
       </w:r>
       <w:r>
         <w:rPr>
@@ -787,7 +787,7 @@
           <w:sz w:val="17"/>
           <w:u w:val="none"/>
         </w:rPr>
-        <w:t>that</w:t>
+        <w:t>the Earth around the Sun included</w:t>
       </w:r>
       <w:r>
         <w:rPr>
@@ -820,18 +820,27 @@
           <w:rFonts w:ascii="맑은 고딕" w:hAnsi="맑은 고딕" w:eastAsia="맑은 고딕"/>
           <w:b w:val="0"/>
           <w:sz w:val="17"/>
-          <w:u w:val="single"/>
-        </w:rPr>
-        <w:t>If the value of the electron had been</w:t>
+          <w:u w:val="none"/>
+        </w:rPr>
+        <w:t xml:space="preserve">The universe was not designed </w:t>
       </w:r>
       <w:r>
         <w:rPr>
           <w:rFonts w:ascii="맑은 고딕" w:hAnsi="맑은 고딕" w:eastAsia="맑은 고딕"/>
           <w:b w:val="0"/>
           <w:sz w:val="17"/>
-          <w:u w:val="none"/>
-        </w:rPr>
-        <w:t xml:space="preserve"> ever so slightly larger or smaller, …  → 제시 교정: </w:t>
+          <w:u w:val="single"/>
+        </w:rPr>
+        <w:t>for us to evolve</w:t>
+      </w:r>
+      <w:r>
+        <w:rPr>
+          <w:rFonts w:ascii="맑은 고딕" w:hAnsi="맑은 고딕" w:eastAsia="맑은 고딕"/>
+          <w:b w:val="0"/>
+          <w:sz w:val="17"/>
+          <w:u w:val="none"/>
+        </w:rPr>
+        <w:t xml:space="preserve">, we have no privileged position in the universe …  → 제시 교정: </w:t>
       </w:r>
       <w:r>
         <w:rPr>
@@ -840,7 +849,7 @@
           <w:sz w:val="17"/>
           <w:u w:val="none"/>
         </w:rPr>
-        <w:t>Had the value of the electron been</w:t>
+        <w:t>for us evolving</w:t>
       </w:r>
       <w:r>
         <w:rPr>
@@ -918,7 +927,7 @@
           <w:sz w:val="17"/>
           <w:u w:val="none"/>
         </w:rPr>
-        <w:t>this / mean / that / if / they / be / only / very slightly / different / life / would not / been / possible / will</w:t>
+        <w:t>if / this / mean / they / have been / be / very slightly / not / different / only / would / life / possible / unless</w:t>
       </w:r>
     </w:p>
     <w:p>
@@ -953,7 +962,7 @@
           <w:sz w:val="17"/>
           <w:u w:val="none"/>
         </w:rPr>
-        <w:t>우주는 우리가 진화하도록 설계된 것이 아니었다.</w:t>
+        <w:t>전자의 값이 아주 조금이라도 더 크거나 작았더라면, 우리가 아는 화학은 가능하지 않았을 것이고, 유기 화학에 기반을 둔 생명은 시작될 수 없었을 것이다.</w:t>
       </w:r>
     </w:p>
     <w:p>
@@ -970,7 +979,7 @@
           <w:sz w:val="17"/>
           <w:u w:val="none"/>
         </w:rPr>
-        <w:t>the universe / was / not / design / us / to evolve / evolving</w:t>
+        <w:t>of the electron / if / the value / had been / ever so slightly / chemistry / as we know it / larger or smaller / would / not / life / not / have been / and / possible / start / be based on / could / that / have / organic chemistry</w:t>
       </w:r>
     </w:p>
     <w:p>
@@ -1031,7 +1040,7 @@
           <w:sz w:val="17"/>
           <w:u w:val="none"/>
         </w:rPr>
-        <w:t>물리 법칙과 상수는 고등 생명이 진화하도록 허용했다.</w:t>
+        <w:t>예를 들어, 중력의 정밀한 값은 먼지와 가스 입자가 원시별로 뭉치게 해 줌으로써 우리 우주가 생겨날 수 있게 했다.</w:t>
       </w:r>
     </w:p>
     <w:p>
@@ -1048,7 +1057,7 @@
           <w:sz w:val="17"/>
           <w:u w:val="none"/>
         </w:rPr>
-        <w:t>the laws and constants of physics / allowed / advance / life / to evolve</w:t>
+        <w:t>to arise / for instance / of gravity / the precise value / has / enable / our universe / permitting / by / the aggregation / to proto-stars / of dust and gas particles</w:t>
       </w:r>
     </w:p>
     <w:p>
@@ -1127,7 +1136,7 @@
           <w:sz w:val="17"/>
           <w:u w:val="none"/>
         </w:rPr>
-        <w:t xml:space="preserve"> were only very slightly different — they가 가리키는 것을 본문에서 찾아 쓰시오: ______________________________________</w:t>
+        <w:t xml:space="preserve"> were only very slightly different — they가 가리키는 것을 우리말로: ______________________________</w:t>
       </w:r>
     </w:p>
     <w:p>
@@ -1149,29 +1158,20 @@
       <w:r>
         <w:rPr>
           <w:rFonts w:ascii="맑은 고딕" w:hAnsi="맑은 고딕" w:eastAsia="맑은 고딕"/>
+          <w:b/>
+          <w:sz w:val="17"/>
+          <w:u w:val="none"/>
+        </w:rPr>
+        <w:t>This</w:t>
+      </w:r>
+      <w:r>
+        <w:rPr>
+          <w:rFonts w:ascii="맑은 고딕" w:hAnsi="맑은 고딕" w:eastAsia="맑은 고딕"/>
           <w:b w:val="0"/>
           <w:sz w:val="17"/>
           <w:u w:val="none"/>
         </w:rPr>
-        <w:t xml:space="preserve">around </w:t>
-      </w:r>
-      <w:r>
-        <w:rPr>
-          <w:rFonts w:ascii="맑은 고딕" w:hAnsi="맑은 고딕" w:eastAsia="맑은 고딕"/>
-          <w:b/>
-          <w:sz w:val="17"/>
-          <w:u w:val="none"/>
-        </w:rPr>
-        <w:t>which</w:t>
-      </w:r>
-      <w:r>
-        <w:rPr>
-          <w:rFonts w:ascii="맑은 고딕" w:hAnsi="맑은 고딕" w:eastAsia="맑은 고딕"/>
-          <w:b w:val="0"/>
-          <w:sz w:val="17"/>
-          <w:u w:val="none"/>
-        </w:rPr>
-        <w:t xml:space="preserve"> planets later came to orbit — which의 선행사(1단어): ______________</w:t>
+        <w:t xml:space="preserve"> means that — This가 가리키는 내용을 우리말로: ____________________________________________</w:t>
       </w:r>
     </w:p>
     <w:p>
@@ -1237,11 +1237,20 @@
       <w:r>
         <w:rPr>
           <w:rFonts w:ascii="맑은 고딕" w:hAnsi="맑은 고딕" w:eastAsia="맑은 고딕"/>
+          <w:b w:val="0"/>
+          <w:sz w:val="17"/>
+          <w:u w:val="none"/>
+        </w:rPr>
+        <w:t xml:space="preserve">around </w:t>
+      </w:r>
+      <w:r>
+        <w:rPr>
+          <w:rFonts w:ascii="맑은 고딕" w:hAnsi="맑은 고딕" w:eastAsia="맑은 고딕"/>
           <w:b/>
           <w:sz w:val="17"/>
           <w:u w:val="none"/>
         </w:rPr>
-        <w:t>This</w:t>
+        <w:t>which</w:t>
       </w:r>
       <w:r>
         <w:rPr>
@@ -1250,7 +1259,7 @@
           <w:sz w:val="17"/>
           <w:u w:val="none"/>
         </w:rPr>
-        <w:t xml:space="preserve"> means that … — This가 가리키는 내용을 우리말로: ______________________________________</w:t>
+        <w:t xml:space="preserve"> planets later came to orbit — which의 선행사(1단어): ______________</w:t>
       </w:r>
     </w:p>
     <w:p>
@@ -1281,7 +1290,7 @@
     </w:p>
     <w:p>
       <w:pPr>
-        <w:spacing w:before="0" w:after="20" w:line="360" w:lineRule="auto"/>
+        <w:spacing w:before="0" w:after="20" w:line="300" w:lineRule="auto"/>
         <w:jc w:val="both"/>
         <w:snapToGrid w:val="0"/>
       </w:pPr>
@@ -1292,7 +1301,7 @@
           <w:sz w:val="17"/>
           <w:u w:val="none"/>
         </w:rPr>
-        <w:t xml:space="preserve">A guitar string shows the same kind of fine balance. If the string </w:t>
+        <w:t xml:space="preserve">The conditions that let a coral reef exist are just as narrow. The water must stay within a small band of temperature, and if it </w:t>
       </w:r>
       <w:r>
         <w:rPr>
@@ -1312,7 +1321,7 @@
           <w:sz w:val="17"/>
           <w:u w:val="none"/>
         </w:rPr>
-        <w:t>[ is / are ]</w:t>
+        <w:t>[ stays / stayed ]</w:t>
       </w:r>
       <w:r>
         <w:rPr>
@@ -1321,7 +1330,7 @@
           <w:sz w:val="17"/>
           <w:u w:val="none"/>
         </w:rPr>
-        <w:t xml:space="preserve"> tightened even a little too much, it snaps; if it is left too loose, it </w:t>
+        <w:t xml:space="preserve"> only a degree or two warmer for long, the corals expel the tiny algae </w:t>
       </w:r>
       <w:r>
         <w:rPr>
@@ -1341,7 +1350,7 @@
           <w:sz w:val="17"/>
           <w:u w:val="none"/>
         </w:rPr>
-        <w:t>[ produces / producing ]</w:t>
+        <w:t>[ living / lived ]</w:t>
       </w:r>
       <w:r>
         <w:rPr>
@@ -1350,7 +1359,7 @@
           <w:sz w:val="17"/>
           <w:u w:val="none"/>
         </w:rPr>
-        <w:t xml:space="preserve"> no clear note. Only within a narrow range </w:t>
+        <w:t xml:space="preserve"> inside them and begin to starve. Nobody arranged the ocean for the sake of corals, yet the reef is there only because the numbers happened to fall within the narrow range </w:t>
       </w:r>
       <w:r>
         <w:rPr>
@@ -1370,7 +1379,7 @@
           <w:sz w:val="17"/>
           <w:u w:val="none"/>
         </w:rPr>
-        <w:t>[ does the string sing / the string sings ]</w:t>
+        <w:t>[ in which / which ]</w:t>
       </w:r>
       <w:r>
         <w:rPr>
@@ -1379,7 +1388,7 @@
           <w:sz w:val="17"/>
           <w:u w:val="none"/>
         </w:rPr>
-        <w:t>. The guitar was not made for any one song, but its precise tension makes music possible.</w:t>
+        <w:t xml:space="preserve"> reef life can survive.</w:t>
       </w:r>
     </w:p>
     <w:p>
@@ -1431,7 +1440,7 @@
           <w:sz w:val="17"/>
           <w:u w:val="none"/>
         </w:rPr>
-        <w:t>Life was possible only because the laws and constants of physics happen to have extremely p____________ values.</w:t>
+        <w:t>Life exists not because the universe was made for us but because its physical constants happened to fall within an extremely n____________ range.</w:t>
       </w:r>
     </w:p>
     <w:p>
@@ -1515,43 +1524,7 @@
           <w:sz w:val="17"/>
           <w:u w:val="none"/>
         </w:rPr>
-        <w:t>The laws and constants of physics and the fundamental forces in our universe have very ⓐ</w:t>
-      </w:r>
-      <w:r>
-        <w:rPr>
-          <w:rFonts w:ascii="맑은 고딕" w:hAnsi="맑은 고딕" w:eastAsia="맑은 고딕"/>
-          <w:b w:val="0"/>
-          <w:sz w:val="17"/>
-          <w:u w:val="single"/>
-        </w:rPr>
-        <w:t>precise forms</w:t>
-      </w:r>
-      <w:r>
-        <w:rPr>
-          <w:rFonts w:ascii="맑은 고딕" w:hAnsi="맑은 고딕" w:eastAsia="맑은 고딕"/>
-          <w:b w:val="0"/>
-          <w:sz w:val="17"/>
-          <w:u w:val="none"/>
-        </w:rPr>
-        <w:t xml:space="preserve"> and values. This means that, if they were only very slightly different, life would not have been possible. (A) ________, the precise value of gravity has enabled our universe to arise by ⓑ</w:t>
-      </w:r>
-      <w:r>
-        <w:rPr>
-          <w:rFonts w:ascii="맑은 고딕" w:hAnsi="맑은 고딕" w:eastAsia="맑은 고딕"/>
-          <w:b w:val="0"/>
-          <w:sz w:val="17"/>
-          <w:u w:val="single"/>
-        </w:rPr>
-        <w:t>permitting</w:t>
-      </w:r>
-      <w:r>
-        <w:rPr>
-          <w:rFonts w:ascii="맑은 고딕" w:hAnsi="맑은 고딕" w:eastAsia="맑은 고딕"/>
-          <w:b w:val="0"/>
-          <w:sz w:val="17"/>
-          <w:u w:val="none"/>
-        </w:rPr>
-        <w:t xml:space="preserve"> the aggregation of dust and gas particles to proto-stars around which planets later came to orbit, including the Earth around the Sun. If the value of the electron had been ever so slightly larger or smaller, chemistry, as we know it, would not have been possible and life, which is based on organic chemistry, could not have started. The universe was not designed for us to evolve, we have no privileged position in the universe; however, the laws and constants of physics allowed advanced life to evolve.</w:t>
+        <w:t>The rules of physics, its constants, and the basic forces at work in our universe come in extremely exact forms and quantities. The consequence is that even a tiny change in any of them would have ruled out life altogether. Take gravity: its exact strength let the universe take shape, because it allowed clouds of dust and gas to pull together into early stars, around (ⓐ) [which / where] planets — the Earth circling the Sun among them — later settled into orbit. Had the electron carried even a fractionally greater or smaller value, chemistry as we understand it could not have existed, and life, which rests on organic chemistry, would never have begun. None of this means the universe was built so that we would appear; we hold no special place in it. Still, the physical laws and constants made it possible for advanced life to develop.</w:t>
       </w:r>
     </w:p>
     <w:p>
@@ -1597,7 +1570,7 @@
           <w:sz w:val="17"/>
           <w:u w:val="none"/>
         </w:rPr>
-        <w:t>(a) The writer claims that even a slight change in the constants of physics would have made life impossible.</w:t>
+        <w:t>(A) Gravity and the electron are given as two examples of values that could not have been even slightly different.</w:t>
       </w:r>
     </w:p>
     <w:p>
@@ -1620,7 +1593,7 @@
           <w:sz w:val="17"/>
           <w:u w:val="none"/>
         </w:rPr>
-        <w:t>(b) The appropriate expression for (A) is ‘For example’.</w:t>
+        <w:t>(B) ‘where’ is the right choice for (ⓐ), because the clause that follows describes a place.</w:t>
       </w:r>
     </w:p>
     <w:p>
@@ -1643,7 +1616,1069 @@
           <w:sz w:val="17"/>
           <w:u w:val="none"/>
         </w:rPr>
-        <w:t>(c) In ⓑ, ‘permitting’ should be changed to ‘permit’ because it comes after ‘by’.</w:t>
+        <w:t>(C) The sentence ‘None of this means the universe was built so that we would appear’ means that the universe was arranged for the sake of human beings.</w:t>
+      </w:r>
+    </w:p>
+    <w:p>
+      <w:pPr>
+        <w:spacing w:before="0" w:after="60" w:line="288" w:lineRule="auto"/>
+        <w:ind w:left="40"/>
+        <w:snapToGrid w:val="0"/>
+        <w:pBdr>
+          <w:top w:val="single" w:sz="4" w:space="2" w:color="9B6BD0"/>
+          <w:left w:val="single" w:sz="4" w:space="2" w:color="9B6BD0"/>
+          <w:bottom w:val="single" w:sz="4" w:space="2" w:color="9B6BD0"/>
+          <w:right w:val="single" w:sz="4" w:space="2" w:color="9B6BD0"/>
+        </w:pBdr>
+        <w:shd w:val="clear" w:color="auto" w:fill="FAF5FF"/>
+      </w:pPr>
+      <w:r>
+        <w:rPr>
+          <w:rFonts w:ascii="맑은 고딕" w:hAnsi="맑은 고딕" w:eastAsia="맑은 고딕"/>
+          <w:b w:val="0"/>
+          <w:sz w:val="17"/>
+          <w:u w:val="none"/>
+        </w:rPr>
+        <w:t>(D) In the summary ‘If the constants of physics had been different, life could not have arisen’, the if-clause correctly uses the past perfect.</w:t>
+      </w:r>
+    </w:p>
+    <w:p>
+      <w:pPr>
+        <w:spacing w:before="0" w:after="20" w:line="276" w:lineRule="auto"/>
+        <w:ind w:left="80"/>
+        <w:snapToGrid w:val="0"/>
+      </w:pPr>
+      <w:r>
+        <w:rPr>
+          <w:rFonts w:ascii="맑은 고딕" w:hAnsi="맑은 고딕" w:eastAsia="맑은 고딕"/>
+          <w:b w:val="0"/>
+          <w:sz w:val="17"/>
+          <w:u w:val="none"/>
+        </w:rPr>
+        <w:t>① (A), (D)    ② (A), (B)    ③ (B), (C)    ④ (C), (D)    ⑤ (B), (C), (D)</w:t>
+      </w:r>
+    </w:p>
+    <w:p>
+      <w:pPr>
+        <w:keepNext/>
+        <w:spacing w:before="80" w:after="20" w:line="276" w:lineRule="auto"/>
+        <w:snapToGrid w:val="0"/>
+      </w:pPr>
+      <w:r>
+        <w:rPr>
+          <w:rFonts w:ascii="맑은 고딕" w:hAnsi="맑은 고딕" w:eastAsia="맑은 고딕"/>
+          <w:b/>
+          <w:sz w:val="17"/>
+          <w:u w:val="none"/>
+        </w:rPr>
+        <w:t>24-2.</w:t>
+      </w:r>
+      <w:r>
+        <w:rPr>
+          <w:rFonts w:ascii="맑은 고딕" w:hAnsi="맑은 고딕" w:eastAsia="맑은 고딕"/>
+          <w:b w:val="0"/>
+          <w:sz w:val="17"/>
+          <w:u w:val="none"/>
+        </w:rPr>
+        <w:t xml:space="preserve"> [A]와 [B]를 읽고 이해한 것으로 가장 적절한 것은? [3.2점]</w:t>
+      </w:r>
+    </w:p>
+    <w:p>
+      <w:pPr>
+        <w:spacing w:before="0" w:after="60" w:line="288" w:lineRule="auto"/>
+        <w:ind w:left="40"/>
+        <w:snapToGrid w:val="0"/>
+        <w:pBdr>
+          <w:top w:val="single" w:sz="4" w:space="2" w:color="999999"/>
+          <w:left w:val="single" w:sz="4" w:space="2" w:color="999999"/>
+          <w:bottom w:val="single" w:sz="4" w:space="2" w:color="999999"/>
+          <w:right w:val="single" w:sz="4" w:space="2" w:color="999999"/>
+        </w:pBdr>
+        <w:shd w:val="clear" w:color="auto" w:fill="F6F3EA"/>
+      </w:pPr>
+      <w:r>
+        <w:rPr>
+          <w:rFonts w:ascii="맑은 고딕" w:hAnsi="맑은 고딕" w:eastAsia="맑은 고딕"/>
+          <w:b w:val="0"/>
+          <w:sz w:val="17"/>
+          <w:u w:val="none"/>
+        </w:rPr>
+        <w:t>[A] The rules of physics, its constants, and the basic forces at work in our universe come in extremely exact forms and quantities. The consequence is that even a tiny change in any of them would have ruled out life altogether. Take gravity: its exact strength let the universe take shape, because it allowed clouds of dust and gas to pull together into early stars, around which planets — the Earth circling the Sun among them — later settled into orbit. Had the electron carried even a fractionally greater or smaller value, chemistry as we understand it could not have existed, and life, which rests on organic chemistry, would never have begun. None of this means the universe was built so that we would appear; we hold no special place in it. Still, the physical laws and constants made it possible for advanced life to develop.</w:t>
+      </w:r>
+    </w:p>
+    <w:p>
+      <w:pPr>
+        <w:spacing w:before="0" w:after="60" w:line="288" w:lineRule="auto"/>
+        <w:ind w:left="40"/>
+        <w:snapToGrid w:val="0"/>
+        <w:pBdr>
+          <w:top w:val="single" w:sz="4" w:space="2" w:color="6B7FB8"/>
+          <w:left w:val="single" w:sz="4" w:space="2" w:color="6B7FB8"/>
+          <w:bottom w:val="single" w:sz="4" w:space="2" w:color="6B7FB8"/>
+          <w:right w:val="single" w:sz="4" w:space="2" w:color="6B7FB8"/>
+        </w:pBdr>
+        <w:shd w:val="clear" w:color="auto" w:fill="EEF2FF"/>
+      </w:pPr>
+      <w:r>
+        <w:rPr>
+          <w:rFonts w:ascii="맑은 고딕" w:hAnsi="맑은 고딕" w:eastAsia="맑은 고딕"/>
+          <w:b w:val="0"/>
+          <w:sz w:val="17"/>
+          <w:u w:val="none"/>
+        </w:rPr>
+        <w:t>[B] The conditions that let a coral reef exist are just as narrow. The water must stay within a small band of temperature, and if it stays only a degree or two warmer for long, the corals expel the tiny algae living inside them and begin to starve. Nobody arranged the ocean for the sake of corals, yet the reef is there only because the numbers happened to fall within the narrow range in which reef life can survive.</w:t>
+      </w:r>
+    </w:p>
+    <w:p>
+      <w:pPr>
+        <w:spacing w:before="0" w:after="0" w:line="269" w:lineRule="auto"/>
+        <w:ind w:left="180" w:hanging="180"/>
+        <w:snapToGrid w:val="0"/>
+      </w:pPr>
+      <w:r>
+        <w:rPr>
+          <w:rFonts w:ascii="맑은 고딕" w:hAnsi="맑은 고딕" w:eastAsia="맑은 고딕"/>
+          <w:b w:val="0"/>
+          <w:sz w:val="17"/>
+          <w:u w:val="none"/>
+        </w:rPr>
+        <w:t>① Both texts hold that something exists only because certain conditions happen to fall within a very narrow range, not because anyone planned it that way.</w:t>
+      </w:r>
+    </w:p>
+    <w:p>
+      <w:pPr>
+        <w:spacing w:before="0" w:after="0" w:line="269" w:lineRule="auto"/>
+        <w:ind w:left="180" w:hanging="180"/>
+        <w:snapToGrid w:val="0"/>
+      </w:pPr>
+      <w:r>
+        <w:rPr>
+          <w:rFonts w:ascii="맑은 고딕" w:hAnsi="맑은 고딕" w:eastAsia="맑은 고딕"/>
+          <w:b w:val="0"/>
+          <w:sz w:val="17"/>
+          <w:u w:val="none"/>
+        </w:rPr>
+        <w:t>② [A] says the universe was adjusted so that life could appear, while [B] says the ocean was adjusted so that corals could appear.</w:t>
+      </w:r>
+    </w:p>
+    <w:p>
+      <w:pPr>
+        <w:spacing w:before="0" w:after="0" w:line="269" w:lineRule="auto"/>
+        <w:ind w:left="180" w:hanging="180"/>
+        <w:snapToGrid w:val="0"/>
+      </w:pPr>
+      <w:r>
+        <w:rPr>
+          <w:rFonts w:ascii="맑은 고딕" w:hAnsi="맑은 고딕" w:eastAsia="맑은 고딕"/>
+          <w:b w:val="0"/>
+          <w:sz w:val="17"/>
+          <w:u w:val="none"/>
+        </w:rPr>
+        <w:t>③ [A] deals with conditions that cannot change at all, whereas [B] deals with conditions that corals can change for themselves.</w:t>
+      </w:r>
+    </w:p>
+    <w:p>
+      <w:pPr>
+        <w:spacing w:before="0" w:after="0" w:line="269" w:lineRule="auto"/>
+        <w:ind w:left="180" w:hanging="180"/>
+        <w:snapToGrid w:val="0"/>
+      </w:pPr>
+      <w:r>
+        <w:rPr>
+          <w:rFonts w:ascii="맑은 고딕" w:hAnsi="맑은 고딕" w:eastAsia="맑은 고딕"/>
+          <w:b w:val="0"/>
+          <w:sz w:val="17"/>
+          <w:u w:val="none"/>
+        </w:rPr>
+        <w:t>④ Both texts conclude that life and reefs will survive no matter how the surrounding conditions change.</w:t>
+      </w:r>
+    </w:p>
+    <w:p>
+      <w:pPr>
+        <w:spacing w:before="0" w:after="0" w:line="269" w:lineRule="auto"/>
+        <w:ind w:left="180" w:hanging="180"/>
+        <w:snapToGrid w:val="0"/>
+      </w:pPr>
+      <w:r>
+        <w:rPr>
+          <w:rFonts w:ascii="맑은 고딕" w:hAnsi="맑은 고딕" w:eastAsia="맑은 고딕"/>
+          <w:b w:val="0"/>
+          <w:sz w:val="17"/>
+          <w:u w:val="none"/>
+        </w:rPr>
+        <w:t>⑤ [B] presents the reef’s survival as the result of careful human management, unlike the universe in [A].</w:t>
+      </w:r>
+    </w:p>
+    <w:p>
+      <w:pPr>
+        <w:keepNext/>
+        <w:spacing w:before="80" w:after="20" w:line="276" w:lineRule="auto"/>
+        <w:snapToGrid w:val="0"/>
+      </w:pPr>
+      <w:r>
+        <w:rPr>
+          <w:rFonts w:ascii="맑은 고딕" w:hAnsi="맑은 고딕" w:eastAsia="맑은 고딕"/>
+          <w:b/>
+          <w:sz w:val="17"/>
+          <w:u w:val="none"/>
+        </w:rPr>
+        <w:t>24-3.</w:t>
+      </w:r>
+      <w:r>
+        <w:rPr>
+          <w:rFonts w:ascii="맑은 고딕" w:hAnsi="맑은 고딕" w:eastAsia="맑은 고딕"/>
+          <w:b w:val="0"/>
+          <w:sz w:val="17"/>
+          <w:u w:val="none"/>
+        </w:rPr>
+        <w:t xml:space="preserve"> 윗글의 밑줄 친 </w:t>
+      </w:r>
+      <w:r>
+        <w:rPr>
+          <w:rFonts w:ascii="맑은 고딕" w:hAnsi="맑은 고딕" w:eastAsia="맑은 고딕"/>
+          <w:b w:val="0"/>
+          <w:sz w:val="17"/>
+          <w:u w:val="single"/>
+        </w:rPr>
+        <w:t>we have no privileged position in the universe</w:t>
+      </w:r>
+      <w:r>
+        <w:rPr>
+          <w:rFonts w:ascii="맑은 고딕" w:hAnsi="맑은 고딕" w:eastAsia="맑은 고딕"/>
+          <w:b w:val="0"/>
+          <w:sz w:val="17"/>
+          <w:u w:val="none"/>
+        </w:rPr>
+        <w:t>가 의미하는 바로 가장 적절한 것은? [2.9점]</w:t>
+      </w:r>
+    </w:p>
+    <w:p>
+      <w:pPr>
+        <w:spacing w:before="0" w:after="60" w:line="288" w:lineRule="auto"/>
+        <w:ind w:left="40"/>
+        <w:snapToGrid w:val="0"/>
+        <w:pBdr>
+          <w:top w:val="single" w:sz="4" w:space="2" w:color="999999"/>
+          <w:left w:val="single" w:sz="4" w:space="2" w:color="999999"/>
+          <w:bottom w:val="single" w:sz="4" w:space="2" w:color="999999"/>
+          <w:right w:val="single" w:sz="4" w:space="2" w:color="999999"/>
+        </w:pBdr>
+        <w:shd w:val="clear" w:color="auto" w:fill="F6F3EA"/>
+      </w:pPr>
+      <w:r>
+        <w:rPr>
+          <w:rFonts w:ascii="맑은 고딕" w:hAnsi="맑은 고딕" w:eastAsia="맑은 고딕"/>
+          <w:b w:val="0"/>
+          <w:sz w:val="17"/>
+          <w:u w:val="none"/>
+        </w:rPr>
+        <w:t xml:space="preserve">For instance, the precise value of gravity has enabled our universe to arise by permitting the aggregation of dust and gas particles to proto-stars around which planets later came to orbit, including the Earth around the Sun. Had the electron carried even a fractionally greater or smaller value, chemistry as we understand it could not have existed, and life, which rests on organic chemistry, would never have begun. The universe was not designed for us to evolve, </w:t>
+      </w:r>
+      <w:r>
+        <w:rPr>
+          <w:rFonts w:ascii="맑은 고딕" w:hAnsi="맑은 고딕" w:eastAsia="맑은 고딕"/>
+          <w:b w:val="0"/>
+          <w:sz w:val="17"/>
+          <w:u w:val="single"/>
+        </w:rPr>
+        <w:t>we have no privileged position in the universe</w:t>
+      </w:r>
+      <w:r>
+        <w:rPr>
+          <w:rFonts w:ascii="맑은 고딕" w:hAnsi="맑은 고딕" w:eastAsia="맑은 고딕"/>
+          <w:b w:val="0"/>
+          <w:sz w:val="17"/>
+          <w:u w:val="none"/>
+        </w:rPr>
+        <w:t>; however, the physical laws and constants made it possible for advanced life to develop.</w:t>
+      </w:r>
+    </w:p>
+    <w:p>
+      <w:pPr>
+        <w:spacing w:before="0" w:after="0" w:line="269" w:lineRule="auto"/>
+        <w:ind w:left="180" w:hanging="180"/>
+        <w:snapToGrid w:val="0"/>
+      </w:pPr>
+      <w:r>
+        <w:rPr>
+          <w:rFonts w:ascii="맑은 고딕" w:hAnsi="맑은 고딕" w:eastAsia="맑은 고딕"/>
+          <w:b w:val="0"/>
+          <w:sz w:val="17"/>
+          <w:u w:val="none"/>
+        </w:rPr>
+        <w:t>① the Earth is located far from the centre of the universe</w:t>
+      </w:r>
+    </w:p>
+    <w:p>
+      <w:pPr>
+        <w:spacing w:before="0" w:after="0" w:line="269" w:lineRule="auto"/>
+        <w:ind w:left="180" w:hanging="180"/>
+        <w:snapToGrid w:val="0"/>
+      </w:pPr>
+      <w:r>
+        <w:rPr>
+          <w:rFonts w:ascii="맑은 고딕" w:hAnsi="맑은 고딕" w:eastAsia="맑은 고딕"/>
+          <w:b w:val="0"/>
+          <w:sz w:val="17"/>
+          <w:u w:val="none"/>
+        </w:rPr>
+        <w:t>② human beings are unable to observe most of the universe</w:t>
+      </w:r>
+    </w:p>
+    <w:p>
+      <w:pPr>
+        <w:spacing w:before="0" w:after="0" w:line="269" w:lineRule="auto"/>
+        <w:ind w:left="180" w:hanging="180"/>
+        <w:snapToGrid w:val="0"/>
+      </w:pPr>
+      <w:r>
+        <w:rPr>
+          <w:rFonts w:ascii="맑은 고딕" w:hAnsi="맑은 고딕" w:eastAsia="맑은 고딕"/>
+          <w:b w:val="0"/>
+          <w:sz w:val="17"/>
+          <w:u w:val="none"/>
+        </w:rPr>
+        <w:t>③ life on Earth is less advanced than life elsewhere in the universe</w:t>
+      </w:r>
+    </w:p>
+    <w:p>
+      <w:pPr>
+        <w:spacing w:before="0" w:after="0" w:line="269" w:lineRule="auto"/>
+        <w:ind w:left="180" w:hanging="180"/>
+        <w:snapToGrid w:val="0"/>
+      </w:pPr>
+      <w:r>
+        <w:rPr>
+          <w:rFonts w:ascii="맑은 고딕" w:hAnsi="맑은 고딕" w:eastAsia="맑은 고딕"/>
+          <w:b w:val="0"/>
+          <w:sz w:val="17"/>
+          <w:u w:val="none"/>
+        </w:rPr>
+        <w:t>④ the universe was not arranged for the purpose of producing human beings</w:t>
+      </w:r>
+    </w:p>
+    <w:p>
+      <w:pPr>
+        <w:spacing w:before="0" w:after="0" w:line="269" w:lineRule="auto"/>
+        <w:ind w:left="180" w:hanging="180"/>
+        <w:snapToGrid w:val="0"/>
+      </w:pPr>
+      <w:r>
+        <w:rPr>
+          <w:rFonts w:ascii="맑은 고딕" w:hAnsi="맑은 고딕" w:eastAsia="맑은 고딕"/>
+          <w:b w:val="0"/>
+          <w:sz w:val="17"/>
+          <w:u w:val="none"/>
+        </w:rPr>
+        <w:t>⑤ humans will never be able to change the laws of physics</w:t>
+      </w:r>
+    </w:p>
+    <w:p>
+      <w:pPr>
+        <w:keepNext/>
+        <w:spacing w:before="80" w:after="20" w:line="276" w:lineRule="auto"/>
+        <w:snapToGrid w:val="0"/>
+      </w:pPr>
+      <w:r>
+        <w:rPr>
+          <w:rFonts w:ascii="맑은 고딕" w:hAnsi="맑은 고딕" w:eastAsia="맑은 고딕"/>
+          <w:b/>
+          <w:sz w:val="17"/>
+          <w:u w:val="none"/>
+        </w:rPr>
+        <w:t>24-4.</w:t>
+      </w:r>
+      <w:r>
+        <w:rPr>
+          <w:rFonts w:ascii="맑은 고딕" w:hAnsi="맑은 고딕" w:eastAsia="맑은 고딕"/>
+          <w:b w:val="0"/>
+          <w:sz w:val="17"/>
+          <w:u w:val="none"/>
+        </w:rPr>
+        <w:t xml:space="preserve"> 다음 글의 빈칸에 들어갈 말로 가장 적절한 것은? [3.1점]</w:t>
+      </w:r>
+    </w:p>
+    <w:p>
+      <w:pPr>
+        <w:spacing w:before="0" w:after="60" w:line="288" w:lineRule="auto"/>
+        <w:ind w:left="40"/>
+        <w:snapToGrid w:val="0"/>
+        <w:pBdr>
+          <w:top w:val="single" w:sz="4" w:space="2" w:color="999999"/>
+          <w:left w:val="single" w:sz="4" w:space="2" w:color="999999"/>
+          <w:bottom w:val="single" w:sz="4" w:space="2" w:color="999999"/>
+          <w:right w:val="single" w:sz="4" w:space="2" w:color="999999"/>
+        </w:pBdr>
+        <w:shd w:val="clear" w:color="auto" w:fill="F6F3EA"/>
+      </w:pPr>
+      <w:r>
+        <w:rPr>
+          <w:rFonts w:ascii="맑은 고딕" w:hAnsi="맑은 고딕" w:eastAsia="맑은 고딕"/>
+          <w:b w:val="0"/>
+          <w:sz w:val="17"/>
+          <w:u w:val="none"/>
+        </w:rPr>
+        <w:t>The laws and constants of physics and the fundamental forces in our universe have very precise forms and values. This means that, if they were only very slightly different, life would not have been possible. For instance, the precise value of gravity has enabled our universe to arise by permitting the aggregation of dust and gas particles to proto-stars around which planets later came to orbit, including the Earth around the Sun. Had the electron carried even a fractionally greater or smaller value, chemistry as we understand it could not have existed, and life, which rests on organic chemistry, would never have begun. The universe was not designed for us to evolve, we have no privileged position in the universe; however, ________________________________________.</w:t>
+      </w:r>
+    </w:p>
+    <w:p>
+      <w:pPr>
+        <w:spacing w:before="0" w:after="0" w:line="269" w:lineRule="auto"/>
+        <w:ind w:left="180" w:hanging="180"/>
+        <w:snapToGrid w:val="0"/>
+      </w:pPr>
+      <w:r>
+        <w:rPr>
+          <w:rFonts w:ascii="맑은 고딕" w:hAnsi="맑은 고딕" w:eastAsia="맑은 고딕"/>
+          <w:b w:val="0"/>
+          <w:sz w:val="17"/>
+          <w:u w:val="none"/>
+        </w:rPr>
+        <w:t>① the universe is slowly adjusting its laws to suit living things</w:t>
+      </w:r>
+    </w:p>
+    <w:p>
+      <w:pPr>
+        <w:spacing w:before="0" w:after="0" w:line="269" w:lineRule="auto"/>
+        <w:ind w:left="180" w:hanging="180"/>
+        <w:snapToGrid w:val="0"/>
+      </w:pPr>
+      <w:r>
+        <w:rPr>
+          <w:rFonts w:ascii="맑은 고딕" w:hAnsi="맑은 고딕" w:eastAsia="맑은 고딕"/>
+          <w:b w:val="0"/>
+          <w:sz w:val="17"/>
+          <w:u w:val="none"/>
+        </w:rPr>
+        <w:t>② the physical conditions happened to permit the rise of complex life</w:t>
+      </w:r>
+    </w:p>
+    <w:p>
+      <w:pPr>
+        <w:spacing w:before="0" w:after="0" w:line="269" w:lineRule="auto"/>
+        <w:ind w:left="180" w:hanging="180"/>
+        <w:snapToGrid w:val="0"/>
+      </w:pPr>
+      <w:r>
+        <w:rPr>
+          <w:rFonts w:ascii="맑은 고딕" w:hAnsi="맑은 고딕" w:eastAsia="맑은 고딕"/>
+          <w:b w:val="0"/>
+          <w:sz w:val="17"/>
+          <w:u w:val="none"/>
+        </w:rPr>
+        <w:t>③ scientists have finally explained why the constants take the values they do</w:t>
+      </w:r>
+    </w:p>
+    <w:p>
+      <w:pPr>
+        <w:spacing w:before="0" w:after="0" w:line="269" w:lineRule="auto"/>
+        <w:ind w:left="180" w:hanging="180"/>
+        <w:snapToGrid w:val="0"/>
+      </w:pPr>
+      <w:r>
+        <w:rPr>
+          <w:rFonts w:ascii="맑은 고딕" w:hAnsi="맑은 고딕" w:eastAsia="맑은 고딕"/>
+          <w:b w:val="0"/>
+          <w:sz w:val="17"/>
+          <w:u w:val="none"/>
+        </w:rPr>
+        <w:t>④ life would have appeared no matter what values the constants had taken</w:t>
+      </w:r>
+    </w:p>
+    <w:p>
+      <w:pPr>
+        <w:spacing w:before="0" w:after="0" w:line="269" w:lineRule="auto"/>
+        <w:ind w:left="180" w:hanging="180"/>
+        <w:snapToGrid w:val="0"/>
+      </w:pPr>
+      <w:r>
+        <w:rPr>
+          <w:rFonts w:ascii="맑은 고딕" w:hAnsi="맑은 고딕" w:eastAsia="맑은 고딕"/>
+          <w:b w:val="0"/>
+          <w:sz w:val="17"/>
+          <w:u w:val="none"/>
+        </w:rPr>
+        <w:t>⑤ human beings occupy the centre of everything that exists</w:t>
+      </w:r>
+    </w:p>
+    <w:p>
+      <w:pPr>
+        <w:keepNext/>
+        <w:spacing w:before="80" w:after="20" w:line="276" w:lineRule="auto"/>
+        <w:snapToGrid w:val="0"/>
+      </w:pPr>
+      <w:r>
+        <w:rPr>
+          <w:rFonts w:ascii="맑은 고딕" w:hAnsi="맑은 고딕" w:eastAsia="맑은 고딕"/>
+          <w:b/>
+          <w:sz w:val="17"/>
+          <w:u w:val="none"/>
+        </w:rPr>
+        <w:t>24-5.</w:t>
+      </w:r>
+      <w:r>
+        <w:rPr>
+          <w:rFonts w:ascii="맑은 고딕" w:hAnsi="맑은 고딕" w:eastAsia="맑은 고딕"/>
+          <w:b w:val="0"/>
+          <w:sz w:val="17"/>
+          <w:u w:val="none"/>
+        </w:rPr>
+        <w:t xml:space="preserve"> According to the passage, which of the following is </w:t>
+      </w:r>
+      <w:r>
+        <w:rPr>
+          <w:rFonts w:ascii="맑은 고딕" w:hAnsi="맑은 고딕" w:eastAsia="맑은 고딕"/>
+          <w:b w:val="0"/>
+          <w:sz w:val="17"/>
+          <w:u w:val="single"/>
+        </w:rPr>
+        <w:t>NOT</w:t>
+      </w:r>
+      <w:r>
+        <w:rPr>
+          <w:rFonts w:ascii="맑은 고딕" w:hAnsi="맑은 고딕" w:eastAsia="맑은 고딕"/>
+          <w:b w:val="0"/>
+          <w:sz w:val="17"/>
+          <w:u w:val="none"/>
+        </w:rPr>
+        <w:t xml:space="preserve"> true? [2.8점]</w:t>
+      </w:r>
+    </w:p>
+    <w:p>
+      <w:pPr>
+        <w:spacing w:before="0" w:after="60" w:line="288" w:lineRule="auto"/>
+        <w:ind w:left="40"/>
+        <w:snapToGrid w:val="0"/>
+        <w:pBdr>
+          <w:top w:val="single" w:sz="4" w:space="2" w:color="999999"/>
+          <w:left w:val="single" w:sz="4" w:space="2" w:color="999999"/>
+          <w:bottom w:val="single" w:sz="4" w:space="2" w:color="999999"/>
+          <w:right w:val="single" w:sz="4" w:space="2" w:color="999999"/>
+        </w:pBdr>
+        <w:shd w:val="clear" w:color="auto" w:fill="F6F3EA"/>
+      </w:pPr>
+      <w:r>
+        <w:rPr>
+          <w:rFonts w:ascii="맑은 고딕" w:hAnsi="맑은 고딕" w:eastAsia="맑은 고딕"/>
+          <w:b w:val="0"/>
+          <w:sz w:val="17"/>
+          <w:u w:val="none"/>
+        </w:rPr>
+        <w:t>The rules of physics, its constants, and the basic forces at work in our universe come in extremely exact forms and quantities. The consequence is that even a tiny change in any of them would have ruled out life altogether. Take gravity: its exact strength let the universe take shape, because it allowed clouds of dust and gas to pull together into early stars, around which planets — the Earth circling the Sun among them — later settled into orbit. Had the electron carried even a fractionally greater or smaller value, chemistry as we understand it could not have existed, and life, which rests on organic chemistry, would never have begun. None of this means the universe was built so that we would appear; we hold no special place in it. Still, the physical laws and constants made it possible for advanced life to develop.</w:t>
+      </w:r>
+    </w:p>
+    <w:p>
+      <w:pPr>
+        <w:spacing w:before="0" w:after="0" w:line="269" w:lineRule="auto"/>
+        <w:ind w:left="180" w:hanging="180"/>
+        <w:snapToGrid w:val="0"/>
+      </w:pPr>
+      <w:r>
+        <w:rPr>
+          <w:rFonts w:ascii="맑은 고딕" w:hAnsi="맑은 고딕" w:eastAsia="맑은 고딕"/>
+          <w:b w:val="0"/>
+          <w:sz w:val="17"/>
+          <w:u w:val="none"/>
+        </w:rPr>
+        <w:t>① The basic forces and constants of our universe have extremely exact values.</w:t>
+      </w:r>
+    </w:p>
+    <w:p>
+      <w:pPr>
+        <w:spacing w:before="0" w:after="0" w:line="269" w:lineRule="auto"/>
+        <w:ind w:left="180" w:hanging="180"/>
+        <w:snapToGrid w:val="0"/>
+      </w:pPr>
+      <w:r>
+        <w:rPr>
+          <w:rFonts w:ascii="맑은 고딕" w:hAnsi="맑은 고딕" w:eastAsia="맑은 고딕"/>
+          <w:b w:val="0"/>
+          <w:sz w:val="17"/>
+          <w:u w:val="none"/>
+        </w:rPr>
+        <w:t>② A very small change in those values would have made life impossible.</w:t>
+      </w:r>
+    </w:p>
+    <w:p>
+      <w:pPr>
+        <w:spacing w:before="0" w:after="0" w:line="269" w:lineRule="auto"/>
+        <w:ind w:left="180" w:hanging="180"/>
+        <w:snapToGrid w:val="0"/>
+      </w:pPr>
+      <w:r>
+        <w:rPr>
+          <w:rFonts w:ascii="맑은 고딕" w:hAnsi="맑은 고딕" w:eastAsia="맑은 고딕"/>
+          <w:b w:val="0"/>
+          <w:sz w:val="17"/>
+          <w:u w:val="none"/>
+        </w:rPr>
+        <w:t>③ The strength of gravity allowed dust and gas to gather into early stars.</w:t>
+      </w:r>
+    </w:p>
+    <w:p>
+      <w:pPr>
+        <w:spacing w:before="0" w:after="0" w:line="269" w:lineRule="auto"/>
+        <w:ind w:left="180" w:hanging="180"/>
+        <w:snapToGrid w:val="0"/>
+      </w:pPr>
+      <w:r>
+        <w:rPr>
+          <w:rFonts w:ascii="맑은 고딕" w:hAnsi="맑은 고딕" w:eastAsia="맑은 고딕"/>
+          <w:b w:val="0"/>
+          <w:sz w:val="17"/>
+          <w:u w:val="none"/>
+        </w:rPr>
+        <w:t>④ Planets formed first, and early stars later gathered around them.</w:t>
+      </w:r>
+    </w:p>
+    <w:p>
+      <w:pPr>
+        <w:spacing w:before="0" w:after="0" w:line="269" w:lineRule="auto"/>
+        <w:ind w:left="180" w:hanging="180"/>
+        <w:snapToGrid w:val="0"/>
+      </w:pPr>
+      <w:r>
+        <w:rPr>
+          <w:rFonts w:ascii="맑은 고딕" w:hAnsi="맑은 고딕" w:eastAsia="맑은 고딕"/>
+          <w:b w:val="0"/>
+          <w:sz w:val="17"/>
+          <w:u w:val="none"/>
+        </w:rPr>
+        <w:t>⑤ The writer does not think the universe was built in order to produce us.</w:t>
+      </w:r>
+    </w:p>
+    <w:p>
+      <w:pPr>
+        <w:keepNext/>
+        <w:spacing w:before="80" w:after="20" w:line="276" w:lineRule="auto"/>
+        <w:snapToGrid w:val="0"/>
+      </w:pPr>
+      <w:r>
+        <w:rPr>
+          <w:rFonts w:ascii="맑은 고딕" w:hAnsi="맑은 고딕" w:eastAsia="맑은 고딕"/>
+          <w:b/>
+          <w:sz w:val="17"/>
+          <w:u w:val="none"/>
+        </w:rPr>
+        <w:t>24-6.</w:t>
+      </w:r>
+      <w:r>
+        <w:rPr>
+          <w:rFonts w:ascii="맑은 고딕" w:hAnsi="맑은 고딕" w:eastAsia="맑은 고딕"/>
+          <w:b w:val="0"/>
+          <w:sz w:val="17"/>
+          <w:u w:val="none"/>
+        </w:rPr>
+        <w:t xml:space="preserve"> Which of the following questions </w:t>
+      </w:r>
+      <w:r>
+        <w:rPr>
+          <w:rFonts w:ascii="맑은 고딕" w:hAnsi="맑은 고딕" w:eastAsia="맑은 고딕"/>
+          <w:b w:val="0"/>
+          <w:sz w:val="17"/>
+          <w:u w:val="single"/>
+        </w:rPr>
+        <w:t>CANNOT</w:t>
+      </w:r>
+      <w:r>
+        <w:rPr>
+          <w:rFonts w:ascii="맑은 고딕" w:hAnsi="맑은 고딕" w:eastAsia="맑은 고딕"/>
+          <w:b w:val="0"/>
+          <w:sz w:val="17"/>
+          <w:u w:val="none"/>
+        </w:rPr>
+        <w:t xml:space="preserve"> be answered based on the passage? [2.9점]</w:t>
+      </w:r>
+    </w:p>
+    <w:p>
+      <w:pPr>
+        <w:spacing w:before="0" w:after="60" w:line="288" w:lineRule="auto"/>
+        <w:ind w:left="40"/>
+        <w:snapToGrid w:val="0"/>
+        <w:pBdr>
+          <w:top w:val="single" w:sz="4" w:space="2" w:color="999999"/>
+          <w:left w:val="single" w:sz="4" w:space="2" w:color="999999"/>
+          <w:bottom w:val="single" w:sz="4" w:space="2" w:color="999999"/>
+          <w:right w:val="single" w:sz="4" w:space="2" w:color="999999"/>
+        </w:pBdr>
+        <w:shd w:val="clear" w:color="auto" w:fill="F6F3EA"/>
+      </w:pPr>
+      <w:r>
+        <w:rPr>
+          <w:rFonts w:ascii="맑은 고딕" w:hAnsi="맑은 고딕" w:eastAsia="맑은 고딕"/>
+          <w:b w:val="0"/>
+          <w:sz w:val="17"/>
+          <w:u w:val="none"/>
+        </w:rPr>
+        <w:t>The rules of physics, its constants, and the basic forces at work in our universe come in extremely exact forms and quantities. The consequence is that even a tiny change in any of them would have ruled out life altogether. Take gravity: its exact strength let the universe take shape, because it allowed clouds of dust and gas to pull together into early stars, around which planets — the Earth circling the Sun among them — later settled into orbit. Had the electron carried even a fractionally greater or smaller value, chemistry as we understand it could not have existed, and life, which rests on organic chemistry, would never have begun. None of this means the universe was built so that we would appear; we hold no special place in it. Still, the physical laws and constants made it possible for advanced life to develop.</w:t>
+      </w:r>
+    </w:p>
+    <w:p>
+      <w:pPr>
+        <w:spacing w:before="0" w:after="0" w:line="269" w:lineRule="auto"/>
+        <w:ind w:left="180" w:hanging="180"/>
+        <w:snapToGrid w:val="0"/>
+      </w:pPr>
+      <w:r>
+        <w:rPr>
+          <w:rFonts w:ascii="맑은 고딕" w:hAnsi="맑은 고딕" w:eastAsia="맑은 고딕"/>
+          <w:b w:val="0"/>
+          <w:sz w:val="17"/>
+          <w:u w:val="none"/>
+        </w:rPr>
+        <w:t>① What would have happened to life if the constants of physics had been slightly different?</w:t>
+      </w:r>
+    </w:p>
+    <w:p>
+      <w:pPr>
+        <w:spacing w:before="0" w:after="0" w:line="269" w:lineRule="auto"/>
+        <w:ind w:left="180" w:hanging="180"/>
+        <w:snapToGrid w:val="0"/>
+      </w:pPr>
+      <w:r>
+        <w:rPr>
+          <w:rFonts w:ascii="맑은 고딕" w:hAnsi="맑은 고딕" w:eastAsia="맑은 고딕"/>
+          <w:b w:val="0"/>
+          <w:sz w:val="17"/>
+          <w:u w:val="none"/>
+        </w:rPr>
+        <w:t>② What role did the exact strength of gravity play in the formation of the universe?</w:t>
+      </w:r>
+    </w:p>
+    <w:p>
+      <w:pPr>
+        <w:spacing w:before="0" w:after="0" w:line="269" w:lineRule="auto"/>
+        <w:ind w:left="180" w:hanging="180"/>
+        <w:snapToGrid w:val="0"/>
+      </w:pPr>
+      <w:r>
+        <w:rPr>
+          <w:rFonts w:ascii="맑은 고딕" w:hAnsi="맑은 고딕" w:eastAsia="맑은 고딕"/>
+          <w:b w:val="0"/>
+          <w:sz w:val="17"/>
+          <w:u w:val="none"/>
+        </w:rPr>
+        <w:t>③ On what kind of chemistry is life based?</w:t>
+      </w:r>
+    </w:p>
+    <w:p>
+      <w:pPr>
+        <w:spacing w:before="0" w:after="0" w:line="269" w:lineRule="auto"/>
+        <w:ind w:left="180" w:hanging="180"/>
+        <w:snapToGrid w:val="0"/>
+      </w:pPr>
+      <w:r>
+        <w:rPr>
+          <w:rFonts w:ascii="맑은 고딕" w:hAnsi="맑은 고딕" w:eastAsia="맑은 고딕"/>
+          <w:b w:val="0"/>
+          <w:sz w:val="17"/>
+          <w:u w:val="none"/>
+        </w:rPr>
+        <w:t>④ Does the writer believe that humans hold a special place in the universe?</w:t>
+      </w:r>
+    </w:p>
+    <w:p>
+      <w:pPr>
+        <w:spacing w:before="0" w:after="0" w:line="269" w:lineRule="auto"/>
+        <w:ind w:left="180" w:hanging="180"/>
+        <w:snapToGrid w:val="0"/>
+      </w:pPr>
+      <w:r>
+        <w:rPr>
+          <w:rFonts w:ascii="맑은 고딕" w:hAnsi="맑은 고딕" w:eastAsia="맑은 고딕"/>
+          <w:b w:val="0"/>
+          <w:sz w:val="17"/>
+          <w:u w:val="none"/>
+        </w:rPr>
+        <w:t>⑤ Why do the constants of physics have exactly the values they have?</w:t>
+      </w:r>
+    </w:p>
+    <w:p>
+      <w:pPr>
+        <w:keepNext/>
+        <w:spacing w:before="80" w:after="20" w:line="276" w:lineRule="auto"/>
+        <w:snapToGrid w:val="0"/>
+      </w:pPr>
+      <w:r>
+        <w:rPr>
+          <w:rFonts w:ascii="맑은 고딕" w:hAnsi="맑은 고딕" w:eastAsia="맑은 고딕"/>
+          <w:b/>
+          <w:sz w:val="17"/>
+          <w:u w:val="none"/>
+        </w:rPr>
+        <w:t>24-7.</w:t>
+      </w:r>
+      <w:r>
+        <w:rPr>
+          <w:rFonts w:ascii="맑은 고딕" w:hAnsi="맑은 고딕" w:eastAsia="맑은 고딕"/>
+          <w:b w:val="0"/>
+          <w:sz w:val="17"/>
+          <w:u w:val="none"/>
+        </w:rPr>
+        <w:t xml:space="preserve"> 다음 글의 밑줄 친 부분 중, 문맥상 낱말의 쓰임이 적절하지 </w:t>
+      </w:r>
+      <w:r>
+        <w:rPr>
+          <w:rFonts w:ascii="맑은 고딕" w:hAnsi="맑은 고딕" w:eastAsia="맑은 고딕"/>
+          <w:b w:val="0"/>
+          <w:sz w:val="17"/>
+          <w:u w:val="single"/>
+        </w:rPr>
+        <w:t>않은</w:t>
+      </w:r>
+      <w:r>
+        <w:rPr>
+          <w:rFonts w:ascii="맑은 고딕" w:hAnsi="맑은 고딕" w:eastAsia="맑은 고딕"/>
+          <w:b w:val="0"/>
+          <w:sz w:val="17"/>
+          <w:u w:val="none"/>
+        </w:rPr>
+        <w:t xml:space="preserve"> 것은? [3.1점]</w:t>
+      </w:r>
+    </w:p>
+    <w:p>
+      <w:pPr>
+        <w:spacing w:before="0" w:after="60" w:line="288" w:lineRule="auto"/>
+        <w:ind w:left="40"/>
+        <w:snapToGrid w:val="0"/>
+        <w:pBdr>
+          <w:top w:val="single" w:sz="4" w:space="2" w:color="999999"/>
+          <w:left w:val="single" w:sz="4" w:space="2" w:color="999999"/>
+          <w:bottom w:val="single" w:sz="4" w:space="2" w:color="999999"/>
+          <w:right w:val="single" w:sz="4" w:space="2" w:color="999999"/>
+        </w:pBdr>
+        <w:shd w:val="clear" w:color="auto" w:fill="F6F3EA"/>
+      </w:pPr>
+      <w:r>
+        <w:rPr>
+          <w:rFonts w:ascii="맑은 고딕" w:hAnsi="맑은 고딕" w:eastAsia="맑은 고딕"/>
+          <w:b w:val="0"/>
+          <w:sz w:val="17"/>
+          <w:u w:val="none"/>
+        </w:rPr>
+        <w:t>The laws and constants of physics and the fundamental forces in our universe have very ①</w:t>
+      </w:r>
+      <w:r>
+        <w:rPr>
+          <w:rFonts w:ascii="맑은 고딕" w:hAnsi="맑은 고딕" w:eastAsia="맑은 고딕"/>
+          <w:b w:val="0"/>
+          <w:sz w:val="17"/>
+          <w:u w:val="single"/>
+        </w:rPr>
+        <w:t>precise</w:t>
+      </w:r>
+      <w:r>
+        <w:rPr>
+          <w:rFonts w:ascii="맑은 고딕" w:hAnsi="맑은 고딕" w:eastAsia="맑은 고딕"/>
+          <w:b w:val="0"/>
+          <w:sz w:val="17"/>
+          <w:u w:val="none"/>
+        </w:rPr>
+        <w:t xml:space="preserve"> forms and values. This means that, if they were only very slightly different, life would not have been possible. For instance, the ②</w:t>
+      </w:r>
+      <w:r>
+        <w:rPr>
+          <w:rFonts w:ascii="맑은 고딕" w:hAnsi="맑은 고딕" w:eastAsia="맑은 고딕"/>
+          <w:b w:val="0"/>
+          <w:sz w:val="17"/>
+          <w:u w:val="single"/>
+        </w:rPr>
+        <w:t>random</w:t>
+      </w:r>
+      <w:r>
+        <w:rPr>
+          <w:rFonts w:ascii="맑은 고딕" w:hAnsi="맑은 고딕" w:eastAsia="맑은 고딕"/>
+          <w:b w:val="0"/>
+          <w:sz w:val="17"/>
+          <w:u w:val="none"/>
+        </w:rPr>
+        <w:t xml:space="preserve"> value of gravity has enabled our universe to arise by permitting the aggregation of dust and gas particles to proto-stars around which planets later came to orbit, including the Earth around the Sun. Had the electron carried even a fractionally greater or smaller value, chemistry as we understand it could not have existed, and life, which rests on ③</w:t>
+      </w:r>
+      <w:r>
+        <w:rPr>
+          <w:rFonts w:ascii="맑은 고딕" w:hAnsi="맑은 고딕" w:eastAsia="맑은 고딕"/>
+          <w:b w:val="0"/>
+          <w:sz w:val="17"/>
+          <w:u w:val="single"/>
+        </w:rPr>
+        <w:t>organic</w:t>
+      </w:r>
+      <w:r>
+        <w:rPr>
+          <w:rFonts w:ascii="맑은 고딕" w:hAnsi="맑은 고딕" w:eastAsia="맑은 고딕"/>
+          <w:b w:val="0"/>
+          <w:sz w:val="17"/>
+          <w:u w:val="none"/>
+        </w:rPr>
+        <w:t xml:space="preserve"> chemistry, would never have begun. The universe was not ④</w:t>
+      </w:r>
+      <w:r>
+        <w:rPr>
+          <w:rFonts w:ascii="맑은 고딕" w:hAnsi="맑은 고딕" w:eastAsia="맑은 고딕"/>
+          <w:b w:val="0"/>
+          <w:sz w:val="17"/>
+          <w:u w:val="single"/>
+        </w:rPr>
+        <w:t>designed</w:t>
+      </w:r>
+      <w:r>
+        <w:rPr>
+          <w:rFonts w:ascii="맑은 고딕" w:hAnsi="맑은 고딕" w:eastAsia="맑은 고딕"/>
+          <w:b w:val="0"/>
+          <w:sz w:val="17"/>
+          <w:u w:val="none"/>
+        </w:rPr>
+        <w:t xml:space="preserve"> for us to evolve, we have no privileged position in the universe; however, the laws and constants of physics ⑤</w:t>
+      </w:r>
+      <w:r>
+        <w:rPr>
+          <w:rFonts w:ascii="맑은 고딕" w:hAnsi="맑은 고딕" w:eastAsia="맑은 고딕"/>
+          <w:b w:val="0"/>
+          <w:sz w:val="17"/>
+          <w:u w:val="single"/>
+        </w:rPr>
+        <w:t>allowed</w:t>
+      </w:r>
+      <w:r>
+        <w:rPr>
+          <w:rFonts w:ascii="맑은 고딕" w:hAnsi="맑은 고딕" w:eastAsia="맑은 고딕"/>
+          <w:b w:val="0"/>
+          <w:sz w:val="17"/>
+          <w:u w:val="none"/>
+        </w:rPr>
+        <w:t xml:space="preserve"> advanced life to develop.</w:t>
+      </w:r>
+    </w:p>
+    <w:p>
+      <w:pPr>
+        <w:spacing w:before="0" w:after="20" w:line="276" w:lineRule="auto"/>
+        <w:ind w:left="80"/>
+        <w:snapToGrid w:val="0"/>
+      </w:pPr>
+      <w:r>
+        <w:rPr>
+          <w:rFonts w:ascii="맑은 고딕" w:hAnsi="맑은 고딕" w:eastAsia="맑은 고딕"/>
+          <w:b w:val="0"/>
+          <w:sz w:val="17"/>
+          <w:u w:val="none"/>
+        </w:rPr>
+        <w:t>① ①    ② ②    ③ ③    ④ ④    ⑤ ⑤</w:t>
+      </w:r>
+    </w:p>
+    <w:p>
+      <w:pPr>
+        <w:keepNext/>
+        <w:spacing w:before="80" w:after="40" w:line="276" w:lineRule="auto"/>
+        <w:snapToGrid w:val="0"/>
+        <w:shd w:val="clear" w:color="auto" w:fill="8A3A12"/>
+      </w:pPr>
+      <w:r>
+        <w:rPr>
+          <w:rFonts w:ascii="맑은 고딕" w:hAnsi="맑은 고딕" w:eastAsia="맑은 고딕"/>
+          <w:b/>
+          <w:color w:val="FFFFFF"/>
+          <w:sz w:val="17"/>
+          <w:u w:val="none"/>
+        </w:rPr>
+        <w:t>서답형  24-서1 ~ 24-서2</w:t>
+      </w:r>
+    </w:p>
+    <w:p>
+      <w:pPr>
+        <w:keepNext/>
+        <w:spacing w:before="80" w:after="20" w:line="276" w:lineRule="auto"/>
+        <w:snapToGrid w:val="0"/>
+      </w:pPr>
+      <w:r>
+        <w:rPr>
+          <w:rFonts w:ascii="맑은 고딕" w:hAnsi="맑은 고딕" w:eastAsia="맑은 고딕"/>
+          <w:b/>
+          <w:sz w:val="17"/>
+          <w:u w:val="none"/>
+        </w:rPr>
+        <w:t>24-서1.</w:t>
+      </w:r>
+      <w:r>
+        <w:rPr>
+          <w:rFonts w:ascii="맑은 고딕" w:hAnsi="맑은 고딕" w:eastAsia="맑은 고딕"/>
+          <w:b w:val="0"/>
+          <w:sz w:val="17"/>
+          <w:u w:val="none"/>
+        </w:rPr>
+        <w:t xml:space="preserve"> 다음 글의 밑줄 친 부분과 같은 뜻이 되도록 &lt;보기&gt;의 표현을 모두 사용하여 &lt;조건&gt;에 맞게 영작하시오. [3점] [3.0점]</w:t>
+      </w:r>
+    </w:p>
+    <w:p>
+      <w:pPr>
+        <w:spacing w:before="0" w:after="60" w:line="288" w:lineRule="auto"/>
+        <w:ind w:left="40"/>
+        <w:snapToGrid w:val="0"/>
+        <w:pBdr>
+          <w:top w:val="single" w:sz="4" w:space="2" w:color="999999"/>
+          <w:left w:val="single" w:sz="4" w:space="2" w:color="999999"/>
+          <w:bottom w:val="single" w:sz="4" w:space="2" w:color="999999"/>
+          <w:right w:val="single" w:sz="4" w:space="2" w:color="999999"/>
+        </w:pBdr>
+        <w:shd w:val="clear" w:color="auto" w:fill="F6F3EA"/>
+      </w:pPr>
+      <w:r>
+        <w:rPr>
+          <w:rFonts w:ascii="맑은 고딕" w:hAnsi="맑은 고딕" w:eastAsia="맑은 고딕"/>
+          <w:b w:val="0"/>
+          <w:sz w:val="17"/>
+          <w:u w:val="none"/>
+        </w:rPr>
+        <w:t xml:space="preserve">For instance, the precise value of gravity has enabled our universe to arise by permitting the aggregation of dust and gas particles to proto-stars around which planets later came to orbit, including the Earth around the Sun. </w:t>
+      </w:r>
+      <w:r>
+        <w:rPr>
+          <w:rFonts w:ascii="맑은 고딕" w:hAnsi="맑은 고딕" w:eastAsia="맑은 고딕"/>
+          <w:b w:val="0"/>
+          <w:sz w:val="17"/>
+          <w:u w:val="single"/>
+        </w:rPr>
+        <w:t>If the value of the electron had been ever so slightly larger or smaller, chemistry, as we know it, would not have been possible</w:t>
+      </w:r>
+      <w:r>
+        <w:rPr>
+          <w:rFonts w:ascii="맑은 고딕" w:hAnsi="맑은 고딕" w:eastAsia="맑은 고딕"/>
+          <w:b w:val="0"/>
+          <w:sz w:val="17"/>
+          <w:u w:val="none"/>
+        </w:rPr>
+        <w:t xml:space="preserve"> and life, which is based on organic chemistry, could not have started.</w:t>
+      </w:r>
+    </w:p>
+    <w:p>
+      <w:pPr>
+        <w:spacing w:before="0" w:after="60" w:line="288" w:lineRule="auto"/>
+        <w:ind w:left="40"/>
+        <w:snapToGrid w:val="0"/>
+        <w:pBdr>
+          <w:top w:val="single" w:sz="4" w:space="2" w:color="9B6BD0"/>
+          <w:left w:val="single" w:sz="4" w:space="2" w:color="9B6BD0"/>
+          <w:bottom w:val="single" w:sz="4" w:space="2" w:color="9B6BD0"/>
+          <w:right w:val="single" w:sz="4" w:space="2" w:color="9B6BD0"/>
+        </w:pBdr>
+        <w:shd w:val="clear" w:color="auto" w:fill="FAF5FF"/>
+      </w:pPr>
+      <w:r>
+        <w:rPr>
+          <w:rFonts w:ascii="맑은 고딕" w:hAnsi="맑은 고딕" w:eastAsia="맑은 고딕"/>
+          <w:b/>
+          <w:sz w:val="17"/>
+          <w:u w:val="none"/>
+        </w:rPr>
+        <w:t>&lt;보 기&gt;</w:t>
+      </w:r>
+      <w:r>
+        <w:rPr>
+          <w:rFonts w:ascii="맑은 고딕" w:hAnsi="맑은 고딕" w:eastAsia="맑은 고딕"/>
+          <w:b w:val="0"/>
+          <w:sz w:val="17"/>
+          <w:u w:val="none"/>
+        </w:rPr>
+        <w:t xml:space="preserve"> had / the value / of the electron / been / ever so slightly / larger or smaller / chemistry / as we know it / would / not / have been / possible</w:t>
       </w:r>
     </w:p>
     <w:p>
@@ -1662,11 +2697,103 @@
       <w:r>
         <w:rPr>
           <w:rFonts w:ascii="맑은 고딕" w:hAnsi="맑은 고딕" w:eastAsia="맑은 고딕"/>
+          <w:b/>
+          <w:sz w:val="17"/>
+          <w:u w:val="none"/>
+        </w:rPr>
+        <w:t>&lt;조 건&gt;</w:t>
+      </w:r>
+    </w:p>
+    <w:p>
+      <w:pPr>
+        <w:spacing w:before="0" w:after="0" w:line="288" w:lineRule="auto"/>
+        <w:ind w:left="40"/>
+        <w:snapToGrid w:val="0"/>
+        <w:pBdr>
+          <w:top w:val="single" w:sz="4" w:space="2" w:color="9B6BD0"/>
+          <w:left w:val="single" w:sz="4" w:space="2" w:color="9B6BD0"/>
+          <w:bottom w:val="single" w:sz="4" w:space="2" w:color="9B6BD0"/>
+          <w:right w:val="single" w:sz="4" w:space="2" w:color="9B6BD0"/>
+        </w:pBdr>
+        <w:shd w:val="clear" w:color="auto" w:fill="FAF5FF"/>
+      </w:pPr>
+      <w:r>
+        <w:rPr>
+          <w:rFonts w:ascii="맑은 고딕" w:hAnsi="맑은 고딕" w:eastAsia="맑은 고딕"/>
           <w:b w:val="0"/>
           <w:sz w:val="17"/>
           <w:u w:val="none"/>
         </w:rPr>
-        <w:t>(d) In the context, ⓐ ‘precise’ can be replaced by ‘exact’.</w:t>
+        <w:t>1. Use ALL the expressions in the box, each only once.</w:t>
+      </w:r>
+    </w:p>
+    <w:p>
+      <w:pPr>
+        <w:spacing w:before="0" w:after="0" w:line="288" w:lineRule="auto"/>
+        <w:ind w:left="40"/>
+        <w:snapToGrid w:val="0"/>
+        <w:pBdr>
+          <w:top w:val="single" w:sz="4" w:space="2" w:color="9B6BD0"/>
+          <w:left w:val="single" w:sz="4" w:space="2" w:color="9B6BD0"/>
+          <w:bottom w:val="single" w:sz="4" w:space="2" w:color="9B6BD0"/>
+          <w:right w:val="single" w:sz="4" w:space="2" w:color="9B6BD0"/>
+        </w:pBdr>
+        <w:shd w:val="clear" w:color="auto" w:fill="FAF5FF"/>
+      </w:pPr>
+      <w:r>
+        <w:rPr>
+          <w:rFonts w:ascii="맑은 고딕" w:hAnsi="맑은 고딕" w:eastAsia="맑은 고딕"/>
+          <w:b w:val="0"/>
+          <w:sz w:val="17"/>
+          <w:u w:val="none"/>
+        </w:rPr>
+        <w:t>2. Do NOT change the form of any word, and do NOT add any other words (do not use ‘if’).</w:t>
+      </w:r>
+    </w:p>
+    <w:p>
+      <w:pPr>
+        <w:spacing w:before="0" w:after="0" w:line="288" w:lineRule="auto"/>
+        <w:ind w:left="40"/>
+        <w:snapToGrid w:val="0"/>
+        <w:pBdr>
+          <w:top w:val="single" w:sz="4" w:space="2" w:color="9B6BD0"/>
+          <w:left w:val="single" w:sz="4" w:space="2" w:color="9B6BD0"/>
+          <w:bottom w:val="single" w:sz="4" w:space="2" w:color="9B6BD0"/>
+          <w:right w:val="single" w:sz="4" w:space="2" w:color="9B6BD0"/>
+        </w:pBdr>
+        <w:shd w:val="clear" w:color="auto" w:fill="FAF5FF"/>
+      </w:pPr>
+      <w:r>
+        <w:rPr>
+          <w:rFonts w:ascii="맑은 고딕" w:hAnsi="맑은 고딕" w:eastAsia="맑은 고딕"/>
+          <w:b w:val="0"/>
+          <w:sz w:val="17"/>
+          <w:u w:val="none"/>
+        </w:rPr>
+        <w:t>3. Begin with ‘Had’ — omit ‘if’ and invert the subject and the auxiliary verb.</w:t>
+      </w:r>
+    </w:p>
+    <w:p>
+      <w:pPr>
+        <w:spacing w:before="0" w:after="0" w:line="288" w:lineRule="auto"/>
+        <w:ind w:left="40"/>
+        <w:snapToGrid w:val="0"/>
+        <w:pBdr>
+          <w:top w:val="single" w:sz="4" w:space="2" w:color="9B6BD0"/>
+          <w:left w:val="single" w:sz="4" w:space="2" w:color="9B6BD0"/>
+          <w:bottom w:val="single" w:sz="4" w:space="2" w:color="9B6BD0"/>
+          <w:right w:val="single" w:sz="4" w:space="2" w:color="9B6BD0"/>
+        </w:pBdr>
+        <w:shd w:val="clear" w:color="auto" w:fill="FAF5FF"/>
+      </w:pPr>
+      <w:r>
+        <w:rPr>
+          <w:rFonts w:ascii="맑은 고딕" w:hAnsi="맑은 고딕" w:eastAsia="맑은 고딕"/>
+          <w:b w:val="0"/>
+          <w:sz w:val="17"/>
+          <w:u w:val="none"/>
+        </w:rPr>
+        <w:t>4. Write 23 words in total.</w:t>
       </w:r>
     </w:p>
     <w:p>
@@ -1689,13 +2816,12 @@
           <w:sz w:val="17"/>
           <w:u w:val="none"/>
         </w:rPr>
-        <w:t>(e) The writer believes that the universe was designed so that humans could evolve.</w:t>
+        <w:t>5. 답안지에 소문항 번호를 정확하게 기입할 것</w:t>
       </w:r>
     </w:p>
     <w:p>
       <w:pPr>
-        <w:spacing w:before="0" w:after="20" w:line="276" w:lineRule="auto"/>
-        <w:ind w:left="80"/>
+        <w:spacing w:before="0" w:after="40" w:line="360" w:lineRule="auto"/>
         <w:snapToGrid w:val="0"/>
       </w:pPr>
       <w:r>
@@ -1705,7 +2831,7 @@
           <w:sz w:val="17"/>
           <w:u w:val="none"/>
         </w:rPr>
-        <w:t>① (a), (c)    ② (b), (e)    ③ (c), (d), (e)    ④ (c), (e)    ⑤ (a), (b), (c)</w:t>
+        <w:t>⇒ Had ________________________________________________________________________ .</w:t>
       </w:r>
     </w:p>
     <w:p>
@@ -1721,7 +2847,7 @@
           <w:sz w:val="17"/>
           <w:u w:val="none"/>
         </w:rPr>
-        <w:t>24-2.</w:t>
+        <w:t>24-서2.</w:t>
       </w:r>
       <w:r>
         <w:rPr>
@@ -1730,7 +2856,7 @@
           <w:sz w:val="17"/>
           <w:u w:val="none"/>
         </w:rPr>
-        <w:t xml:space="preserve"> 다음 글의 밑줄 친 ⓐ ~ ⓕ 중, 어법상 </w:t>
+        <w:t xml:space="preserve"> 다음 글의 요약문을 완성하시오. 빈칸 (1)~(4)에 &lt;보기&gt;에서 알맞은 단어를 골라 </w:t>
       </w:r>
       <w:r>
         <w:rPr>
@@ -1739,7 +2865,7 @@
           <w:sz w:val="17"/>
           <w:u w:val="single"/>
         </w:rPr>
-        <w:t>틀린</w:t>
+        <w:t>필요하면 어형을 바꾸어</w:t>
       </w:r>
       <w:r>
         <w:rPr>
@@ -1748,7 +2874,7 @@
           <w:sz w:val="17"/>
           <w:u w:val="none"/>
         </w:rPr>
-        <w:t xml:space="preserve"> 것을 모두 고른 것은? [3.1점]</w:t>
+        <w:t xml:space="preserve"> 쓰시오. (한 칸에 한 단어, 중복 사용 불가) [각 0.75점, 총 3점] [3.0점]</w:t>
       </w:r>
     </w:p>
     <w:p>
@@ -1771,16 +2897,53 @@
           <w:sz w:val="17"/>
           <w:u w:val="none"/>
         </w:rPr>
-        <w:t>The laws and constants of physics and the fundamental forces in our universe ⓐ</w:t>
-      </w:r>
+        <w:t>The rules of physics, its constants, and the basic forces at work in our universe come in extremely exact forms and quantities. The consequence is that even a tiny change in any of them would have ruled out life altogether. Take gravity: its exact strength let the universe take shape, because it allowed clouds of dust and gas to pull together into early stars, around which planets — the Earth circling the Sun among them — later settled into orbit. Had the electron carried even a fractionally greater or smaller value, chemistry as we understand it could not have existed, and life, which rests on organic chemistry, would never have begun. None of this means the universe was built so that we would appear; we hold no special place in it. Still, the physical laws and constants made it possible for advanced life to develop.</w:t>
+      </w:r>
+    </w:p>
+    <w:p>
+      <w:pPr>
+        <w:spacing w:before="0" w:after="60" w:line="288" w:lineRule="auto"/>
+        <w:ind w:left="40"/>
+        <w:snapToGrid w:val="0"/>
+        <w:pBdr>
+          <w:top w:val="single" w:sz="4" w:space="2" w:color="C99B4E"/>
+          <w:left w:val="single" w:sz="4" w:space="2" w:color="C99B4E"/>
+          <w:bottom w:val="single" w:sz="4" w:space="2" w:color="C99B4E"/>
+          <w:right w:val="single" w:sz="4" w:space="2" w:color="C99B4E"/>
+        </w:pBdr>
+        <w:shd w:val="clear" w:color="auto" w:fill="FFF8E1"/>
+      </w:pPr>
       <w:r>
         <w:rPr>
           <w:rFonts w:ascii="맑은 고딕" w:hAnsi="맑은 고딕" w:eastAsia="맑은 고딕"/>
           <w:b w:val="0"/>
           <w:sz w:val="17"/>
-          <w:u w:val="single"/>
-        </w:rPr>
-        <w:t>have</w:t>
+          <w:u w:val="none"/>
+        </w:rPr>
+        <w:t>Because the constants of physics are so (1) ________ set, life would have been impossible had they been even slightly (2) ________; yet this does not mean the universe was (3) ________ for us — it simply means the conditions permitted the (4) ________ of advanced life.</w:t>
+      </w:r>
+    </w:p>
+    <w:p>
+      <w:pPr>
+        <w:spacing w:before="0" w:after="60" w:line="288" w:lineRule="auto"/>
+        <w:ind w:left="40"/>
+        <w:snapToGrid w:val="0"/>
+        <w:pBdr>
+          <w:top w:val="single" w:sz="4" w:space="2" w:color="9B6BD0"/>
+          <w:left w:val="single" w:sz="4" w:space="2" w:color="9B6BD0"/>
+          <w:bottom w:val="single" w:sz="4" w:space="2" w:color="9B6BD0"/>
+          <w:right w:val="single" w:sz="4" w:space="2" w:color="9B6BD0"/>
+        </w:pBdr>
+        <w:shd w:val="clear" w:color="auto" w:fill="FAF5FF"/>
+      </w:pPr>
+      <w:r>
+        <w:rPr>
+          <w:rFonts w:ascii="맑은 고딕" w:hAnsi="맑은 고딕" w:eastAsia="맑은 고딕"/>
+          <w:b/>
+          <w:sz w:val="17"/>
+          <w:u w:val="none"/>
+        </w:rPr>
+        <w:t>&lt;보 기&gt;</w:t>
       </w:r>
       <w:r>
         <w:rPr>
@@ -1789,17 +2952,68 @@
           <w:sz w:val="17"/>
           <w:u w:val="none"/>
         </w:rPr>
-        <w:t xml:space="preserve"> very precise forms and values. This means that, if they ⓑ</w:t>
-      </w:r>
+        <w:t xml:space="preserve"> exact / differ / design / emerge / rough / similar / prevent / privilege / destroy / random</w:t>
+      </w:r>
+    </w:p>
+    <w:p>
+      <w:pPr>
+        <w:spacing w:before="0" w:after="0" w:line="288" w:lineRule="auto"/>
+        <w:ind w:left="40"/>
+        <w:snapToGrid w:val="0"/>
+        <w:pBdr>
+          <w:top w:val="single" w:sz="4" w:space="2" w:color="9B6BD0"/>
+          <w:left w:val="single" w:sz="4" w:space="2" w:color="9B6BD0"/>
+          <w:bottom w:val="single" w:sz="4" w:space="2" w:color="9B6BD0"/>
+          <w:right w:val="single" w:sz="4" w:space="2" w:color="9B6BD0"/>
+        </w:pBdr>
+        <w:shd w:val="clear" w:color="auto" w:fill="FAF5FF"/>
+      </w:pPr>
+      <w:r>
+        <w:rPr>
+          <w:rFonts w:ascii="맑은 고딕" w:hAnsi="맑은 고딕" w:eastAsia="맑은 고딕"/>
+          <w:b/>
+          <w:sz w:val="17"/>
+          <w:u w:val="none"/>
+        </w:rPr>
+        <w:t>&lt;조 건&gt;</w:t>
+      </w:r>
+    </w:p>
+    <w:p>
+      <w:pPr>
+        <w:spacing w:before="0" w:after="0" w:line="288" w:lineRule="auto"/>
+        <w:ind w:left="40"/>
+        <w:snapToGrid w:val="0"/>
+        <w:pBdr>
+          <w:top w:val="single" w:sz="4" w:space="2" w:color="9B6BD0"/>
+          <w:left w:val="single" w:sz="4" w:space="2" w:color="9B6BD0"/>
+          <w:bottom w:val="single" w:sz="4" w:space="2" w:color="9B6BD0"/>
+          <w:right w:val="single" w:sz="4" w:space="2" w:color="9B6BD0"/>
+        </w:pBdr>
+        <w:shd w:val="clear" w:color="auto" w:fill="FAF5FF"/>
+      </w:pPr>
       <w:r>
         <w:rPr>
           <w:rFonts w:ascii="맑은 고딕" w:hAnsi="맑은 고딕" w:eastAsia="맑은 고딕"/>
           <w:b w:val="0"/>
           <w:sz w:val="17"/>
-          <w:u w:val="single"/>
-        </w:rPr>
-        <w:t>were</w:t>
-      </w:r>
+          <w:u w:val="none"/>
+        </w:rPr>
+        <w:t>1. &lt;보기&gt;의 단어를 골라 필요하면 어형(품사·시제·태)을 바꾸어 쓸 것</w:t>
+      </w:r>
+    </w:p>
+    <w:p>
+      <w:pPr>
+        <w:spacing w:before="0" w:after="60" w:line="288" w:lineRule="auto"/>
+        <w:ind w:left="40"/>
+        <w:snapToGrid w:val="0"/>
+        <w:pBdr>
+          <w:top w:val="single" w:sz="4" w:space="2" w:color="9B6BD0"/>
+          <w:left w:val="single" w:sz="4" w:space="2" w:color="9B6BD0"/>
+          <w:bottom w:val="single" w:sz="4" w:space="2" w:color="9B6BD0"/>
+          <w:right w:val="single" w:sz="4" w:space="2" w:color="9B6BD0"/>
+        </w:pBdr>
+        <w:shd w:val="clear" w:color="auto" w:fill="FAF5FF"/>
+      </w:pPr>
       <w:r>
         <w:rPr>
           <w:rFonts w:ascii="맑은 고딕" w:hAnsi="맑은 고딕" w:eastAsia="맑은 고딕"/>
@@ -1807,95 +3021,40 @@
           <w:sz w:val="17"/>
           <w:u w:val="none"/>
         </w:rPr>
-        <w:t xml:space="preserve"> only very slightly different, life would not have been possible. For instance, the precise value of gravity has enabled our universe ⓒ</w:t>
-      </w:r>
+        <w:t>2. 답안지에 소문항 번호를 정확하게 기입할 것  예) 2-(1) 2-(2)</w:t>
+      </w:r>
+    </w:p>
+    <w:p>
+      <w:pPr>
+        <w:spacing w:before="0" w:after="40" w:line="360" w:lineRule="auto"/>
+        <w:snapToGrid w:val="0"/>
+      </w:pPr>
       <w:r>
         <w:rPr>
           <w:rFonts w:ascii="맑은 고딕" w:hAnsi="맑은 고딕" w:eastAsia="맑은 고딕"/>
           <w:b w:val="0"/>
           <w:sz w:val="17"/>
-          <w:u w:val="single"/>
-        </w:rPr>
-        <w:t>arising</w:t>
-      </w:r>
-      <w:r>
-        <w:rPr>
-          <w:rFonts w:ascii="맑은 고딕" w:hAnsi="맑은 고딕" w:eastAsia="맑은 고딕"/>
-          <w:b w:val="0"/>
-          <w:sz w:val="17"/>
-          <w:u w:val="none"/>
-        </w:rPr>
-        <w:t xml:space="preserve"> by permitting the aggregation of dust and gas particles to proto-stars ⓓ</w:t>
-      </w:r>
-      <w:r>
-        <w:rPr>
-          <w:rFonts w:ascii="맑은 고딕" w:hAnsi="맑은 고딕" w:eastAsia="맑은 고딕"/>
-          <w:b w:val="0"/>
-          <w:sz w:val="17"/>
-          <w:u w:val="single"/>
-        </w:rPr>
-        <w:t>around that</w:t>
-      </w:r>
-      <w:r>
-        <w:rPr>
-          <w:rFonts w:ascii="맑은 고딕" w:hAnsi="맑은 고딕" w:eastAsia="맑은 고딕"/>
-          <w:b w:val="0"/>
-          <w:sz w:val="17"/>
-          <w:u w:val="none"/>
-        </w:rPr>
-        <w:t xml:space="preserve"> planets later came to orbit, including the Earth around the Sun. If the value of the electron ⓔ</w:t>
-      </w:r>
-      <w:r>
-        <w:rPr>
-          <w:rFonts w:ascii="맑은 고딕" w:hAnsi="맑은 고딕" w:eastAsia="맑은 고딕"/>
-          <w:b w:val="0"/>
-          <w:sz w:val="17"/>
-          <w:u w:val="single"/>
-        </w:rPr>
-        <w:t>has been</w:t>
-      </w:r>
-      <w:r>
-        <w:rPr>
-          <w:rFonts w:ascii="맑은 고딕" w:hAnsi="맑은 고딕" w:eastAsia="맑은 고딕"/>
-          <w:b w:val="0"/>
-          <w:sz w:val="17"/>
-          <w:u w:val="none"/>
-        </w:rPr>
-        <w:t xml:space="preserve"> ever so slightly larger or smaller, chemistry, as we know it, would not have been possible and life, ⓕ</w:t>
-      </w:r>
-      <w:r>
-        <w:rPr>
-          <w:rFonts w:ascii="맑은 고딕" w:hAnsi="맑은 고딕" w:eastAsia="맑은 고딕"/>
-          <w:b w:val="0"/>
-          <w:sz w:val="17"/>
-          <w:u w:val="single"/>
-        </w:rPr>
-        <w:t>which is based</w:t>
-      </w:r>
-      <w:r>
-        <w:rPr>
-          <w:rFonts w:ascii="맑은 고딕" w:hAnsi="맑은 고딕" w:eastAsia="맑은 고딕"/>
-          <w:b w:val="0"/>
-          <w:sz w:val="17"/>
-          <w:u w:val="none"/>
-        </w:rPr>
-        <w:t xml:space="preserve"> on organic chemistry, could not have started. The universe was not designed for us to evolve, we have no privileged position in the universe; however, the laws and constants of physics allowed advanced life to evolve.</w:t>
+          <w:u w:val="none"/>
+        </w:rPr>
+        <w:t>(1) ______________  (2) ______________  (3) ______________  (4) ______________</w:t>
       </w:r>
     </w:p>
     <w:p>
       <w:pPr>
-        <w:spacing w:before="0" w:after="20" w:line="276" w:lineRule="auto"/>
-        <w:ind w:left="80"/>
+        <w:keepNext/>
+        <w:spacing w:before="80" w:after="40" w:line="276" w:lineRule="auto"/>
         <w:snapToGrid w:val="0"/>
-      </w:pPr>
-      <w:r>
-        <w:rPr>
-          <w:rFonts w:ascii="맑은 고딕" w:hAnsi="맑은 고딕" w:eastAsia="맑은 고딕"/>
-          <w:b w:val="0"/>
+        <w:shd w:val="clear" w:color="auto" w:fill="6B21A8"/>
+      </w:pPr>
+      <w:r>
+        <w:rPr>
+          <w:rFonts w:ascii="맑은 고딕" w:hAnsi="맑은 고딕" w:eastAsia="맑은 고딕"/>
+          <w:b/>
+          <w:color w:val="FFFFFF"/>
           <w:sz w:val="17"/>
           <w:u w:val="none"/>
         </w:rPr>
-        <w:t>① ⓐ, ⓑ    ② ⓑ, ⓒ, ⓕ    ③ ⓒ, ⓔ    ④ ⓐ, ⓓ, ⓕ    ⑤ ⓒ, ⓓ, ⓔ</w:t>
+        <w:t>[지문 구조]  ※ 앞 문항을 모두 푼 뒤에 풀 것</w:t>
       </w:r>
     </w:p>
     <w:p>
@@ -1911,7 +3070,7 @@
           <w:sz w:val="17"/>
           <w:u w:val="none"/>
         </w:rPr>
-        <w:t>24-3.</w:t>
+        <w:t>24-8.</w:t>
       </w:r>
       <w:r>
         <w:rPr>
@@ -1920,7 +3079,76 @@
           <w:sz w:val="17"/>
           <w:u w:val="none"/>
         </w:rPr>
-        <w:t xml:space="preserve"> 다음 글의 (A), (B), (C)의 각 괄호 안에서 문맥과 어법에 맞는 표현으로 가장 적절한 것은? [3.0점]</w:t>
+        <w:t xml:space="preserve"> 주어진 글 다음에 이어질 글의 순서로 가장 적절한 것은? [2.7점]</w:t>
+      </w:r>
+    </w:p>
+    <w:p>
+      <w:pPr>
+        <w:spacing w:before="0" w:after="60" w:line="288" w:lineRule="auto"/>
+        <w:ind w:left="40"/>
+        <w:snapToGrid w:val="0"/>
+        <w:pBdr>
+          <w:top w:val="single" w:sz="4" w:space="2" w:color="C99B4E"/>
+          <w:left w:val="single" w:sz="4" w:space="2" w:color="C99B4E"/>
+          <w:bottom w:val="single" w:sz="4" w:space="2" w:color="C99B4E"/>
+          <w:right w:val="single" w:sz="4" w:space="2" w:color="C99B4E"/>
+        </w:pBdr>
+        <w:shd w:val="clear" w:color="auto" w:fill="FFF8E1"/>
+      </w:pPr>
+      <w:r>
+        <w:rPr>
+          <w:rFonts w:ascii="맑은 고딕" w:hAnsi="맑은 고딕" w:eastAsia="맑은 고딕"/>
+          <w:b w:val="0"/>
+          <w:sz w:val="17"/>
+          <w:u w:val="none"/>
+        </w:rPr>
+        <w:t>The laws and constants of physics and the fundamental forces in our universe have very precise forms and values.</w:t>
+      </w:r>
+    </w:p>
+    <w:p>
+      <w:pPr>
+        <w:spacing w:before="0" w:after="0" w:line="288" w:lineRule="auto"/>
+        <w:ind w:left="40"/>
+        <w:snapToGrid w:val="0"/>
+        <w:pBdr>
+          <w:top w:val="single" w:sz="4" w:space="2" w:color="999999"/>
+          <w:left w:val="single" w:sz="4" w:space="2" w:color="999999"/>
+          <w:bottom w:val="single" w:sz="4" w:space="2" w:color="999999"/>
+          <w:right w:val="single" w:sz="4" w:space="2" w:color="999999"/>
+        </w:pBdr>
+        <w:shd w:val="clear" w:color="auto" w:fill="F6F3EA"/>
+      </w:pPr>
+      <w:r>
+        <w:rPr>
+          <w:rFonts w:ascii="맑은 고딕" w:hAnsi="맑은 고딕" w:eastAsia="맑은 고딕"/>
+          <w:b w:val="0"/>
+          <w:sz w:val="17"/>
+          <w:u w:val="none"/>
+        </w:rPr>
+        <w:t>(A) This means that, if they were only very slightly different, life would not have been possible.</w:t>
+      </w:r>
+    </w:p>
+    <w:p>
+      <w:pPr>
+        <w:spacing w:before="0" w:after="0" w:line="288" w:lineRule="auto"/>
+        <w:ind w:left="40"/>
+        <w:snapToGrid w:val="0"/>
+        <w:pBdr>
+          <w:top w:val="single" w:sz="4" w:space="2" w:color="999999"/>
+          <w:left w:val="single" w:sz="4" w:space="2" w:color="999999"/>
+          <w:bottom w:val="single" w:sz="4" w:space="2" w:color="999999"/>
+          <w:right w:val="single" w:sz="4" w:space="2" w:color="999999"/>
+        </w:pBdr>
+        <w:shd w:val="clear" w:color="auto" w:fill="F6F3EA"/>
+      </w:pPr>
+      <w:r>
+        <w:rPr>
+          <w:rFonts w:ascii="맑은 고딕" w:hAnsi="맑은 고딕" w:eastAsia="맑은 고딕"/>
+          <w:b w:val="0"/>
+          <w:sz w:val="17"/>
+          <w:u w:val="none"/>
+        </w:rPr>
+        <w:t>(B) The universe was not designed for us to evolve, we have no privileged position in the universe; however, the laws and constants of physics allowed advanced life to evolve.</w:t>
       </w:r>
     </w:p>
     <w:p>
@@ -1943,7 +3171,7 @@
           <w:sz w:val="17"/>
           <w:u w:val="none"/>
         </w:rPr>
-        <w:t>The laws and constants of physics and the fundamental forces in our universe have very (A) [precise / rough] forms and values. This means that, if they were only very slightly different, life would not have been possible. For instance, the precise value of gravity has enabled our universe to arise by permitting the (B) [aggregation / dispersal] of dust and gas particles to proto-stars around which planets later came to orbit, including the Earth around the Sun. If the value of the electron had been ever so slightly larger or smaller, chemistry, as we know it, would not have been possible and life, which is based on organic chemistry, could not have started. The universe was not designed for us to evolve, we have no privileged position in the universe; however, the laws and constants of physics allowed advanced life (C) [to evolve / evolving].</w:t>
+        <w:t>(C) For instance, the precise value of gravity has enabled our universe to arise by permitting the aggregation of dust and gas particles to proto-stars around which planets later came to orbit, including the Earth around the Sun. If the value of the electron had been ever so slightly larger or smaller, chemistry, as we know it, would not have been possible and life, which is based on organic chemistry, could not have started.</w:t>
       </w:r>
     </w:p>
     <w:p>
@@ -1959,7 +3187,7 @@
           <w:sz w:val="17"/>
           <w:u w:val="none"/>
         </w:rPr>
-        <w:t>① (A) rough  (B) aggregation  (C) to evolve</w:t>
+        <w:t>① (A) - (C) - (B)</w:t>
       </w:r>
     </w:p>
     <w:p>
@@ -1975,7 +3203,7 @@
           <w:sz w:val="17"/>
           <w:u w:val="none"/>
         </w:rPr>
-        <w:t>② (A) precise  (B) dispersal  (C) to evolve</w:t>
+        <w:t>② (A) - (B) - (C)</w:t>
       </w:r>
     </w:p>
     <w:p>
@@ -1991,1226 +3219,7 @@
           <w:sz w:val="17"/>
           <w:u w:val="none"/>
         </w:rPr>
-        <w:t>③ (A) precise  (B) aggregation  (C) to evolve</w:t>
-      </w:r>
-    </w:p>
-    <w:p>
-      <w:pPr>
-        <w:spacing w:before="0" w:after="0" w:line="269" w:lineRule="auto"/>
-        <w:ind w:left="180" w:hanging="180"/>
-        <w:snapToGrid w:val="0"/>
-      </w:pPr>
-      <w:r>
-        <w:rPr>
-          <w:rFonts w:ascii="맑은 고딕" w:hAnsi="맑은 고딕" w:eastAsia="맑은 고딕"/>
-          <w:b w:val="0"/>
-          <w:sz w:val="17"/>
-          <w:u w:val="none"/>
-        </w:rPr>
-        <w:t>④ (A) precise  (B) aggregation  (C) evolving</w:t>
-      </w:r>
-    </w:p>
-    <w:p>
-      <w:pPr>
-        <w:spacing w:before="0" w:after="0" w:line="269" w:lineRule="auto"/>
-        <w:ind w:left="180" w:hanging="180"/>
-        <w:snapToGrid w:val="0"/>
-      </w:pPr>
-      <w:r>
-        <w:rPr>
-          <w:rFonts w:ascii="맑은 고딕" w:hAnsi="맑은 고딕" w:eastAsia="맑은 고딕"/>
-          <w:b w:val="0"/>
-          <w:sz w:val="17"/>
-          <w:u w:val="none"/>
-        </w:rPr>
-        <w:t>⑤ (A) rough  (B) dispersal  (C) evolving</w:t>
-      </w:r>
-    </w:p>
-    <w:p>
-      <w:pPr>
-        <w:keepNext/>
-        <w:spacing w:before="80" w:after="20" w:line="276" w:lineRule="auto"/>
-        <w:snapToGrid w:val="0"/>
-      </w:pPr>
-      <w:r>
-        <w:rPr>
-          <w:rFonts w:ascii="맑은 고딕" w:hAnsi="맑은 고딕" w:eastAsia="맑은 고딕"/>
-          <w:b/>
-          <w:sz w:val="17"/>
-          <w:u w:val="none"/>
-        </w:rPr>
-        <w:t>24-4.</w:t>
-      </w:r>
-      <w:r>
-        <w:rPr>
-          <w:rFonts w:ascii="맑은 고딕" w:hAnsi="맑은 고딕" w:eastAsia="맑은 고딕"/>
-          <w:b w:val="0"/>
-          <w:sz w:val="17"/>
-          <w:u w:val="none"/>
-        </w:rPr>
-        <w:t xml:space="preserve"> According to the passage, which of the following is </w:t>
-      </w:r>
-      <w:r>
-        <w:rPr>
-          <w:rFonts w:ascii="맑은 고딕" w:hAnsi="맑은 고딕" w:eastAsia="맑은 고딕"/>
-          <w:b w:val="0"/>
-          <w:sz w:val="17"/>
-          <w:u w:val="single"/>
-        </w:rPr>
-        <w:t>NOT</w:t>
-      </w:r>
-      <w:r>
-        <w:rPr>
-          <w:rFonts w:ascii="맑은 고딕" w:hAnsi="맑은 고딕" w:eastAsia="맑은 고딕"/>
-          <w:b w:val="0"/>
-          <w:sz w:val="17"/>
-          <w:u w:val="none"/>
-        </w:rPr>
-        <w:t xml:space="preserve"> true? [2.8점]</w:t>
-      </w:r>
-    </w:p>
-    <w:p>
-      <w:pPr>
-        <w:spacing w:before="0" w:after="60" w:line="288" w:lineRule="auto"/>
-        <w:ind w:left="40"/>
-        <w:snapToGrid w:val="0"/>
-        <w:pBdr>
-          <w:top w:val="single" w:sz="4" w:space="2" w:color="999999"/>
-          <w:left w:val="single" w:sz="4" w:space="2" w:color="999999"/>
-          <w:bottom w:val="single" w:sz="4" w:space="2" w:color="999999"/>
-          <w:right w:val="single" w:sz="4" w:space="2" w:color="999999"/>
-        </w:pBdr>
-        <w:shd w:val="clear" w:color="auto" w:fill="F6F3EA"/>
-      </w:pPr>
-      <w:r>
-        <w:rPr>
-          <w:rFonts w:ascii="맑은 고딕" w:hAnsi="맑은 고딕" w:eastAsia="맑은 고딕"/>
-          <w:b w:val="0"/>
-          <w:sz w:val="17"/>
-          <w:u w:val="none"/>
-        </w:rPr>
-        <w:t>The laws and constants of physics and the fundamental forces in our universe have very precise forms and values. This means that, if they were only very slightly different, life would not have been possible. For instance, the precise value of gravity has enabled our universe to arise by permitting the aggregation of dust and gas particles to proto-stars around which planets later came to orbit, including the Earth around the Sun. If the value of the electron had been ever so slightly larger or smaller, chemistry, as we know it, would not have been possible and life, which is based on organic chemistry, could not have started. The universe was not designed for us to evolve, we have no privileged position in the universe; however, the laws and constants of physics allowed advanced life to evolve.</w:t>
-      </w:r>
-    </w:p>
-    <w:p>
-      <w:pPr>
-        <w:spacing w:before="0" w:after="0" w:line="269" w:lineRule="auto"/>
-        <w:ind w:left="180" w:hanging="180"/>
-        <w:snapToGrid w:val="0"/>
-      </w:pPr>
-      <w:r>
-        <w:rPr>
-          <w:rFonts w:ascii="맑은 고딕" w:hAnsi="맑은 고딕" w:eastAsia="맑은 고딕"/>
-          <w:b w:val="0"/>
-          <w:sz w:val="17"/>
-          <w:u w:val="none"/>
-        </w:rPr>
-        <w:t>① According to the writer, the universe was created especially so that human life could appear.</w:t>
-      </w:r>
-    </w:p>
-    <w:p>
-      <w:pPr>
-        <w:spacing w:before="0" w:after="0" w:line="269" w:lineRule="auto"/>
-        <w:ind w:left="180" w:hanging="180"/>
-        <w:snapToGrid w:val="0"/>
-      </w:pPr>
-      <w:r>
-        <w:rPr>
-          <w:rFonts w:ascii="맑은 고딕" w:hAnsi="맑은 고딕" w:eastAsia="맑은 고딕"/>
-          <w:b w:val="0"/>
-          <w:sz w:val="17"/>
-          <w:u w:val="none"/>
-        </w:rPr>
-        <w:t>② Gravity played a role in gathering dust and gas into early stars.</w:t>
-      </w:r>
-    </w:p>
-    <w:p>
-      <w:pPr>
-        <w:spacing w:before="0" w:after="0" w:line="269" w:lineRule="auto"/>
-        <w:ind w:left="180" w:hanging="180"/>
-        <w:snapToGrid w:val="0"/>
-      </w:pPr>
-      <w:r>
-        <w:rPr>
-          <w:rFonts w:ascii="맑은 고딕" w:hAnsi="맑은 고딕" w:eastAsia="맑은 고딕"/>
-          <w:b w:val="0"/>
-          <w:sz w:val="17"/>
-          <w:u w:val="none"/>
-        </w:rPr>
-        <w:t>③ A slightly different value of the electron would have made chemistry as we know it impossible.</w:t>
-      </w:r>
-    </w:p>
-    <w:p>
-      <w:pPr>
-        <w:spacing w:before="0" w:after="0" w:line="269" w:lineRule="auto"/>
-        <w:ind w:left="180" w:hanging="180"/>
-        <w:snapToGrid w:val="0"/>
-      </w:pPr>
-      <w:r>
-        <w:rPr>
-          <w:rFonts w:ascii="맑은 고딕" w:hAnsi="맑은 고딕" w:eastAsia="맑은 고딕"/>
-          <w:b w:val="0"/>
-          <w:sz w:val="17"/>
-          <w:u w:val="none"/>
-        </w:rPr>
-        <w:t>④ Life as we know it depends on organic chemistry.</w:t>
-      </w:r>
-    </w:p>
-    <w:p>
-      <w:pPr>
-        <w:spacing w:before="0" w:after="0" w:line="269" w:lineRule="auto"/>
-        <w:ind w:left="180" w:hanging="180"/>
-        <w:snapToGrid w:val="0"/>
-      </w:pPr>
-      <w:r>
-        <w:rPr>
-          <w:rFonts w:ascii="맑은 고딕" w:hAnsi="맑은 고딕" w:eastAsia="맑은 고딕"/>
-          <w:b w:val="0"/>
-          <w:sz w:val="17"/>
-          <w:u w:val="none"/>
-        </w:rPr>
-        <w:t>⑤ The writer denies that humans hold a special position in the universe.</w:t>
-      </w:r>
-    </w:p>
-    <w:p>
-      <w:pPr>
-        <w:keepNext/>
-        <w:spacing w:before="80" w:after="20" w:line="276" w:lineRule="auto"/>
-        <w:snapToGrid w:val="0"/>
-      </w:pPr>
-      <w:r>
-        <w:rPr>
-          <w:rFonts w:ascii="맑은 고딕" w:hAnsi="맑은 고딕" w:eastAsia="맑은 고딕"/>
-          <w:b/>
-          <w:sz w:val="17"/>
-          <w:u w:val="none"/>
-        </w:rPr>
-        <w:t>24-5.</w:t>
-      </w:r>
-      <w:r>
-        <w:rPr>
-          <w:rFonts w:ascii="맑은 고딕" w:hAnsi="맑은 고딕" w:eastAsia="맑은 고딕"/>
-          <w:b w:val="0"/>
-          <w:sz w:val="17"/>
-          <w:u w:val="none"/>
-        </w:rPr>
-        <w:t xml:space="preserve"> [A]와 [B]를 읽고 이해한 것으로 가장 적절한 것은? [3.2점]</w:t>
-      </w:r>
-    </w:p>
-    <w:p>
-      <w:pPr>
-        <w:spacing w:before="0" w:after="60" w:line="288" w:lineRule="auto"/>
-        <w:ind w:left="40"/>
-        <w:snapToGrid w:val="0"/>
-        <w:pBdr>
-          <w:top w:val="single" w:sz="4" w:space="2" w:color="999999"/>
-          <w:left w:val="single" w:sz="4" w:space="2" w:color="999999"/>
-          <w:bottom w:val="single" w:sz="4" w:space="2" w:color="999999"/>
-          <w:right w:val="single" w:sz="4" w:space="2" w:color="999999"/>
-        </w:pBdr>
-        <w:shd w:val="clear" w:color="auto" w:fill="F6F3EA"/>
-      </w:pPr>
-      <w:r>
-        <w:rPr>
-          <w:rFonts w:ascii="맑은 고딕" w:hAnsi="맑은 고딕" w:eastAsia="맑은 고딕"/>
-          <w:b w:val="0"/>
-          <w:sz w:val="17"/>
-          <w:u w:val="none"/>
-        </w:rPr>
-        <w:t>[A] The laws and constants of physics and the fundamental forces in our universe have very precise forms and values. This means that, if they were only very slightly different, life would not have been possible. For instance, the precise value of gravity has enabled our universe to arise by permitting the aggregation of dust and gas particles to proto-stars around which planets later came to orbit, including the Earth around the Sun. The universe was not designed for us to evolve, we have no privileged position in the universe; however, the laws and constants of physics allowed advanced life to evolve.</w:t>
-      </w:r>
-    </w:p>
-    <w:p>
-      <w:pPr>
-        <w:spacing w:before="0" w:after="60" w:line="288" w:lineRule="auto"/>
-        <w:ind w:left="40"/>
-        <w:snapToGrid w:val="0"/>
-        <w:pBdr>
-          <w:top w:val="single" w:sz="4" w:space="2" w:color="6B7FB8"/>
-          <w:left w:val="single" w:sz="4" w:space="2" w:color="6B7FB8"/>
-          <w:bottom w:val="single" w:sz="4" w:space="2" w:color="6B7FB8"/>
-          <w:right w:val="single" w:sz="4" w:space="2" w:color="6B7FB8"/>
-        </w:pBdr>
-        <w:shd w:val="clear" w:color="auto" w:fill="EEF2FF"/>
-      </w:pPr>
-      <w:r>
-        <w:rPr>
-          <w:rFonts w:ascii="맑은 고딕" w:hAnsi="맑은 고딕" w:eastAsia="맑은 고딕"/>
-          <w:b w:val="0"/>
-          <w:sz w:val="17"/>
-          <w:u w:val="none"/>
-        </w:rPr>
-        <w:t>[B] A river delta forms only where the speed of the water, the amount of sand it carries, and the slope of the land fall within narrow ranges. If the current were a little faster, the sand would be carried out to sea; if it were a little slower, the river would choke itself with mud. Yet no one arranged these conditions so that farmers could grow rice on the delta’s rich soil. The conditions simply happened to allow it.</w:t>
-      </w:r>
-    </w:p>
-    <w:p>
-      <w:pPr>
-        <w:spacing w:before="0" w:after="0" w:line="269" w:lineRule="auto"/>
-        <w:ind w:left="180" w:hanging="180"/>
-        <w:snapToGrid w:val="0"/>
-      </w:pPr>
-      <w:r>
-        <w:rPr>
-          <w:rFonts w:ascii="맑은 고딕" w:hAnsi="맑은 고딕" w:eastAsia="맑은 고딕"/>
-          <w:b w:val="0"/>
-          <w:sz w:val="17"/>
-          <w:u w:val="none"/>
-        </w:rPr>
-        <w:t>① Both texts argue that the conditions were deliberately arranged for the benefit of living things.</w:t>
-      </w:r>
-    </w:p>
-    <w:p>
-      <w:pPr>
-        <w:spacing w:before="0" w:after="0" w:line="269" w:lineRule="auto"/>
-        <w:ind w:left="180" w:hanging="180"/>
-        <w:snapToGrid w:val="0"/>
-      </w:pPr>
-      <w:r>
-        <w:rPr>
-          <w:rFonts w:ascii="맑은 고딕" w:hAnsi="맑은 고딕" w:eastAsia="맑은 고딕"/>
-          <w:b w:val="0"/>
-          <w:sz w:val="17"/>
-          <w:u w:val="none"/>
-        </w:rPr>
-        <w:t>② Both texts describe results that depend on conditions within narrow ranges, without those conditions having been designed for that purpose.</w:t>
-      </w:r>
-    </w:p>
-    <w:p>
-      <w:pPr>
-        <w:spacing w:before="0" w:after="0" w:line="269" w:lineRule="auto"/>
-        <w:ind w:left="180" w:hanging="180"/>
-        <w:snapToGrid w:val="0"/>
-      </w:pPr>
-      <w:r>
-        <w:rPr>
-          <w:rFonts w:ascii="맑은 고딕" w:hAnsi="맑은 고딕" w:eastAsia="맑은 고딕"/>
-          <w:b w:val="0"/>
-          <w:sz w:val="17"/>
-          <w:u w:val="none"/>
-        </w:rPr>
-        <w:t>③ [A] says that gravity could take any value, while [B] says that the current must be exact.</w:t>
-      </w:r>
-    </w:p>
-    <w:p>
-      <w:pPr>
-        <w:spacing w:before="0" w:after="0" w:line="269" w:lineRule="auto"/>
-        <w:ind w:left="180" w:hanging="180"/>
-        <w:snapToGrid w:val="0"/>
-      </w:pPr>
-      <w:r>
-        <w:rPr>
-          <w:rFonts w:ascii="맑은 고딕" w:hAnsi="맑은 고딕" w:eastAsia="맑은 고딕"/>
-          <w:b w:val="0"/>
-          <w:sz w:val="17"/>
-          <w:u w:val="none"/>
-        </w:rPr>
-        <w:t>④ [B] claims that a faster current always produces richer soil for farming.</w:t>
-      </w:r>
-    </w:p>
-    <w:p>
-      <w:pPr>
-        <w:spacing w:before="0" w:after="0" w:line="269" w:lineRule="auto"/>
-        <w:ind w:left="180" w:hanging="180"/>
-        <w:snapToGrid w:val="0"/>
-      </w:pPr>
-      <w:r>
-        <w:rPr>
-          <w:rFonts w:ascii="맑은 고딕" w:hAnsi="맑은 고딕" w:eastAsia="맑은 고딕"/>
-          <w:b w:val="0"/>
-          <w:sz w:val="17"/>
-          <w:u w:val="none"/>
-        </w:rPr>
-        <w:t>⑤ [A] is concerned only with chemistry, while [B] is concerned only with farming methods.</w:t>
-      </w:r>
-    </w:p>
-    <w:p>
-      <w:pPr>
-        <w:keepNext/>
-        <w:spacing w:before="80" w:after="20" w:line="276" w:lineRule="auto"/>
-        <w:snapToGrid w:val="0"/>
-      </w:pPr>
-      <w:r>
-        <w:rPr>
-          <w:rFonts w:ascii="맑은 고딕" w:hAnsi="맑은 고딕" w:eastAsia="맑은 고딕"/>
-          <w:b/>
-          <w:sz w:val="17"/>
-          <w:u w:val="none"/>
-        </w:rPr>
-        <w:t>24-6.</w:t>
-      </w:r>
-      <w:r>
-        <w:rPr>
-          <w:rFonts w:ascii="맑은 고딕" w:hAnsi="맑은 고딕" w:eastAsia="맑은 고딕"/>
-          <w:b w:val="0"/>
-          <w:sz w:val="17"/>
-          <w:u w:val="none"/>
-        </w:rPr>
-        <w:t xml:space="preserve"> 다음 빈칸에 들어갈 말로 가장 적절한 것은? [2.9점]</w:t>
-      </w:r>
-    </w:p>
-    <w:p>
-      <w:pPr>
-        <w:spacing w:before="0" w:after="60" w:line="288" w:lineRule="auto"/>
-        <w:ind w:left="40"/>
-        <w:snapToGrid w:val="0"/>
-        <w:pBdr>
-          <w:top w:val="single" w:sz="4" w:space="2" w:color="999999"/>
-          <w:left w:val="single" w:sz="4" w:space="2" w:color="999999"/>
-          <w:bottom w:val="single" w:sz="4" w:space="2" w:color="999999"/>
-          <w:right w:val="single" w:sz="4" w:space="2" w:color="999999"/>
-        </w:pBdr>
-        <w:shd w:val="clear" w:color="auto" w:fill="F6F3EA"/>
-      </w:pPr>
-      <w:r>
-        <w:rPr>
-          <w:rFonts w:ascii="맑은 고딕" w:hAnsi="맑은 고딕" w:eastAsia="맑은 고딕"/>
-          <w:b w:val="0"/>
-          <w:sz w:val="17"/>
-          <w:u w:val="none"/>
-        </w:rPr>
-        <w:t>The laws and constants of physics and the fundamental forces in our universe have very precise forms and values. This means that, if they were only very slightly different, ________________________. For instance, the precise value of gravity has enabled our universe to arise by permitting the aggregation of dust and gas particles to proto-stars around which planets later came to orbit, including the Earth around the Sun. If the value of the electron had been ever so slightly larger or smaller, chemistry, as we know it, would not have been possible and life, which is based on organic chemistry, could not have started. The universe was not designed for us to evolve, we have no privileged position in the universe; however, the laws and constants of physics allowed advanced life to evolve.</w:t>
-      </w:r>
-    </w:p>
-    <w:p>
-      <w:pPr>
-        <w:spacing w:before="0" w:after="0" w:line="269" w:lineRule="auto"/>
-        <w:ind w:left="180" w:hanging="180"/>
-        <w:snapToGrid w:val="0"/>
-      </w:pPr>
-      <w:r>
-        <w:rPr>
-          <w:rFonts w:ascii="맑은 고딕" w:hAnsi="맑은 고딕" w:eastAsia="맑은 고딕"/>
-          <w:b w:val="0"/>
-          <w:sz w:val="17"/>
-          <w:u w:val="none"/>
-        </w:rPr>
-        <w:t>① physics would have been much easier to study</w:t>
-      </w:r>
-    </w:p>
-    <w:p>
-      <w:pPr>
-        <w:spacing w:before="0" w:after="0" w:line="269" w:lineRule="auto"/>
-        <w:ind w:left="180" w:hanging="180"/>
-        <w:snapToGrid w:val="0"/>
-      </w:pPr>
-      <w:r>
-        <w:rPr>
-          <w:rFonts w:ascii="맑은 고딕" w:hAnsi="맑은 고딕" w:eastAsia="맑은 고딕"/>
-          <w:b w:val="0"/>
-          <w:sz w:val="17"/>
-          <w:u w:val="none"/>
-        </w:rPr>
-        <w:t>② the universe would have expanded more slowly</w:t>
-      </w:r>
-    </w:p>
-    <w:p>
-      <w:pPr>
-        <w:spacing w:before="0" w:after="0" w:line="269" w:lineRule="auto"/>
-        <w:ind w:left="180" w:hanging="180"/>
-        <w:snapToGrid w:val="0"/>
-      </w:pPr>
-      <w:r>
-        <w:rPr>
-          <w:rFonts w:ascii="맑은 고딕" w:hAnsi="맑은 고딕" w:eastAsia="맑은 고딕"/>
-          <w:b w:val="0"/>
-          <w:sz w:val="17"/>
-          <w:u w:val="none"/>
-        </w:rPr>
-        <w:t>③ humans would have evolved far more quickly</w:t>
-      </w:r>
-    </w:p>
-    <w:p>
-      <w:pPr>
-        <w:spacing w:before="0" w:after="0" w:line="269" w:lineRule="auto"/>
-        <w:ind w:left="180" w:hanging="180"/>
-        <w:snapToGrid w:val="0"/>
-      </w:pPr>
-      <w:r>
-        <w:rPr>
-          <w:rFonts w:ascii="맑은 고딕" w:hAnsi="맑은 고딕" w:eastAsia="맑은 고딕"/>
-          <w:b w:val="0"/>
-          <w:sz w:val="17"/>
-          <w:u w:val="none"/>
-        </w:rPr>
-        <w:t>④ life would not have been possible</w:t>
-      </w:r>
-    </w:p>
-    <w:p>
-      <w:pPr>
-        <w:spacing w:before="0" w:after="0" w:line="269" w:lineRule="auto"/>
-        <w:ind w:left="180" w:hanging="180"/>
-        <w:snapToGrid w:val="0"/>
-      </w:pPr>
-      <w:r>
-        <w:rPr>
-          <w:rFonts w:ascii="맑은 고딕" w:hAnsi="맑은 고딕" w:eastAsia="맑은 고딕"/>
-          <w:b w:val="0"/>
-          <w:sz w:val="17"/>
-          <w:u w:val="none"/>
-        </w:rPr>
-        <w:t>⑤ gravity would no longer have existed</w:t>
-      </w:r>
-    </w:p>
-    <w:p>
-      <w:pPr>
-        <w:keepNext/>
-        <w:spacing w:before="80" w:after="20" w:line="276" w:lineRule="auto"/>
-        <w:snapToGrid w:val="0"/>
-      </w:pPr>
-      <w:r>
-        <w:rPr>
-          <w:rFonts w:ascii="맑은 고딕" w:hAnsi="맑은 고딕" w:eastAsia="맑은 고딕"/>
-          <w:b/>
-          <w:sz w:val="17"/>
-          <w:u w:val="none"/>
-        </w:rPr>
-        <w:t>24-7.</w:t>
-      </w:r>
-      <w:r>
-        <w:rPr>
-          <w:rFonts w:ascii="맑은 고딕" w:hAnsi="맑은 고딕" w:eastAsia="맑은 고딕"/>
-          <w:b w:val="0"/>
-          <w:sz w:val="17"/>
-          <w:u w:val="none"/>
-        </w:rPr>
-        <w:t xml:space="preserve"> 윗글을 읽고 이해한 학생의 반응으로 적절하지 </w:t>
-      </w:r>
-      <w:r>
-        <w:rPr>
-          <w:rFonts w:ascii="맑은 고딕" w:hAnsi="맑은 고딕" w:eastAsia="맑은 고딕"/>
-          <w:b w:val="0"/>
-          <w:sz w:val="17"/>
-          <w:u w:val="single"/>
-        </w:rPr>
-        <w:t>않은</w:t>
-      </w:r>
-      <w:r>
-        <w:rPr>
-          <w:rFonts w:ascii="맑은 고딕" w:hAnsi="맑은 고딕" w:eastAsia="맑은 고딕"/>
-          <w:b w:val="0"/>
-          <w:sz w:val="17"/>
-          <w:u w:val="none"/>
-        </w:rPr>
-        <w:t xml:space="preserve"> 것은? [3.0점]</w:t>
-      </w:r>
-    </w:p>
-    <w:p>
-      <w:pPr>
-        <w:spacing w:before="0" w:after="60" w:line="288" w:lineRule="auto"/>
-        <w:ind w:left="40"/>
-        <w:snapToGrid w:val="0"/>
-        <w:pBdr>
-          <w:top w:val="single" w:sz="4" w:space="2" w:color="999999"/>
-          <w:left w:val="single" w:sz="4" w:space="2" w:color="999999"/>
-          <w:bottom w:val="single" w:sz="4" w:space="2" w:color="999999"/>
-          <w:right w:val="single" w:sz="4" w:space="2" w:color="999999"/>
-        </w:pBdr>
-        <w:shd w:val="clear" w:color="auto" w:fill="F6F3EA"/>
-      </w:pPr>
-      <w:r>
-        <w:rPr>
-          <w:rFonts w:ascii="맑은 고딕" w:hAnsi="맑은 고딕" w:eastAsia="맑은 고딕"/>
-          <w:b w:val="0"/>
-          <w:sz w:val="17"/>
-          <w:u w:val="none"/>
-        </w:rPr>
-        <w:t>The laws and constants of physics and the fundamental forces in our universe have very precise forms and values. This means that, if they were only very slightly different, life would not have been possible. For instance, the precise value of gravity has enabled our universe to arise by permitting the aggregation of dust and gas particles to proto-stars around which planets later came to orbit, including the Earth around the Sun. If the value of the electron had been ever so slightly larger or smaller, chemistry, as we know it, would not have been possible and life, which is based on organic chemistry, could not have started. The universe was not designed for us to evolve, we have no privileged position in the universe; however, the laws and constants of physics allowed advanced life to evolve.</w:t>
-      </w:r>
-    </w:p>
-    <w:p>
-      <w:pPr>
-        <w:spacing w:before="0" w:after="0" w:line="269" w:lineRule="auto"/>
-        <w:ind w:left="180" w:hanging="180"/>
-        <w:snapToGrid w:val="0"/>
-      </w:pPr>
-      <w:r>
-        <w:rPr>
-          <w:rFonts w:ascii="맑은 고딕" w:hAnsi="맑은 고딕" w:eastAsia="맑은 고딕"/>
-          <w:b w:val="0"/>
-          <w:sz w:val="17"/>
-          <w:u w:val="none"/>
-        </w:rPr>
-        <w:t>① 민지: 중력의 값이 조금만 달랐어도 지구 같은 행성은 생기지 못했을 수 있겠네.</w:t>
-      </w:r>
-    </w:p>
-    <w:p>
-      <w:pPr>
-        <w:spacing w:before="0" w:after="0" w:line="269" w:lineRule="auto"/>
-        <w:ind w:left="180" w:hanging="180"/>
-        <w:snapToGrid w:val="0"/>
-      </w:pPr>
-      <w:r>
-        <w:rPr>
-          <w:rFonts w:ascii="맑은 고딕" w:hAnsi="맑은 고딕" w:eastAsia="맑은 고딕"/>
-          <w:b w:val="0"/>
-          <w:sz w:val="17"/>
-          <w:u w:val="none"/>
-        </w:rPr>
-        <w:t>② 준호: 필자는 물리 법칙이 생명의 진화를 ‘허용’했다고 보지, 우리를 위해 ‘설계’됐다고 보지 않아.</w:t>
-      </w:r>
-    </w:p>
-    <w:p>
-      <w:pPr>
-        <w:spacing w:before="0" w:after="0" w:line="269" w:lineRule="auto"/>
-        <w:ind w:left="180" w:hanging="180"/>
-        <w:snapToGrid w:val="0"/>
-      </w:pPr>
-      <w:r>
-        <w:rPr>
-          <w:rFonts w:ascii="맑은 고딕" w:hAnsi="맑은 고딕" w:eastAsia="맑은 고딕"/>
-          <w:b w:val="0"/>
-          <w:sz w:val="17"/>
-          <w:u w:val="none"/>
-        </w:rPr>
-        <w:t>③ 서연: 전자의 예는 화학이 무너지면 유기화학에 기반한 생명도 시작될 수 없다는 걸 보여 주는 거야.</w:t>
-      </w:r>
-    </w:p>
-    <w:p>
-      <w:pPr>
-        <w:spacing w:before="0" w:after="0" w:line="269" w:lineRule="auto"/>
-        <w:ind w:left="180" w:hanging="180"/>
-        <w:snapToGrid w:val="0"/>
-      </w:pPr>
-      <w:r>
-        <w:rPr>
-          <w:rFonts w:ascii="맑은 고딕" w:hAnsi="맑은 고딕" w:eastAsia="맑은 고딕"/>
-          <w:b w:val="0"/>
-          <w:sz w:val="17"/>
-          <w:u w:val="none"/>
-        </w:rPr>
-        <w:t>④ 도윤: 이 글의 출발점은 물리 상수들이 매우 정밀한 값을 가진다는 사실이야.</w:t>
-      </w:r>
-    </w:p>
-    <w:p>
-      <w:pPr>
-        <w:spacing w:before="0" w:after="0" w:line="269" w:lineRule="auto"/>
-        <w:ind w:left="180" w:hanging="180"/>
-        <w:snapToGrid w:val="0"/>
-      </w:pPr>
-      <w:r>
-        <w:rPr>
-          <w:rFonts w:ascii="맑은 고딕" w:hAnsi="맑은 고딕" w:eastAsia="맑은 고딕"/>
-          <w:b w:val="0"/>
-          <w:sz w:val="17"/>
-          <w:u w:val="none"/>
-        </w:rPr>
-        <w:t>⑤ 하은: 결국 우주는 인간이 진화하도록 정해져 있었으니, 인간은 우주에서 특별한 위치를 차지하는 거구나.</w:t>
-      </w:r>
-    </w:p>
-    <w:p>
-      <w:pPr>
-        <w:keepNext/>
-        <w:spacing w:before="80" w:after="40" w:line="276" w:lineRule="auto"/>
-        <w:snapToGrid w:val="0"/>
-        <w:shd w:val="clear" w:color="auto" w:fill="8A3A12"/>
-      </w:pPr>
-      <w:r>
-        <w:rPr>
-          <w:rFonts w:ascii="맑은 고딕" w:hAnsi="맑은 고딕" w:eastAsia="맑은 고딕"/>
-          <w:b/>
-          <w:color w:val="FFFFFF"/>
-          <w:sz w:val="17"/>
-          <w:u w:val="none"/>
-        </w:rPr>
-        <w:t>서답형  24-서1 ~ 24-서2</w:t>
-      </w:r>
-    </w:p>
-    <w:p>
-      <w:pPr>
-        <w:keepNext/>
-        <w:spacing w:before="80" w:after="20" w:line="276" w:lineRule="auto"/>
-        <w:snapToGrid w:val="0"/>
-      </w:pPr>
-      <w:r>
-        <w:rPr>
-          <w:rFonts w:ascii="맑은 고딕" w:hAnsi="맑은 고딕" w:eastAsia="맑은 고딕"/>
-          <w:b/>
-          <w:sz w:val="17"/>
-          <w:u w:val="none"/>
-        </w:rPr>
-        <w:t>24-서1.</w:t>
-      </w:r>
-      <w:r>
-        <w:rPr>
-          <w:rFonts w:ascii="맑은 고딕" w:hAnsi="맑은 고딕" w:eastAsia="맑은 고딕"/>
-          <w:b w:val="0"/>
-          <w:sz w:val="17"/>
-          <w:u w:val="none"/>
-        </w:rPr>
-        <w:t xml:space="preserve"> 다음 글의 내용을 요약하고자 한다. 빈칸 (1)~(3)에 들어갈 말을 본문에서 찾아 </w:t>
-      </w:r>
-      <w:r>
-        <w:rPr>
-          <w:rFonts w:ascii="맑은 고딕" w:hAnsi="맑은 고딕" w:eastAsia="맑은 고딕"/>
-          <w:b w:val="0"/>
-          <w:sz w:val="17"/>
-          <w:u w:val="single"/>
-        </w:rPr>
-        <w:t>반드시 변형하여</w:t>
-      </w:r>
-      <w:r>
-        <w:rPr>
-          <w:rFonts w:ascii="맑은 고딕" w:hAnsi="맑은 고딕" w:eastAsia="맑은 고딕"/>
-          <w:b w:val="0"/>
-          <w:sz w:val="17"/>
-          <w:u w:val="none"/>
-        </w:rPr>
-        <w:t xml:space="preserve"> 쓰시오. (한 칸에 한 단어) [각 1점, 총 3점] [3.0점]</w:t>
-      </w:r>
-    </w:p>
-    <w:p>
-      <w:pPr>
-        <w:spacing w:before="0" w:after="60" w:line="288" w:lineRule="auto"/>
-        <w:ind w:left="40"/>
-        <w:snapToGrid w:val="0"/>
-        <w:pBdr>
-          <w:top w:val="single" w:sz="4" w:space="2" w:color="999999"/>
-          <w:left w:val="single" w:sz="4" w:space="2" w:color="999999"/>
-          <w:bottom w:val="single" w:sz="4" w:space="2" w:color="999999"/>
-          <w:right w:val="single" w:sz="4" w:space="2" w:color="999999"/>
-        </w:pBdr>
-        <w:shd w:val="clear" w:color="auto" w:fill="F6F3EA"/>
-      </w:pPr>
-      <w:r>
-        <w:rPr>
-          <w:rFonts w:ascii="맑은 고딕" w:hAnsi="맑은 고딕" w:eastAsia="맑은 고딕"/>
-          <w:b w:val="0"/>
-          <w:sz w:val="17"/>
-          <w:u w:val="none"/>
-        </w:rPr>
-        <w:t>The laws and constants of physics and the fundamental forces in our universe have very precise forms and values. This means that, if they were only very slightly different, life would not have been possible. For instance, the precise value of gravity has enabled our universe to arise by permitting the aggregation of dust and gas particles to proto-stars around which planets later came to orbit, including the Earth around the Sun. If the value of the electron had been ever so slightly larger or smaller, chemistry, as we know it, would not have been possible and life, which is based on organic chemistry, could not have started. The universe was not designed for us to evolve, we have no privileged position in the universe; however, the laws and constants of physics allowed advanced life to evolve.</w:t>
-      </w:r>
-    </w:p>
-    <w:p>
-      <w:pPr>
-        <w:spacing w:before="0" w:after="60" w:line="288" w:lineRule="auto"/>
-        <w:ind w:left="40"/>
-        <w:snapToGrid w:val="0"/>
-        <w:pBdr>
-          <w:top w:val="single" w:sz="4" w:space="2" w:color="C99B4E"/>
-          <w:left w:val="single" w:sz="4" w:space="2" w:color="C99B4E"/>
-          <w:bottom w:val="single" w:sz="4" w:space="2" w:color="C99B4E"/>
-          <w:right w:val="single" w:sz="4" w:space="2" w:color="C99B4E"/>
-        </w:pBdr>
-        <w:shd w:val="clear" w:color="auto" w:fill="FFF8E1"/>
-      </w:pPr>
-      <w:r>
-        <w:rPr>
-          <w:rFonts w:ascii="맑은 고딕" w:hAnsi="맑은 고딕" w:eastAsia="맑은 고딕"/>
-          <w:b w:val="0"/>
-          <w:sz w:val="17"/>
-          <w:u w:val="none"/>
-        </w:rPr>
-        <w:t>The constants of physics are (1) ________ set, so even a tiny (2) ________ in their values would have made life (3) ________ — though they were not designed for us.</w:t>
-      </w:r>
-    </w:p>
-    <w:p>
-      <w:pPr>
-        <w:spacing w:before="0" w:after="0" w:line="288" w:lineRule="auto"/>
-        <w:ind w:left="40"/>
-        <w:snapToGrid w:val="0"/>
-        <w:pBdr>
-          <w:top w:val="single" w:sz="4" w:space="2" w:color="9B6BD0"/>
-          <w:left w:val="single" w:sz="4" w:space="2" w:color="9B6BD0"/>
-          <w:bottom w:val="single" w:sz="4" w:space="2" w:color="9B6BD0"/>
-          <w:right w:val="single" w:sz="4" w:space="2" w:color="9B6BD0"/>
-        </w:pBdr>
-        <w:shd w:val="clear" w:color="auto" w:fill="FAF5FF"/>
-      </w:pPr>
-      <w:r>
-        <w:rPr>
-          <w:rFonts w:ascii="맑은 고딕" w:hAnsi="맑은 고딕" w:eastAsia="맑은 고딕"/>
-          <w:b/>
-          <w:sz w:val="17"/>
-          <w:u w:val="none"/>
-        </w:rPr>
-        <w:t>&lt;조 건&gt;</w:t>
-      </w:r>
-    </w:p>
-    <w:p>
-      <w:pPr>
-        <w:spacing w:before="0" w:after="0" w:line="288" w:lineRule="auto"/>
-        <w:ind w:left="40"/>
-        <w:snapToGrid w:val="0"/>
-        <w:pBdr>
-          <w:top w:val="single" w:sz="4" w:space="2" w:color="9B6BD0"/>
-          <w:left w:val="single" w:sz="4" w:space="2" w:color="9B6BD0"/>
-          <w:bottom w:val="single" w:sz="4" w:space="2" w:color="9B6BD0"/>
-          <w:right w:val="single" w:sz="4" w:space="2" w:color="9B6BD0"/>
-        </w:pBdr>
-        <w:shd w:val="clear" w:color="auto" w:fill="FAF5FF"/>
-      </w:pPr>
-      <w:r>
-        <w:rPr>
-          <w:rFonts w:ascii="맑은 고딕" w:hAnsi="맑은 고딕" w:eastAsia="맑은 고딕"/>
-          <w:b w:val="0"/>
-          <w:sz w:val="17"/>
-          <w:u w:val="none"/>
-        </w:rPr>
-        <w:t>1. 본문의 단어를 반드시 변형(품사·어형)하여 쓸 것 — 본문 형태 그대로 쓰면 0점</w:t>
-      </w:r>
-    </w:p>
-    <w:p>
-      <w:pPr>
-        <w:spacing w:before="0" w:after="60" w:line="288" w:lineRule="auto"/>
-        <w:ind w:left="40"/>
-        <w:snapToGrid w:val="0"/>
-        <w:pBdr>
-          <w:top w:val="single" w:sz="4" w:space="2" w:color="9B6BD0"/>
-          <w:left w:val="single" w:sz="4" w:space="2" w:color="9B6BD0"/>
-          <w:bottom w:val="single" w:sz="4" w:space="2" w:color="9B6BD0"/>
-          <w:right w:val="single" w:sz="4" w:space="2" w:color="9B6BD0"/>
-        </w:pBdr>
-        <w:shd w:val="clear" w:color="auto" w:fill="FAF5FF"/>
-      </w:pPr>
-      <w:r>
-        <w:rPr>
-          <w:rFonts w:ascii="맑은 고딕" w:hAnsi="맑은 고딕" w:eastAsia="맑은 고딕"/>
-          <w:b w:val="0"/>
-          <w:sz w:val="17"/>
-          <w:u w:val="none"/>
-        </w:rPr>
-        <w:t>2. 답안지에 소문항 번호를 정확하게 기입할 것  예) 1-(1) 1-(2) 1-(3)</w:t>
-      </w:r>
-    </w:p>
-    <w:p>
-      <w:pPr>
-        <w:spacing w:before="0" w:after="40" w:line="360" w:lineRule="auto"/>
-        <w:snapToGrid w:val="0"/>
-      </w:pPr>
-      <w:r>
-        <w:rPr>
-          <w:rFonts w:ascii="맑은 고딕" w:hAnsi="맑은 고딕" w:eastAsia="맑은 고딕"/>
-          <w:b w:val="0"/>
-          <w:sz w:val="17"/>
-          <w:u w:val="none"/>
-        </w:rPr>
-        <w:t>(1) ______________   (2) ______________   (3) ______________</w:t>
-      </w:r>
-    </w:p>
-    <w:p>
-      <w:pPr>
-        <w:keepNext/>
-        <w:spacing w:before="80" w:after="20" w:line="276" w:lineRule="auto"/>
-        <w:snapToGrid w:val="0"/>
-      </w:pPr>
-      <w:r>
-        <w:rPr>
-          <w:rFonts w:ascii="맑은 고딕" w:hAnsi="맑은 고딕" w:eastAsia="맑은 고딕"/>
-          <w:b/>
-          <w:sz w:val="17"/>
-          <w:u w:val="none"/>
-        </w:rPr>
-        <w:t>24-서2.</w:t>
-      </w:r>
-      <w:r>
-        <w:rPr>
-          <w:rFonts w:ascii="맑은 고딕" w:hAnsi="맑은 고딕" w:eastAsia="맑은 고딕"/>
-          <w:b w:val="0"/>
-          <w:sz w:val="17"/>
-          <w:u w:val="none"/>
-        </w:rPr>
-        <w:t xml:space="preserve"> 다음 글의 밑줄 친 부분과 같은 뜻이 되도록 &lt;보기&gt;의 표현을 모두 사용하여 &lt;조건&gt;에 맞게 영작하시오. [3점] [3.0점]</w:t>
-      </w:r>
-    </w:p>
-    <w:p>
-      <w:pPr>
-        <w:spacing w:before="0" w:after="60" w:line="288" w:lineRule="auto"/>
-        <w:ind w:left="40"/>
-        <w:snapToGrid w:val="0"/>
-        <w:pBdr>
-          <w:top w:val="single" w:sz="4" w:space="2" w:color="999999"/>
-          <w:left w:val="single" w:sz="4" w:space="2" w:color="999999"/>
-          <w:bottom w:val="single" w:sz="4" w:space="2" w:color="999999"/>
-          <w:right w:val="single" w:sz="4" w:space="2" w:color="999999"/>
-        </w:pBdr>
-        <w:shd w:val="clear" w:color="auto" w:fill="F6F3EA"/>
-      </w:pPr>
-      <w:r>
-        <w:rPr>
-          <w:rFonts w:ascii="맑은 고딕" w:hAnsi="맑은 고딕" w:eastAsia="맑은 고딕"/>
-          <w:b w:val="0"/>
-          <w:sz w:val="17"/>
-          <w:u w:val="single"/>
-        </w:rPr>
-        <w:t>If the value of the electron had been ever so slightly larger or smaller, chemistry, as we know it, would not have been possible</w:t>
-      </w:r>
-      <w:r>
-        <w:rPr>
-          <w:rFonts w:ascii="맑은 고딕" w:hAnsi="맑은 고딕" w:eastAsia="맑은 고딕"/>
-          <w:b w:val="0"/>
-          <w:sz w:val="17"/>
-          <w:u w:val="none"/>
-        </w:rPr>
-        <w:t xml:space="preserve"> and life, which is based on organic chemistry, could not have started.</w:t>
-      </w:r>
-    </w:p>
-    <w:p>
-      <w:pPr>
-        <w:spacing w:before="0" w:after="60" w:line="288" w:lineRule="auto"/>
-        <w:ind w:left="40"/>
-        <w:snapToGrid w:val="0"/>
-        <w:pBdr>
-          <w:top w:val="single" w:sz="4" w:space="2" w:color="9B6BD0"/>
-          <w:left w:val="single" w:sz="4" w:space="2" w:color="9B6BD0"/>
-          <w:bottom w:val="single" w:sz="4" w:space="2" w:color="9B6BD0"/>
-          <w:right w:val="single" w:sz="4" w:space="2" w:color="9B6BD0"/>
-        </w:pBdr>
-        <w:shd w:val="clear" w:color="auto" w:fill="FAF5FF"/>
-      </w:pPr>
-      <w:r>
-        <w:rPr>
-          <w:rFonts w:ascii="맑은 고딕" w:hAnsi="맑은 고딕" w:eastAsia="맑은 고딕"/>
-          <w:b/>
-          <w:sz w:val="17"/>
-          <w:u w:val="none"/>
-        </w:rPr>
-        <w:t>&lt;보 기&gt;</w:t>
-      </w:r>
-      <w:r>
-        <w:rPr>
-          <w:rFonts w:ascii="맑은 고딕" w:hAnsi="맑은 고딕" w:eastAsia="맑은 고딕"/>
-          <w:b w:val="0"/>
-          <w:sz w:val="17"/>
-          <w:u w:val="none"/>
-        </w:rPr>
-        <w:t xml:space="preserve"> had / the value of the electron / been / ever so slightly / larger or smaller / chemistry / as we know it / would not / have been / possible</w:t>
-      </w:r>
-    </w:p>
-    <w:p>
-      <w:pPr>
-        <w:spacing w:before="0" w:after="0" w:line="288" w:lineRule="auto"/>
-        <w:ind w:left="40"/>
-        <w:snapToGrid w:val="0"/>
-        <w:pBdr>
-          <w:top w:val="single" w:sz="4" w:space="2" w:color="9B6BD0"/>
-          <w:left w:val="single" w:sz="4" w:space="2" w:color="9B6BD0"/>
-          <w:bottom w:val="single" w:sz="4" w:space="2" w:color="9B6BD0"/>
-          <w:right w:val="single" w:sz="4" w:space="2" w:color="9B6BD0"/>
-        </w:pBdr>
-        <w:shd w:val="clear" w:color="auto" w:fill="FAF5FF"/>
-      </w:pPr>
-      <w:r>
-        <w:rPr>
-          <w:rFonts w:ascii="맑은 고딕" w:hAnsi="맑은 고딕" w:eastAsia="맑은 고딕"/>
-          <w:b/>
-          <w:sz w:val="17"/>
-          <w:u w:val="none"/>
-        </w:rPr>
-        <w:t>&lt;조 건&gt;</w:t>
-      </w:r>
-    </w:p>
-    <w:p>
-      <w:pPr>
-        <w:spacing w:before="0" w:after="0" w:line="288" w:lineRule="auto"/>
-        <w:ind w:left="40"/>
-        <w:snapToGrid w:val="0"/>
-        <w:pBdr>
-          <w:top w:val="single" w:sz="4" w:space="2" w:color="9B6BD0"/>
-          <w:left w:val="single" w:sz="4" w:space="2" w:color="9B6BD0"/>
-          <w:bottom w:val="single" w:sz="4" w:space="2" w:color="9B6BD0"/>
-          <w:right w:val="single" w:sz="4" w:space="2" w:color="9B6BD0"/>
-        </w:pBdr>
-        <w:shd w:val="clear" w:color="auto" w:fill="FAF5FF"/>
-      </w:pPr>
-      <w:r>
-        <w:rPr>
-          <w:rFonts w:ascii="맑은 고딕" w:hAnsi="맑은 고딕" w:eastAsia="맑은 고딕"/>
-          <w:b w:val="0"/>
-          <w:sz w:val="17"/>
-          <w:u w:val="none"/>
-        </w:rPr>
-        <w:t>1. &lt;보기&gt;의 표현을 모두 한 번씩만 사용할 것</w:t>
-      </w:r>
-    </w:p>
-    <w:p>
-      <w:pPr>
-        <w:spacing w:before="0" w:after="0" w:line="288" w:lineRule="auto"/>
-        <w:ind w:left="40"/>
-        <w:snapToGrid w:val="0"/>
-        <w:pBdr>
-          <w:top w:val="single" w:sz="4" w:space="2" w:color="9B6BD0"/>
-          <w:left w:val="single" w:sz="4" w:space="2" w:color="9B6BD0"/>
-          <w:bottom w:val="single" w:sz="4" w:space="2" w:color="9B6BD0"/>
-          <w:right w:val="single" w:sz="4" w:space="2" w:color="9B6BD0"/>
-        </w:pBdr>
-        <w:shd w:val="clear" w:color="auto" w:fill="FAF5FF"/>
-      </w:pPr>
-      <w:r>
-        <w:rPr>
-          <w:rFonts w:ascii="맑은 고딕" w:hAnsi="맑은 고딕" w:eastAsia="맑은 고딕"/>
-          <w:b w:val="0"/>
-          <w:sz w:val="17"/>
-          <w:u w:val="none"/>
-        </w:rPr>
-        <w:t>2. 어형을 바꾸지 말고 다른 단어를 추가하지 말 것</w:t>
-      </w:r>
-    </w:p>
-    <w:p>
-      <w:pPr>
-        <w:spacing w:before="0" w:after="0" w:line="288" w:lineRule="auto"/>
-        <w:ind w:left="40"/>
-        <w:snapToGrid w:val="0"/>
-        <w:pBdr>
-          <w:top w:val="single" w:sz="4" w:space="2" w:color="9B6BD0"/>
-          <w:left w:val="single" w:sz="4" w:space="2" w:color="9B6BD0"/>
-          <w:bottom w:val="single" w:sz="4" w:space="2" w:color="9B6BD0"/>
-          <w:right w:val="single" w:sz="4" w:space="2" w:color="9B6BD0"/>
-        </w:pBdr>
-        <w:shd w:val="clear" w:color="auto" w:fill="FAF5FF"/>
-      </w:pPr>
-      <w:r>
-        <w:rPr>
-          <w:rFonts w:ascii="맑은 고딕" w:hAnsi="맑은 고딕" w:eastAsia="맑은 고딕"/>
-          <w:b w:val="0"/>
-          <w:sz w:val="17"/>
-          <w:u w:val="none"/>
-        </w:rPr>
-        <w:t>3. if를 생략한 도치 구문으로 쓸 것(Had로 시작)</w:t>
-      </w:r>
-    </w:p>
-    <w:p>
-      <w:pPr>
-        <w:spacing w:before="0" w:after="0" w:line="288" w:lineRule="auto"/>
-        <w:ind w:left="40"/>
-        <w:snapToGrid w:val="0"/>
-        <w:pBdr>
-          <w:top w:val="single" w:sz="4" w:space="2" w:color="9B6BD0"/>
-          <w:left w:val="single" w:sz="4" w:space="2" w:color="9B6BD0"/>
-          <w:bottom w:val="single" w:sz="4" w:space="2" w:color="9B6BD0"/>
-          <w:right w:val="single" w:sz="4" w:space="2" w:color="9B6BD0"/>
-        </w:pBdr>
-        <w:shd w:val="clear" w:color="auto" w:fill="FAF5FF"/>
-      </w:pPr>
-      <w:r>
-        <w:rPr>
-          <w:rFonts w:ascii="맑은 고딕" w:hAnsi="맑은 고딕" w:eastAsia="맑은 고딕"/>
-          <w:b w:val="0"/>
-          <w:sz w:val="17"/>
-          <w:u w:val="none"/>
-        </w:rPr>
-        <w:t>4. 총 23단어로 쓸 것(쉼표 제외)</w:t>
-      </w:r>
-    </w:p>
-    <w:p>
-      <w:pPr>
-        <w:spacing w:before="0" w:after="60" w:line="288" w:lineRule="auto"/>
-        <w:ind w:left="40"/>
-        <w:snapToGrid w:val="0"/>
-        <w:pBdr>
-          <w:top w:val="single" w:sz="4" w:space="2" w:color="9B6BD0"/>
-          <w:left w:val="single" w:sz="4" w:space="2" w:color="9B6BD0"/>
-          <w:bottom w:val="single" w:sz="4" w:space="2" w:color="9B6BD0"/>
-          <w:right w:val="single" w:sz="4" w:space="2" w:color="9B6BD0"/>
-        </w:pBdr>
-        <w:shd w:val="clear" w:color="auto" w:fill="FAF5FF"/>
-      </w:pPr>
-      <w:r>
-        <w:rPr>
-          <w:rFonts w:ascii="맑은 고딕" w:hAnsi="맑은 고딕" w:eastAsia="맑은 고딕"/>
-          <w:b w:val="0"/>
-          <w:sz w:val="17"/>
-          <w:u w:val="none"/>
-        </w:rPr>
-        <w:t>5. 답안지에 소문항 번호를 정확하게 기입할 것</w:t>
-      </w:r>
-    </w:p>
-    <w:p>
-      <w:pPr>
-        <w:spacing w:before="0" w:after="40" w:line="360" w:lineRule="auto"/>
-        <w:snapToGrid w:val="0"/>
-      </w:pPr>
-      <w:r>
-        <w:rPr>
-          <w:rFonts w:ascii="맑은 고딕" w:hAnsi="맑은 고딕" w:eastAsia="맑은 고딕"/>
-          <w:b w:val="0"/>
-          <w:sz w:val="17"/>
-          <w:u w:val="none"/>
-        </w:rPr>
-        <w:t>⇒ Had ______________________________________________________________ .</w:t>
-      </w:r>
-    </w:p>
-    <w:p>
-      <w:pPr>
-        <w:keepNext/>
-        <w:spacing w:before="80" w:after="40" w:line="276" w:lineRule="auto"/>
-        <w:snapToGrid w:val="0"/>
-        <w:shd w:val="clear" w:color="auto" w:fill="6B21A8"/>
-      </w:pPr>
-      <w:r>
-        <w:rPr>
-          <w:rFonts w:ascii="맑은 고딕" w:hAnsi="맑은 고딕" w:eastAsia="맑은 고딕"/>
-          <w:b/>
-          <w:color w:val="FFFFFF"/>
-          <w:sz w:val="17"/>
-          <w:u w:val="none"/>
-        </w:rPr>
-        <w:t>[지문 구조]  ※ 앞 문항을 모두 푼 뒤에 풀 것</w:t>
-      </w:r>
-    </w:p>
-    <w:p>
-      <w:pPr>
-        <w:keepNext/>
-        <w:spacing w:before="80" w:after="20" w:line="276" w:lineRule="auto"/>
-        <w:snapToGrid w:val="0"/>
-      </w:pPr>
-      <w:r>
-        <w:rPr>
-          <w:rFonts w:ascii="맑은 고딕" w:hAnsi="맑은 고딕" w:eastAsia="맑은 고딕"/>
-          <w:b/>
-          <w:sz w:val="17"/>
-          <w:u w:val="none"/>
-        </w:rPr>
-        <w:t>24-8.</w:t>
-      </w:r>
-      <w:r>
-        <w:rPr>
-          <w:rFonts w:ascii="맑은 고딕" w:hAnsi="맑은 고딕" w:eastAsia="맑은 고딕"/>
-          <w:b w:val="0"/>
-          <w:sz w:val="17"/>
-          <w:u w:val="none"/>
-        </w:rPr>
-        <w:t xml:space="preserve"> 주어진 글 다음에 이어질 글의 순서로 가장 적절한 것은? [2.7점]</w:t>
-      </w:r>
-    </w:p>
-    <w:p>
-      <w:pPr>
-        <w:spacing w:before="0" w:after="60" w:line="288" w:lineRule="auto"/>
-        <w:ind w:left="40"/>
-        <w:snapToGrid w:val="0"/>
-        <w:pBdr>
-          <w:top w:val="single" w:sz="4" w:space="2" w:color="C99B4E"/>
-          <w:left w:val="single" w:sz="4" w:space="2" w:color="C99B4E"/>
-          <w:bottom w:val="single" w:sz="4" w:space="2" w:color="C99B4E"/>
-          <w:right w:val="single" w:sz="4" w:space="2" w:color="C99B4E"/>
-        </w:pBdr>
-        <w:shd w:val="clear" w:color="auto" w:fill="FFF8E1"/>
-      </w:pPr>
-      <w:r>
-        <w:rPr>
-          <w:rFonts w:ascii="맑은 고딕" w:hAnsi="맑은 고딕" w:eastAsia="맑은 고딕"/>
-          <w:b w:val="0"/>
-          <w:sz w:val="17"/>
-          <w:u w:val="none"/>
-        </w:rPr>
-        <w:t>The laws and constants of physics and the fundamental forces in our universe have very precise forms and values.</w:t>
-      </w:r>
-    </w:p>
-    <w:p>
-      <w:pPr>
-        <w:spacing w:before="0" w:after="0" w:line="288" w:lineRule="auto"/>
-        <w:ind w:left="40"/>
-        <w:snapToGrid w:val="0"/>
-        <w:pBdr>
-          <w:top w:val="single" w:sz="4" w:space="2" w:color="999999"/>
-          <w:left w:val="single" w:sz="4" w:space="2" w:color="999999"/>
-          <w:bottom w:val="single" w:sz="4" w:space="2" w:color="999999"/>
-          <w:right w:val="single" w:sz="4" w:space="2" w:color="999999"/>
-        </w:pBdr>
-        <w:shd w:val="clear" w:color="auto" w:fill="F6F3EA"/>
-      </w:pPr>
-      <w:r>
-        <w:rPr>
-          <w:rFonts w:ascii="맑은 고딕" w:hAnsi="맑은 고딕" w:eastAsia="맑은 고딕"/>
-          <w:b w:val="0"/>
-          <w:sz w:val="17"/>
-          <w:u w:val="none"/>
-        </w:rPr>
-        <w:t>(A) For instance, the precise value of gravity has enabled our universe to arise by permitting the aggregation of dust and gas particles to proto-stars around which planets later came to orbit, including the Earth around the Sun.</w:t>
-      </w:r>
-    </w:p>
-    <w:p>
-      <w:pPr>
-        <w:spacing w:before="0" w:after="0" w:line="288" w:lineRule="auto"/>
-        <w:ind w:left="40"/>
-        <w:snapToGrid w:val="0"/>
-        <w:pBdr>
-          <w:top w:val="single" w:sz="4" w:space="2" w:color="999999"/>
-          <w:left w:val="single" w:sz="4" w:space="2" w:color="999999"/>
-          <w:bottom w:val="single" w:sz="4" w:space="2" w:color="999999"/>
-          <w:right w:val="single" w:sz="4" w:space="2" w:color="999999"/>
-        </w:pBdr>
-        <w:shd w:val="clear" w:color="auto" w:fill="F6F3EA"/>
-      </w:pPr>
-      <w:r>
-        <w:rPr>
-          <w:rFonts w:ascii="맑은 고딕" w:hAnsi="맑은 고딕" w:eastAsia="맑은 고딕"/>
-          <w:b w:val="0"/>
-          <w:sz w:val="17"/>
-          <w:u w:val="none"/>
-        </w:rPr>
-        <w:t>(B) This means that, if they were only very slightly different, life would not have been possible.</w:t>
-      </w:r>
-    </w:p>
-    <w:p>
-      <w:pPr>
-        <w:spacing w:before="0" w:after="60" w:line="288" w:lineRule="auto"/>
-        <w:ind w:left="40"/>
-        <w:snapToGrid w:val="0"/>
-        <w:pBdr>
-          <w:top w:val="single" w:sz="4" w:space="2" w:color="999999"/>
-          <w:left w:val="single" w:sz="4" w:space="2" w:color="999999"/>
-          <w:bottom w:val="single" w:sz="4" w:space="2" w:color="999999"/>
-          <w:right w:val="single" w:sz="4" w:space="2" w:color="999999"/>
-        </w:pBdr>
-        <w:shd w:val="clear" w:color="auto" w:fill="F6F3EA"/>
-      </w:pPr>
-      <w:r>
-        <w:rPr>
-          <w:rFonts w:ascii="맑은 고딕" w:hAnsi="맑은 고딕" w:eastAsia="맑은 고딕"/>
-          <w:b w:val="0"/>
-          <w:sz w:val="17"/>
-          <w:u w:val="none"/>
-        </w:rPr>
-        <w:t>(C) If the value of the electron had been ever so slightly larger or smaller, chemistry, as we know it, would not have been possible and life, which is based on organic chemistry, could not have started. The universe was not designed for us to evolve, we have no privileged position in the universe; however, the laws and constants of physics allowed advanced life to evolve.</w:t>
-      </w:r>
-    </w:p>
-    <w:p>
-      <w:pPr>
-        <w:spacing w:before="0" w:after="0" w:line="269" w:lineRule="auto"/>
-        <w:ind w:left="180" w:hanging="180"/>
-        <w:snapToGrid w:val="0"/>
-      </w:pPr>
-      <w:r>
-        <w:rPr>
-          <w:rFonts w:ascii="맑은 고딕" w:hAnsi="맑은 고딕" w:eastAsia="맑은 고딕"/>
-          <w:b w:val="0"/>
-          <w:sz w:val="17"/>
-          <w:u w:val="none"/>
-        </w:rPr>
-        <w:t>① (A) - (C) - (B)</w:t>
-      </w:r>
-    </w:p>
-    <w:p>
-      <w:pPr>
-        <w:spacing w:before="0" w:after="0" w:line="269" w:lineRule="auto"/>
-        <w:ind w:left="180" w:hanging="180"/>
-        <w:snapToGrid w:val="0"/>
-      </w:pPr>
-      <w:r>
-        <w:rPr>
-          <w:rFonts w:ascii="맑은 고딕" w:hAnsi="맑은 고딕" w:eastAsia="맑은 고딕"/>
-          <w:b w:val="0"/>
-          <w:sz w:val="17"/>
-          <w:u w:val="none"/>
-        </w:rPr>
-        <w:t>② (B) - (A) - (C)</w:t>
-      </w:r>
-    </w:p>
-    <w:p>
-      <w:pPr>
-        <w:spacing w:before="0" w:after="0" w:line="269" w:lineRule="auto"/>
-        <w:ind w:left="180" w:hanging="180"/>
-        <w:snapToGrid w:val="0"/>
-      </w:pPr>
-      <w:r>
-        <w:rPr>
-          <w:rFonts w:ascii="맑은 고딕" w:hAnsi="맑은 고딕" w:eastAsia="맑은 고딕"/>
-          <w:b w:val="0"/>
-          <w:sz w:val="17"/>
-          <w:u w:val="none"/>
-        </w:rPr>
-        <w:t>③ (B) - (C) - (A)</w:t>
+        <w:t>③ (B) - (A) - (C)</w:t>
       </w:r>
     </w:p>
     <w:p>
@@ -3320,7 +3329,7 @@
           <w:sz w:val="15"/>
           <w:u w:val="none"/>
         </w:rPr>
-        <w:t xml:space="preserve"> fundamental (기본적인 ↔ trivial)</w:t>
+        <w:t xml:space="preserve"> constants</w:t>
       </w:r>
     </w:p>
     <w:p>
@@ -3345,7 +3354,7 @@
           <w:sz w:val="15"/>
           <w:u w:val="none"/>
         </w:rPr>
-        <w:t xml:space="preserve"> ★have (주어 The laws and constants … and the fundamental forces 복수)</w:t>
+        <w:t xml:space="preserve"> fundamental (기본적인 힘 — 뒤 ‘법칙·상수’와 같은 급의 근본 조건; trivial은 반대)</w:t>
       </w:r>
     </w:p>
     <w:p>
@@ -3370,7 +3379,7 @@
           <w:sz w:val="15"/>
           <w:u w:val="none"/>
         </w:rPr>
-        <w:t xml:space="preserve"> precise (정밀한 ↔ rough)</w:t>
+        <w:t xml:space="preserve"> forces</w:t>
       </w:r>
     </w:p>
     <w:p>
@@ -3395,7 +3404,7 @@
           <w:sz w:val="15"/>
           <w:u w:val="none"/>
         </w:rPr>
-        <w:t xml:space="preserve"> ★were (가정법 과거 — 현재 사실 반대)</w:t>
+        <w:t xml:space="preserve"> ★have (주어 The laws and constants … and the … forces 복수)</w:t>
       </w:r>
     </w:p>
     <w:p>
@@ -3420,7 +3429,7 @@
           <w:sz w:val="15"/>
           <w:u w:val="none"/>
         </w:rPr>
-        <w:t xml:space="preserve"> possible</w:t>
+        <w:t xml:space="preserve"> precise (매우 정밀한 형태와 값 — 뒤 ‘조금만 달라도’와 호응; vague는 반대)</w:t>
       </w:r>
     </w:p>
     <w:p>
@@ -3445,7 +3454,7 @@
           <w:sz w:val="15"/>
           <w:u w:val="none"/>
         </w:rPr>
-        <w:t xml:space="preserve"> gravity</w:t>
+        <w:t xml:space="preserve"> ★were (if절 가정법 과거 — 주절 would … 와 호응, 현재 사실의 반대)</w:t>
       </w:r>
     </w:p>
     <w:p>
@@ -3470,7 +3479,7 @@
           <w:sz w:val="15"/>
           <w:u w:val="none"/>
         </w:rPr>
-        <w:t xml:space="preserve"> ★enabled (has + p.p. 현재완료, enable + O + to-v)</w:t>
+        <w:t xml:space="preserve"> ★slightly (형용사 different 수식 → 부사)</w:t>
       </w:r>
     </w:p>
     <w:p>
@@ -3495,7 +3504,7 @@
           <w:sz w:val="15"/>
           <w:u w:val="none"/>
         </w:rPr>
-        <w:t xml:space="preserve"> permitting (전치사 by + 동명사)</w:t>
+        <w:t xml:space="preserve"> different (very slightly 뒤 형용사 — 보어)</w:t>
       </w:r>
     </w:p>
     <w:p>
@@ -3520,7 +3529,7 @@
           <w:sz w:val="15"/>
           <w:u w:val="none"/>
         </w:rPr>
-        <w:t xml:space="preserve"> aggregation (뭉침 ↔ separation — 원시별 형성)</w:t>
+        <w:t xml:space="preserve"> possible</w:t>
       </w:r>
     </w:p>
     <w:p>
@@ -3545,7 +3554,7 @@
           <w:sz w:val="15"/>
           <w:u w:val="none"/>
         </w:rPr>
-        <w:t xml:space="preserve"> ★which (전치사 around 뒤 — that 불가)</w:t>
+        <w:t xml:space="preserve"> gravity</w:t>
       </w:r>
     </w:p>
     <w:p>
@@ -3570,7 +3579,7 @@
           <w:sz w:val="15"/>
           <w:u w:val="none"/>
         </w:rPr>
-        <w:t xml:space="preserve"> orbit</w:t>
+        <w:t xml:space="preserve"> ★to arise (enable + O + to-v)</w:t>
       </w:r>
     </w:p>
     <w:p>
@@ -3595,7 +3604,7 @@
           <w:sz w:val="15"/>
           <w:u w:val="none"/>
         </w:rPr>
-        <w:t xml:space="preserve"> electron</w:t>
+        <w:t xml:space="preserve"> aggregation (the + 명사 — ‘뭉침’)</w:t>
       </w:r>
     </w:p>
     <w:p>
@@ -3620,7 +3629,7 @@
           <w:sz w:val="15"/>
           <w:u w:val="none"/>
         </w:rPr>
-        <w:t xml:space="preserve"> ★had been (가정법 과거완료 — 뒤 would not have been)</w:t>
+        <w:t xml:space="preserve"> ★which (전치사 around + 관계대명사 — around which = where)</w:t>
       </w:r>
     </w:p>
     <w:p>
@@ -3645,7 +3654,7 @@
           <w:sz w:val="15"/>
           <w:u w:val="none"/>
         </w:rPr>
-        <w:t xml:space="preserve"> ★slightly (형용사 larger 수식 → 부사)</w:t>
+        <w:t xml:space="preserve"> ★including (전치사적 분사 ‘~을 포함하여’; included는 명사 뒤에 옴)</w:t>
       </w:r>
     </w:p>
     <w:p>
@@ -3670,7 +3679,7 @@
           <w:sz w:val="15"/>
           <w:u w:val="none"/>
         </w:rPr>
-        <w:t xml:space="preserve"> chemistry</w:t>
+        <w:t xml:space="preserve"> electron</w:t>
       </w:r>
     </w:p>
     <w:p>
@@ -3695,7 +3704,7 @@
           <w:sz w:val="15"/>
           <w:u w:val="none"/>
         </w:rPr>
-        <w:t xml:space="preserve"> ★is (선행사 life 단수)</w:t>
+        <w:t xml:space="preserve"> ★had been (if절 가정법 과거완료 — 주절 would not have been과 호응)</w:t>
       </w:r>
     </w:p>
     <w:p>
@@ -3745,7 +3754,7 @@
           <w:sz w:val="15"/>
           <w:u w:val="none"/>
         </w:rPr>
-        <w:t xml:space="preserve"> ★designed (우주가 ‘설계된’ 수동)</w:t>
+        <w:t xml:space="preserve"> ★designed (우주가 ‘설계된’ 수동 → 과거분사)</w:t>
       </w:r>
     </w:p>
     <w:p>
@@ -3770,7 +3779,7 @@
           <w:sz w:val="15"/>
           <w:u w:val="none"/>
         </w:rPr>
-        <w:t xml:space="preserve"> privileged (특권을 가진 — 과거분사형 형용사)</w:t>
+        <w:t xml:space="preserve"> ★to evolve (for + 의미상 주어 us + to부정사)</w:t>
       </w:r>
     </w:p>
     <w:p>
@@ -3795,7 +3804,7 @@
           <w:sz w:val="15"/>
           <w:u w:val="none"/>
         </w:rPr>
-        <w:t xml:space="preserve"> advanced (고등의, 진보한)</w:t>
+        <w:t xml:space="preserve"> privileged (특권적인 위치가 ‘없다’ — ‘설계되지 않았다’와 호응; ordinary는 반대)</w:t>
       </w:r>
     </w:p>
     <w:p>
@@ -3820,7 +3829,7 @@
           <w:sz w:val="15"/>
           <w:u w:val="none"/>
         </w:rPr>
-        <w:t xml:space="preserve"> ★to evolve (allow + O + to-v)</w:t>
+        <w:t xml:space="preserve"> advanced (명사 life 수식 → 형용사 ‘고등한’)</w:t>
       </w:r>
     </w:p>
     <w:p>
@@ -3845,7 +3854,7 @@
           <w:sz w:val="15"/>
           <w:u w:val="none"/>
         </w:rPr>
-        <w:t xml:space="preserve"> ○ (by permitting = as it permitted 이유·방법)</w:t>
+        <w:t xml:space="preserve"> ○ (arise = come into being ‘생겨나다’)</w:t>
       </w:r>
     </w:p>
     <w:p>
@@ -3870,7 +3879,7 @@
           <w:sz w:val="15"/>
           <w:u w:val="none"/>
         </w:rPr>
-        <w:t xml:space="preserve"> ★✕ — 바른 형태: which (콤마 뒤 계속적 용법 — that 불가)</w:t>
+        <w:t xml:space="preserve"> ○ (including X = X included — 분사가 명사 뒤로 간 형태)</w:t>
       </w:r>
     </w:p>
     <w:p>
@@ -3895,7 +3904,7 @@
           <w:sz w:val="15"/>
           <w:u w:val="none"/>
         </w:rPr>
-        <w:t xml:space="preserve"> ○ (If 생략 가정법 도치 Had + S + p.p.)</w:t>
+        <w:t xml:space="preserve"> ★✕ — 바른 형태: for us to evolve (for + 의미상 주어 + to부정사; evolving은 불가)</w:t>
       </w:r>
     </w:p>
     <w:p>
@@ -3920,7 +3929,7 @@
           <w:sz w:val="15"/>
           <w:u w:val="none"/>
         </w:rPr>
-        <w:t xml:space="preserve"> This means that, if they were only very slightly different, life would not have been possible. (보충 have / 제외 will / mean→means · be→were)</w:t>
+        <w:t xml:space="preserve"> This means that, if they were only very slightly different, life would not have been possible. (보충 that / 제외 unless / mean→means, be→were)</w:t>
       </w:r>
     </w:p>
     <w:p>
@@ -3945,7 +3954,7 @@
           <w:sz w:val="15"/>
           <w:u w:val="none"/>
         </w:rPr>
-        <w:t xml:space="preserve"> The universe was not designed for us to evolve. (보충 for / 제외 evolving / design→designed)</w:t>
+        <w:t xml:space="preserve"> If the value of the electron had been ever so slightly larger or smaller, chemistry, as we know it, would not have been possible and life, which is based on organic chemistry, could not have started. (보충 which / 제외 that — 계속적 용법에 that 불가 / be based→is based, start→started)</w:t>
       </w:r>
     </w:p>
     <w:p>
@@ -3970,7 +3979,7 @@
           <w:sz w:val="15"/>
           <w:u w:val="none"/>
         </w:rPr>
-        <w:t xml:space="preserve"> The laws and constants of physics allowed advanced life to evolve. (advance→advanced)</w:t>
+        <w:t xml:space="preserve"> For instance, the precise value of gravity has enabled our universe to arise by permitting the aggregation of dust and gas particles to proto-stars. (enable→enabled)</w:t>
       </w:r>
     </w:p>
     <w:p>
@@ -3995,7 +4004,7 @@
           <w:sz w:val="15"/>
           <w:u w:val="none"/>
         </w:rPr>
-        <w:t xml:space="preserve"> The laws and constants of physics and the fundamental forces in our universe</w:t>
+        <w:t xml:space="preserve"> 물리 법칙과 상수, 그리고 기본 힘</w:t>
       </w:r>
     </w:p>
     <w:p>
@@ -4020,7 +4029,7 @@
           <w:sz w:val="15"/>
           <w:u w:val="none"/>
         </w:rPr>
-        <w:t xml:space="preserve"> proto-stars</w:t>
+        <w:t xml:space="preserve"> 물리 법칙·상수와 기본 힘이 매우 정밀한 형태와 값을 가진다는 것</w:t>
       </w:r>
     </w:p>
     <w:p>
@@ -4070,7 +4079,7 @@
           <w:sz w:val="15"/>
           <w:u w:val="none"/>
         </w:rPr>
-        <w:t xml:space="preserve"> 물리 법칙·상수와 우주의 기본 힘이 매우 정밀한 형태와 값을 가지고 있다는 것</w:t>
+        <w:t xml:space="preserve"> proto-stars</w:t>
       </w:r>
     </w:p>
     <w:p>
@@ -4095,7 +4104,7 @@
           <w:sz w:val="15"/>
           <w:u w:val="none"/>
         </w:rPr>
-        <w:t xml:space="preserve"> ★is (주어 the string 단수)</w:t>
+        <w:t xml:space="preserve"> ★stays (조건절 현재 — 주절 expel·begin이 현재)</w:t>
       </w:r>
     </w:p>
     <w:p>
@@ -4120,7 +4129,7 @@
           <w:sz w:val="15"/>
           <w:u w:val="none"/>
         </w:rPr>
-        <w:t xml:space="preserve"> ★produces (주절 동사 자리 — 현재시제)</w:t>
+        <w:t xml:space="preserve"> ★living (조류가 산호 안에 ‘사는’ 능동 → 현재분사)</w:t>
       </w:r>
     </w:p>
     <w:p>
@@ -4145,7 +4154,7 @@
           <w:sz w:val="15"/>
           <w:u w:val="none"/>
         </w:rPr>
-        <w:t xml:space="preserve"> ★does the string sing (Only + 부사구 문두 → 도치)</w:t>
+        <w:t xml:space="preserve"> ★in which (선행사 the narrow range, 뒤가 완전한 절 → 전치사 + 관계대명사)</w:t>
       </w:r>
     </w:p>
     <w:p>
@@ -4170,7 +4179,7 @@
           <w:sz w:val="15"/>
           <w:u w:val="none"/>
         </w:rPr>
-        <w:t xml:space="preserve"> precise</w:t>
+        <w:t xml:space="preserve"> narrow</w:t>
       </w:r>
     </w:p>
     <w:p>
@@ -4211,7 +4220,7 @@
           <w:sz w:val="15"/>
           <w:u w:val="none"/>
         </w:rPr>
-        <w:t xml:space="preserve"> 정답 ④ — (a) ○ (b) ○ (c) ✕ (d) ○ (e) ✕</w:t>
+        <w:t xml:space="preserve"> 정답 ③ — (A) ○ (B) ✕ (C) ✕ (D) ○</w:t>
       </w:r>
     </w:p>
     <w:p>
@@ -4236,7 +4245,7 @@
           <w:sz w:val="15"/>
           <w:u w:val="none"/>
         </w:rPr>
-        <w:t xml:space="preserve"> 정답 ⑤ — ⓒ arising → to arise / ⓓ around that → around which / ⓔ has been → had been</w:t>
+        <w:t xml:space="preserve"> 정답 ①</w:t>
       </w:r>
     </w:p>
     <w:p>
@@ -4261,7 +4270,7 @@
           <w:sz w:val="15"/>
           <w:u w:val="none"/>
         </w:rPr>
-        <w:t xml:space="preserve"> 정답 ③ — precise · aggregation · to evolve</w:t>
+        <w:t xml:space="preserve"> 정답 ④</w:t>
       </w:r>
     </w:p>
     <w:p>
@@ -4286,7 +4295,7 @@
           <w:sz w:val="15"/>
           <w:u w:val="none"/>
         </w:rPr>
-        <w:t xml:space="preserve"> 정답 ①</w:t>
+        <w:t xml:space="preserve"> 정답 ②</w:t>
       </w:r>
     </w:p>
     <w:p>
@@ -4311,7 +4320,7 @@
           <w:sz w:val="15"/>
           <w:u w:val="none"/>
         </w:rPr>
-        <w:t xml:space="preserve"> 정답 ②</w:t>
+        <w:t xml:space="preserve"> 정답 ④</w:t>
       </w:r>
     </w:p>
     <w:p>
@@ -4336,7 +4345,7 @@
           <w:sz w:val="15"/>
           <w:u w:val="none"/>
         </w:rPr>
-        <w:t xml:space="preserve"> 정답 ④</w:t>
+        <w:t xml:space="preserve"> 정답 ⑤</w:t>
       </w:r>
     </w:p>
     <w:p>
@@ -4361,7 +4370,7 @@
           <w:sz w:val="15"/>
           <w:u w:val="none"/>
         </w:rPr>
-        <w:t xml:space="preserve"> 정답 ⑤</w:t>
+        <w:t xml:space="preserve"> 정답 ② — random → precise</w:t>
       </w:r>
     </w:p>
     <w:p>
@@ -4386,7 +4395,7 @@
           <w:sz w:val="15"/>
           <w:u w:val="none"/>
         </w:rPr>
-        <w:t xml:space="preserve"> (1) precisely  (2) difference  (3) impossible</w:t>
+        <w:t xml:space="preserve"> Had the value of the electron been ever so slightly larger or smaller, chemistry, as we know it, would not have been possible.</w:t>
       </w:r>
     </w:p>
     <w:p>
@@ -4411,7 +4420,7 @@
           <w:sz w:val="15"/>
           <w:u w:val="none"/>
         </w:rPr>
-        <w:t xml:space="preserve"> Had the value of the electron been ever so slightly larger or smaller, chemistry as we know it would not have been possible.</w:t>
+        <w:t xml:space="preserve"> (1) exactly  (2) different  (3) designed  (4) emergence</w:t>
       </w:r>
     </w:p>
     <w:p>
@@ -4436,7 +4445,7 @@
           <w:sz w:val="15"/>
           <w:u w:val="none"/>
         </w:rPr>
-        <w:t xml:space="preserve"> 정답 ②</w:t>
+        <w:t xml:space="preserve"> 정답 ①</w:t>
       </w:r>
     </w:p>
     <w:p>
@@ -4486,7 +4495,7 @@
           <w:sz w:val="14"/>
           <w:u w:val="none"/>
         </w:rPr>
-        <w:t>(e) [결론 반전]</w:t>
+        <w:t>(B) [근거 뒤집기]</w:t>
       </w:r>
       <w:r>
         <w:rPr>
@@ -4495,7 +4504,7 @@
           <w:sz w:val="14"/>
           <w:u w:val="none"/>
         </w:rPr>
-        <w:t xml:space="preserve"> however 뒤 ‘법칙이 생명의 진화를 허용했다’만 보면 ‘설계’로 착각 — 필자는 설계를 명시적으로 부정. </w:t>
+        <w:t xml:space="preserve"> ‘장소’라는 관찰은 그럴듯하지만 around 뒤 자리는 which — 반쯤 맞는 근거로 틀린 결론. </w:t>
       </w:r>
       <w:r>
         <w:rPr>
@@ -4504,7 +4513,7 @@
           <w:sz w:val="14"/>
           <w:u w:val="none"/>
         </w:rPr>
-        <w:t>(c) [어법]</w:t>
+        <w:t>(C) [부정문 역전]</w:t>
       </w:r>
       <w:r>
         <w:rPr>
@@ -4513,7 +4522,25 @@
           <w:sz w:val="14"/>
           <w:u w:val="none"/>
         </w:rPr>
-        <w:t xml:space="preserve"> 전치사 뒤 동사원형 불가. ③은 (d)를 틀렸다고 본 경우.</w:t>
+        <w:t xml:space="preserve"> None of this means를 놓치면 ‘뜻한다’로 읽힌다. </w:t>
+      </w:r>
+      <w:r>
+        <w:rPr>
+          <w:rFonts w:ascii="맑은 고딕" w:hAnsi="맑은 고딕" w:eastAsia="맑은 고딕"/>
+          <w:b/>
+          <w:sz w:val="14"/>
+          <w:u w:val="none"/>
+        </w:rPr>
+        <w:t>(D) [decoy]</w:t>
+      </w:r>
+      <w:r>
+        <w:rPr>
+          <w:rFonts w:ascii="맑은 고딕" w:hAnsi="맑은 고딕" w:eastAsia="맑은 고딕"/>
+          <w:b w:val="0"/>
+          <w:sz w:val="14"/>
+          <w:u w:val="none"/>
+        </w:rPr>
+        <w:t xml:space="preserve"> 가정법 과거완료를 틀렸다고 보면 ④·⑤.</w:t>
       </w:r>
     </w:p>
     <w:p>
@@ -4547,7 +4574,7 @@
           <w:sz w:val="14"/>
           <w:u w:val="none"/>
         </w:rPr>
-        <w:t>ⓐ [decoy]</w:t>
+        <w:t>② [원인 귀속 치환]</w:t>
       </w:r>
       <w:r>
         <w:rPr>
@@ -4556,7 +4583,7 @@
           <w:sz w:val="14"/>
           <w:u w:val="none"/>
         </w:rPr>
-        <w:t xml:space="preserve"> in our universe 바로 앞 단수 명사에 끌려 has로 고치기 쉽다. </w:t>
+        <w:t xml:space="preserve"> 두 글 모두 ‘누군가 조정했다’를 부정한다(was not designed / Nobody arranged). </w:t>
       </w:r>
       <w:r>
         <w:rPr>
@@ -4565,7 +4592,7 @@
           <w:sz w:val="14"/>
           <w:u w:val="none"/>
         </w:rPr>
-        <w:t>ⓑ [decoy]</w:t>
+        <w:t>④ [절대화]</w:t>
       </w:r>
       <w:r>
         <w:rPr>
@@ -4574,7 +4601,25 @@
           <w:sz w:val="14"/>
           <w:u w:val="none"/>
         </w:rPr>
-        <w:t xml:space="preserve"> 주절이 would have been이라 had been으로 고치고 싶지만 ‘상수가 (지금) 조금만 달라도’ → 혼합가정법 were가 맞다. ③은 ⓓ를 놓친 선지.</w:t>
+        <w:t xml:space="preserve"> [B]는 한두 도만 달라져도 굶주린다고 했다. </w:t>
+      </w:r>
+      <w:r>
+        <w:rPr>
+          <w:rFonts w:ascii="맑은 고딕" w:hAnsi="맑은 고딕" w:eastAsia="맑은 고딕"/>
+          <w:b/>
+          <w:sz w:val="14"/>
+          <w:u w:val="none"/>
+        </w:rPr>
+        <w:t>③</w:t>
+      </w:r>
+      <w:r>
+        <w:rPr>
+          <w:rFonts w:ascii="맑은 고딕" w:hAnsi="맑은 고딕" w:eastAsia="맑은 고딕"/>
+          <w:b w:val="0"/>
+          <w:sz w:val="14"/>
+          <w:u w:val="none"/>
+        </w:rPr>
+        <w:t xml:space="preserve"> 산호는 조건을 바꾸지 못한다 — 조류를 내쫓는 것은 조건 변화의 ‘결과’.</w:t>
       </w:r>
     </w:p>
     <w:p>
@@ -4608,7 +4653,7 @@
           <w:sz w:val="14"/>
           <w:u w:val="none"/>
         </w:rPr>
-        <w:t>② [반의어]</w:t>
+        <w:t>① [직역 함정]</w:t>
       </w:r>
       <w:r>
         <w:rPr>
@@ -4617,7 +4662,7 @@
           <w:sz w:val="14"/>
           <w:u w:val="none"/>
         </w:rPr>
-        <w:t xml:space="preserve"> 흩어지면(dispersal) 별이 생길 수 없다 — to proto-stars와 모순. </w:t>
+        <w:t xml:space="preserve"> position을 공간적 위치로 읽은 오답 — 본문은 ‘특별한 지위’. </w:t>
       </w:r>
       <w:r>
         <w:rPr>
@@ -4626,7 +4671,7 @@
           <w:sz w:val="14"/>
           <w:u w:val="none"/>
         </w:rPr>
-        <w:t>④ [한 끗]</w:t>
+        <w:t>③ [범위 이탈]</w:t>
       </w:r>
       <w:r>
         <w:rPr>
@@ -4635,7 +4680,25 @@
           <w:sz w:val="14"/>
           <w:u w:val="none"/>
         </w:rPr>
-        <w:t xml:space="preserve"> (A)(B)는 맞고 (C)만 evolving — allow는 to부정사를 목적격보어로 취한다.</w:t>
+        <w:t xml:space="preserve"> 다른 곳의 생명은 언급 없음. </w:t>
+      </w:r>
+      <w:r>
+        <w:rPr>
+          <w:rFonts w:ascii="맑은 고딕" w:hAnsi="맑은 고딕" w:eastAsia="맑은 고딕"/>
+          <w:b/>
+          <w:sz w:val="14"/>
+          <w:u w:val="none"/>
+        </w:rPr>
+        <w:t>⑤</w:t>
+      </w:r>
+      <w:r>
+        <w:rPr>
+          <w:rFonts w:ascii="맑은 고딕" w:hAnsi="맑은 고딕" w:eastAsia="맑은 고딕"/>
+          <w:b w:val="0"/>
+          <w:sz w:val="14"/>
+          <w:u w:val="none"/>
+        </w:rPr>
+        <w:t xml:space="preserve"> 법칙을 바꿀 수 있는지는 본문의 축이 아니다.</w:t>
       </w:r>
     </w:p>
     <w:p>
@@ -4669,7 +4732,7 @@
           <w:sz w:val="14"/>
           <w:u w:val="none"/>
         </w:rPr>
-        <w:t>① [결론 반전]</w:t>
+        <w:t>④ [방향 역전]</w:t>
       </w:r>
       <w:r>
         <w:rPr>
@@ -4678,7 +4741,7 @@
           <w:sz w:val="14"/>
           <w:u w:val="none"/>
         </w:rPr>
-        <w:t xml:space="preserve"> ‘정밀한 값 → 생명 가능’이라는 흐름만 보면 설계론처럼 읽히지만 마지막 문장이 이를 부정. </w:t>
+        <w:t xml:space="preserve"> 앞 전체(조금만 달라도 불가능)와 정반대. </w:t>
       </w:r>
       <w:r>
         <w:rPr>
@@ -4687,7 +4750,7 @@
           <w:sz w:val="14"/>
           <w:u w:val="none"/>
         </w:rPr>
-        <w:t>⑤</w:t>
+        <w:t>① [주체 교체]</w:t>
       </w:r>
       <w:r>
         <w:rPr>
@@ -4696,7 +4759,25 @@
           <w:sz w:val="14"/>
           <w:u w:val="none"/>
         </w:rPr>
-        <w:t xml:space="preserve"> we have no privileged position의 환언 — 참.</w:t>
+        <w:t xml:space="preserve"> 우주가 능동적으로 조정한다는 것은 ‘설계되지 않았다’와 충돌. </w:t>
+      </w:r>
+      <w:r>
+        <w:rPr>
+          <w:rFonts w:ascii="맑은 고딕" w:hAnsi="맑은 고딕" w:eastAsia="맑은 고딕"/>
+          <w:b/>
+          <w:sz w:val="14"/>
+          <w:u w:val="none"/>
+        </w:rPr>
+        <w:t>⑤</w:t>
+      </w:r>
+      <w:r>
+        <w:rPr>
+          <w:rFonts w:ascii="맑은 고딕" w:hAnsi="맑은 고딕" w:eastAsia="맑은 고딕"/>
+          <w:b w:val="0"/>
+          <w:sz w:val="14"/>
+          <w:u w:val="none"/>
+        </w:rPr>
+        <w:t xml:space="preserve"> 바로 앞 ‘특권적 위치 없음’과 모순 — however 뒤라고 해서 앞 절을 뒤집는 것이 아니라 보완한다.</w:t>
       </w:r>
     </w:p>
     <w:p>
@@ -4730,7 +4811,7 @@
           <w:sz w:val="14"/>
           <w:u w:val="none"/>
         </w:rPr>
-        <w:t>① [설계 함정]</w:t>
+        <w:t>④ [인과·순서 역전]</w:t>
       </w:r>
       <w:r>
         <w:rPr>
@@ -4739,7 +4820,7 @@
           <w:sz w:val="14"/>
           <w:u w:val="none"/>
         </w:rPr>
-        <w:t xml:space="preserve"> 두 글 모두 ‘설계’를 부정(was not designed / no one arranged). </w:t>
+        <w:t xml:space="preserve"> 본문 어휘(planets, stars, gathered)를 그대로 써서 참처럼 보인다. </w:t>
       </w:r>
       <w:r>
         <w:rPr>
@@ -4748,7 +4829,7 @@
           <w:sz w:val="14"/>
           <w:u w:val="none"/>
         </w:rPr>
-        <w:t>③</w:t>
+        <w:t>⑤ [한 끗 정답지]</w:t>
       </w:r>
       <w:r>
         <w:rPr>
@@ -4757,25 +4838,7 @@
           <w:sz w:val="14"/>
           <w:u w:val="none"/>
         </w:rPr>
-        <w:t xml:space="preserve"> [A]의 precise value와 정반대. </w:t>
-      </w:r>
-      <w:r>
-        <w:rPr>
-          <w:rFonts w:ascii="맑은 고딕" w:hAnsi="맑은 고딕" w:eastAsia="맑은 고딕"/>
-          <w:b/>
-          <w:sz w:val="14"/>
-          <w:u w:val="none"/>
-        </w:rPr>
-        <w:t>④</w:t>
-      </w:r>
-      <w:r>
-        <w:rPr>
-          <w:rFonts w:ascii="맑은 고딕" w:hAnsi="맑은 고딕" w:eastAsia="맑은 고딕"/>
-          <w:b w:val="0"/>
-          <w:sz w:val="14"/>
-          <w:u w:val="none"/>
-        </w:rPr>
-        <w:t xml:space="preserve"> [B]는 빠르면 모래가 바다로 쓸려 간다고 했다.</w:t>
+        <w:t xml:space="preserve"> None of this means the universe was built so that we would appear의 환언 — 이중 부정에 주의, 참.</w:t>
       </w:r>
     </w:p>
     <w:p>
@@ -4809,7 +4872,7 @@
           <w:sz w:val="14"/>
           <w:u w:val="none"/>
         </w:rPr>
-        <w:t>⑤ [지엽어]</w:t>
+        <w:t>⑤ [설명 착각]</w:t>
       </w:r>
       <w:r>
         <w:rPr>
@@ -4818,7 +4881,7 @@
           <w:sz w:val="14"/>
           <w:u w:val="none"/>
         </w:rPr>
-        <w:t xml:space="preserve"> gravity는 사례의 소재일 뿐, 값이 달라진다고 ‘존재하지 않는’ 것이 아니다. </w:t>
+        <w:t xml:space="preserve"> 본문은 상수가 정밀하다는 ‘사실’과 그 ‘결과’를 말할 뿐 ‘원인’은 말하지 않는다 — 정밀하다는 설명이 있어 답할 수 있다고 착각하기 쉽다. </w:t>
       </w:r>
       <w:r>
         <w:rPr>
@@ -4827,7 +4890,7 @@
           <w:sz w:val="14"/>
           <w:u w:val="none"/>
         </w:rPr>
-        <w:t>③ [방향 왜곡]</w:t>
+        <w:t>④ [부정 답]</w:t>
       </w:r>
       <w:r>
         <w:rPr>
@@ -4836,7 +4899,7 @@
           <w:sz w:val="14"/>
           <w:u w:val="none"/>
         </w:rPr>
-        <w:t xml:space="preserve"> 필자는 진화 속도가 아니라 생명 자체의 가능성을 말한다.</w:t>
+        <w:t xml:space="preserve"> 답이 ‘아니오’라서 답할 수 없다고 보면 안 된다.</w:t>
       </w:r>
     </w:p>
     <w:p>
@@ -4870,7 +4933,7 @@
           <w:sz w:val="14"/>
           <w:u w:val="none"/>
         </w:rPr>
-        <w:t>⑤ [결론 반전]</w:t>
+        <w:t>④ [한 끗]</w:t>
       </w:r>
       <w:r>
         <w:rPr>
@@ -4879,7 +4942,7 @@
           <w:sz w:val="14"/>
           <w:u w:val="none"/>
         </w:rPr>
-        <w:t xml:space="preserve"> 정밀한 값 → ‘우리를 위해 맞춰졌다’로 비약. 본문은 정확히 그 해석을 차단한다. </w:t>
+        <w:t xml:space="preserve"> ‘설계되지 않았다’가 앞의 정밀함과 어긋나 보여 고르기 쉽지만, 필자는 정밀함 ≠ 설계라고 분명히 구분한다. </w:t>
       </w:r>
       <w:r>
         <w:rPr>
@@ -4888,7 +4951,7 @@
           <w:sz w:val="14"/>
           <w:u w:val="none"/>
         </w:rPr>
-        <w:t>①</w:t>
+        <w:t>⑤</w:t>
       </w:r>
       <w:r>
         <w:rPr>
@@ -4897,7 +4960,7 @@
           <w:sz w:val="14"/>
           <w:u w:val="none"/>
         </w:rPr>
-        <w:t xml:space="preserve"> planets later came to orbit, including the Earth의 적용 — 적절.</w:t>
+        <w:t xml:space="preserve"> however 뒤 긍정 동사라 어색해 보이나 ‘그럼에도 허용했다’로 자연스럽다.</w:t>
       </w:r>
     </w:p>
     <w:p>
@@ -4922,7 +4985,43 @@
           <w:sz w:val="14"/>
           <w:u w:val="none"/>
         </w:rPr>
-        <w:t xml:space="preserve"> (1) precise ✕ — 분사 수식 부사. (2) different ✕ — 관사 a + 형용사 tiny 뒤 명사. (3) possible ✕ — 의미가 반대(접두사 im- 필요). [채점] 각 1점.</w:t>
+        <w:t xml:space="preserve"> </w:t>
+      </w:r>
+      <w:r>
+        <w:rPr>
+          <w:rFonts w:ascii="맑은 고딕" w:hAnsi="맑은 고딕" w:eastAsia="맑은 고딕"/>
+          <w:b/>
+          <w:sz w:val="14"/>
+          <w:u w:val="none"/>
+        </w:rPr>
+        <w:t>Had been the value of the electron</w:t>
+      </w:r>
+      <w:r>
+        <w:rPr>
+          <w:rFonts w:ascii="맑은 고딕" w:hAnsi="맑은 고딕" w:eastAsia="맑은 고딕"/>
+          <w:b w:val="0"/>
+          <w:sz w:val="14"/>
+          <w:u w:val="none"/>
+        </w:rPr>
+        <w:t xml:space="preserve"> ✕ — 도치는 had만 앞으로, been은 주어 뒤. </w:t>
+      </w:r>
+      <w:r>
+        <w:rPr>
+          <w:rFonts w:ascii="맑은 고딕" w:hAnsi="맑은 고딕" w:eastAsia="맑은 고딕"/>
+          <w:b/>
+          <w:sz w:val="14"/>
+          <w:u w:val="none"/>
+        </w:rPr>
+        <w:t>Had the value … been, chemistry would not be possible</w:t>
+      </w:r>
+      <w:r>
+        <w:rPr>
+          <w:rFonts w:ascii="맑은 고딕" w:hAnsi="맑은 고딕" w:eastAsia="맑은 고딕"/>
+          <w:b w:val="0"/>
+          <w:sz w:val="14"/>
+          <w:u w:val="none"/>
+        </w:rPr>
+        <w:t xml:space="preserve"> ✕ — 보기의 have been을 써야 하며 과거 사실의 반대. [채점] 도치 구조 1.5 / 주절 어순·보기 전부 1 / 철자·단어 수 0.5.</w:t>
       </w:r>
     </w:p>
     <w:p>
@@ -4956,7 +5055,7 @@
           <w:sz w:val="14"/>
           <w:u w:val="none"/>
         </w:rPr>
-        <w:t>Had been the value</w:t>
+        <w:t>exact</w:t>
       </w:r>
       <w:r>
         <w:rPr>
@@ -4965,7 +5064,7 @@
           <w:sz w:val="14"/>
           <w:u w:val="none"/>
         </w:rPr>
-        <w:t xml:space="preserve"> ✕ — 도치는 조동사 had만 주어 앞으로. </w:t>
+        <w:t xml:space="preserve"> (원형 그대로) ✕ — (1)은 부사 자리. </w:t>
       </w:r>
       <w:r>
         <w:rPr>
@@ -4974,7 +5073,7 @@
           <w:sz w:val="14"/>
           <w:u w:val="none"/>
         </w:rPr>
-        <w:t>would not been</w:t>
+        <w:t>random</w:t>
       </w:r>
       <w:r>
         <w:rPr>
@@ -4983,7 +5082,25 @@
           <w:sz w:val="14"/>
           <w:u w:val="none"/>
         </w:rPr>
-        <w:t xml:space="preserve"> ✕ — 조동사 뒤 have p.p. [채점] 도치 구조 1.5 / 주절 시제 1 / 어순·철자 0.5.</w:t>
+        <w:t xml:space="preserve"> ✕ — (1)에 넣으면 의미 역전. </w:t>
+      </w:r>
+      <w:r>
+        <w:rPr>
+          <w:rFonts w:ascii="맑은 고딕" w:hAnsi="맑은 고딕" w:eastAsia="맑은 고딕"/>
+          <w:b/>
+          <w:sz w:val="14"/>
+          <w:u w:val="none"/>
+        </w:rPr>
+        <w:t>privilege → privileged</w:t>
+      </w:r>
+      <w:r>
+        <w:rPr>
+          <w:rFonts w:ascii="맑은 고딕" w:hAnsi="맑은 고딕" w:eastAsia="맑은 고딕"/>
+          <w:b w:val="0"/>
+          <w:sz w:val="14"/>
+          <w:u w:val="none"/>
+        </w:rPr>
+        <w:t xml:space="preserve"> — (3)에 ‘특권을 받았다’로 넣고 싶지만 for us와 결합하는 것은 designed. [채점] 각 0.75, 어형 오류 0.</w:t>
       </w:r>
     </w:p>
     <w:p>
@@ -5017,7 +5134,7 @@
           <w:sz w:val="14"/>
           <w:u w:val="none"/>
         </w:rPr>
-        <w:t>③ [한 끗]</w:t>
+        <w:t>④ [한 끗]</w:t>
       </w:r>
       <w:r>
         <w:rPr>
@@ -5026,7 +5143,7 @@
           <w:sz w:val="14"/>
           <w:u w:val="none"/>
         </w:rPr>
-        <w:t xml:space="preserve"> (B)-(C)-(A)로 두면 결론(however …)이 중간에 오고 For instance 사례가 결론 뒤에 붙는다. </w:t>
+        <w:t xml:space="preserve"> (C)를 주어진 글 바로 뒤에 두면 For instance의 대상이 ‘정밀하다’는 사실이 되어 그럴듯하지만, (C)의 내용은 ‘달랐다면 불가능했을 것’의 예이므로 (A) 뒤여야 한다. </w:t>
       </w:r>
       <w:r>
         <w:rPr>
@@ -5035,7 +5152,7 @@
           <w:sz w:val="14"/>
           <w:u w:val="none"/>
         </w:rPr>
-        <w:t>④</w:t>
+        <w:t>②</w:t>
       </w:r>
       <w:r>
         <w:rPr>
@@ -5044,7 +5161,7 @@
           <w:sz w:val="14"/>
           <w:u w:val="none"/>
         </w:rPr>
-        <w:t xml:space="preserve"> (C)를 먼저 두면 they·this가 가리킬 대상 없이 사례부터 나온다.</w:t>
+        <w:t xml:space="preserve"> 결론(B)이 예시(C)보다 먼저 오면 however가 받을 내용이 없다.</w:t>
       </w:r>
     </w:p>
     <w:p>
@@ -5069,7 +5186,7 @@
           <w:sz w:val="14"/>
           <w:u w:val="none"/>
         </w:rPr>
-        <w:t xml:space="preserve"> 물리 법칙과 상수, 그리고 우리 우주의 기본 힘은 매우 정밀한 형태와 값을 가지고 있다. 이는 그것들이 아주 조금만 달랐더라도 생명이 가능하지 않았을 것임을 의미한다. 예를 들어, 중력의 정밀한 값은 먼지와 가스 입자가 원시별로 뭉치게 해 줌으로써 우리 우주가 생겨날 수 있게 했는데, 그 원시별 주위를 나중에 행성들이 돌게 되었고, 태양 주위의 지구도 그중 하나다. 전자의 값이 아주 조금이라도 더 크거나 작았더라면, 우리가 아는 화학은 가능하지 않았을 것이고, 유기 화학에 기반을 둔 생명은 시작될 수 없었을 것이다. 우주는 우리가 진화하도록 설계된 것이 아니며, 우리는 우주에서 특권적인 위치에 있지 않다. 하지만 물리 법칙과 상수는 고등 생명이 진화하도록 허용했다.</w:t>
+        <w:t xml:space="preserve"> ['물리 법칙과 상수, 그리고 우리 우주의 기본 힘은 매우 정밀한 형태와 값을 가지고 있다.', '이는 그것들이 아주 조금만 달랐더라도 생명이 가능하지 않았을 것임을 의미한다.', '예를 들어, 중력의 정밀한 값은 먼지와 가스 입자가 원시별로 뭉치게 해 줌으로써 우리 우주가 생겨날 수 있게 했는데, 그 원시별 주위를 나중에 행성들이 돌게 되었고, 태양 주위의 지구도 그중 하나다.', '전자의 값이 아주 조금이라도 더 크거나 작았더라면, 우리가 아는 화학은 가능하지 않았을 것이고, 유기 화학에 기반을 둔 생명은 시작될 수 없었을 것이다.', '우주는 우리가 진화하도록 설계된 것이 아니며, 우리는 우주에서 특권적인 위치에 있지 않다. 하지만 물리 법칙과 상수는 고등 생명이 진화하도록 허용했다.']</w:t>
       </w:r>
     </w:p>
     <w:p>
@@ -5094,7 +5211,7 @@
           <w:sz w:val="14"/>
           <w:u w:val="none"/>
         </w:rPr>
-        <w:t xml:space="preserve"> 기타 줄 하나도 같은 종류의 미세한 균형을 보여 준다. 줄을 조금이라도 너무 세게 조이면 끊어지고, 너무 느슨하게 두면 맑은 음을 내지 못한다. 좁은 범위 안에서만 줄은 노래한다. 기타는 어느 한 곡을 위해 만들어진 것이 아니지만, 그 정밀한 장력이 음악을 가능하게 한다.</w:t>
+        <w:t xml:space="preserve"> ['산호초가 존재하게 해 주는 조건도 그만큼 좁다.', '바닷물은 좁은 온도 범위 안에 머물러야 하며, 한두 도만 더 따뜻한 상태가 오래 가면 산호는 몸속에 사는 작은 조류를 내쫓고 굶주리기 시작한다.', '누구도 산호를 위해 바다를 마련해 두지 않았지만, 그 수치가 우연히 산호초 생물이 살아남을 수 있는 좁은 범위 안에 들었기 때문에 산호초는 거기 있다.']</w:t>
       </w:r>
     </w:p>
     <w:sectPr>

--- a/shinmok1/pack/2510/H1MOGO25-10_24_SET.docx
+++ b/shinmok1/pack/2510/H1MOGO25-10_24_SET.docx
@@ -1014,7 +1014,7 @@
           <w:sz w:val="16"/>
           <w:u w:val="none"/>
         </w:rPr>
-        <w:t xml:space="preserve">  주어진 말을 모두 사용 · 필요한 단어 1개만 어형 변형</w:t>
+        <w:t xml:space="preserve">  주어진 말을 모두 사용 · 어형 변형 3곳 · 조건의 단어 수·구문을 지킬 것</w:t>
       </w:r>
     </w:p>
     <w:p>
@@ -1041,6 +1041,8 @@
           <w:u w:val="none"/>
         </w:rPr>
         <w:t>예를 들어, 중력의 정밀한 값은 먼지와 가스 입자가 원시별로 뭉치게 해 줌으로써 우리 우주가 생겨날 수 있게 했다.</w:t>
+        <w:br/>
+        <w:t>&lt;조건&gt; 구문: enable + 목적어 + to부정사 · 총 24단어</w:t>
       </w:r>
     </w:p>
     <w:p>
@@ -1057,7 +1059,7 @@
           <w:sz w:val="17"/>
           <w:u w:val="none"/>
         </w:rPr>
-        <w:t>to arise / for instance / of gravity / the precise value / has / enable / our universe / permitting / by / the aggregation / to proto-stars / of dust and gas particles</w:t>
+        <w:t>of gravity / for instance / has / enable / the precise value / our universe / permit / arise / by / the aggregation / of dust and gas particles / to proto-stars</w:t>
       </w:r>
     </w:p>
     <w:p>
@@ -1831,25 +1833,7 @@
           <w:sz w:val="17"/>
           <w:u w:val="none"/>
         </w:rPr>
-        <w:t xml:space="preserve"> 윗글의 밑줄 친 </w:t>
-      </w:r>
-      <w:r>
-        <w:rPr>
-          <w:rFonts w:ascii="맑은 고딕" w:hAnsi="맑은 고딕" w:eastAsia="맑은 고딕"/>
-          <w:b w:val="0"/>
-          <w:sz w:val="17"/>
-          <w:u w:val="single"/>
-        </w:rPr>
-        <w:t>we have no privileged position in the universe</w:t>
-      </w:r>
-      <w:r>
-        <w:rPr>
-          <w:rFonts w:ascii="맑은 고딕" w:hAnsi="맑은 고딕" w:eastAsia="맑은 고딕"/>
-          <w:b w:val="0"/>
-          <w:sz w:val="17"/>
-          <w:u w:val="none"/>
-        </w:rPr>
-        <w:t>가 의미하는 바로 가장 적절한 것은? [2.9점]</w:t>
+        <w:t xml:space="preserve"> 아래 1~5가 판별과 일치하는 진술이 되도록 ⓐ~ⓔ에 들어갈 말로 바르게 짝지어진 것은? [2.9점]</w:t>
       </w:r>
     </w:p>
     <w:p>
@@ -1872,17 +1856,45 @@
           <w:sz w:val="17"/>
           <w:u w:val="none"/>
         </w:rPr>
-        <w:t xml:space="preserve">For instance, the precise value of gravity has enabled our universe to arise by permitting the aggregation of dust and gas particles to proto-stars around which planets later came to orbit, including the Earth around the Sun. Had the electron carried even a fractionally greater or smaller value, chemistry as we understand it could not have existed, and life, which rests on organic chemistry, would never have begun. The universe was not designed for us to evolve, </w:t>
-      </w:r>
+        <w:t>The rules of physics, its constants, and the basic forces at work in our universe come in extremely exact forms and quantities. The consequence is that even a tiny change in any of them would have ruled out life altogether. Take gravity: its exact strength let the universe take shape, because it allowed clouds of dust and gas to pull together into early stars, around which planets — the Earth circling the Sun among them — later settled into orbit. Had the electron carried even a fractionally greater or smaller value, chemistry as we understand it could not have existed, and life, which rests on organic chemistry, would never have begun. None of this means the universe was built so that we would appear; we hold no special place in it. Still, the physical laws and constants made it possible for advanced life to develop.</w:t>
+      </w:r>
+    </w:p>
+    <w:p>
+      <w:pPr>
+        <w:spacing w:before="0" w:after="0" w:line="288" w:lineRule="auto"/>
+        <w:ind w:left="40"/>
+        <w:snapToGrid w:val="0"/>
+        <w:pBdr>
+          <w:top w:val="single" w:sz="4" w:space="2" w:color="555555"/>
+          <w:left w:val="single" w:sz="4" w:space="2" w:color="555555"/>
+          <w:bottom w:val="single" w:sz="4" w:space="2" w:color="555555"/>
+          <w:right w:val="single" w:sz="4" w:space="2" w:color="555555"/>
+        </w:pBdr>
+        <w:shd w:val="clear" w:color="auto" w:fill="FFFFFF"/>
+      </w:pPr>
       <w:r>
         <w:rPr>
           <w:rFonts w:ascii="맑은 고딕" w:hAnsi="맑은 고딕" w:eastAsia="맑은 고딕"/>
           <w:b w:val="0"/>
           <w:sz w:val="17"/>
-          <w:u w:val="single"/>
-        </w:rPr>
-        <w:t>we have no privileged position in the universe</w:t>
-      </w:r>
+          <w:u w:val="none"/>
+        </w:rPr>
+        <w:t>진술  |  판별</w:t>
+      </w:r>
+    </w:p>
+    <w:p>
+      <w:pPr>
+        <w:spacing w:before="0" w:after="0" w:line="288" w:lineRule="auto"/>
+        <w:ind w:left="40"/>
+        <w:snapToGrid w:val="0"/>
+        <w:pBdr>
+          <w:top w:val="single" w:sz="4" w:space="2" w:color="555555"/>
+          <w:left w:val="single" w:sz="4" w:space="2" w:color="555555"/>
+          <w:bottom w:val="single" w:sz="4" w:space="2" w:color="555555"/>
+          <w:right w:val="single" w:sz="4" w:space="2" w:color="555555"/>
+        </w:pBdr>
+        <w:shd w:val="clear" w:color="auto" w:fill="FFFFFF"/>
+      </w:pPr>
       <w:r>
         <w:rPr>
           <w:rFonts w:ascii="맑은 고딕" w:hAnsi="맑은 고딕" w:eastAsia="맑은 고딕"/>
@@ -1890,7 +1902,99 @@
           <w:sz w:val="17"/>
           <w:u w:val="none"/>
         </w:rPr>
-        <w:t>; however, the physical laws and constants made it possible for advanced life to develop.</w:t>
+        <w:t>1. The laws and constants of physics have ⓐ (precise / rough) values.  |  참</w:t>
+      </w:r>
+    </w:p>
+    <w:p>
+      <w:pPr>
+        <w:spacing w:before="0" w:after="0" w:line="288" w:lineRule="auto"/>
+        <w:ind w:left="40"/>
+        <w:snapToGrid w:val="0"/>
+        <w:pBdr>
+          <w:top w:val="single" w:sz="4" w:space="2" w:color="555555"/>
+          <w:left w:val="single" w:sz="4" w:space="2" w:color="555555"/>
+          <w:bottom w:val="single" w:sz="4" w:space="2" w:color="555555"/>
+          <w:right w:val="single" w:sz="4" w:space="2" w:color="555555"/>
+        </w:pBdr>
+        <w:shd w:val="clear" w:color="auto" w:fill="FFFFFF"/>
+      </w:pPr>
+      <w:r>
+        <w:rPr>
+          <w:rFonts w:ascii="맑은 고딕" w:hAnsi="맑은 고딕" w:eastAsia="맑은 고딕"/>
+          <w:b w:val="0"/>
+          <w:sz w:val="17"/>
+          <w:u w:val="none"/>
+        </w:rPr>
+        <w:t>2. If the constants had been slightly different, life would ⓑ (still / not) have been possible.  |  거짓</w:t>
+      </w:r>
+    </w:p>
+    <w:p>
+      <w:pPr>
+        <w:spacing w:before="0" w:after="0" w:line="288" w:lineRule="auto"/>
+        <w:ind w:left="40"/>
+        <w:snapToGrid w:val="0"/>
+        <w:pBdr>
+          <w:top w:val="single" w:sz="4" w:space="2" w:color="555555"/>
+          <w:left w:val="single" w:sz="4" w:space="2" w:color="555555"/>
+          <w:bottom w:val="single" w:sz="4" w:space="2" w:color="555555"/>
+          <w:right w:val="single" w:sz="4" w:space="2" w:color="555555"/>
+        </w:pBdr>
+        <w:shd w:val="clear" w:color="auto" w:fill="FFFFFF"/>
+      </w:pPr>
+      <w:r>
+        <w:rPr>
+          <w:rFonts w:ascii="맑은 고딕" w:hAnsi="맑은 고딕" w:eastAsia="맑은 고딕"/>
+          <w:b w:val="0"/>
+          <w:sz w:val="17"/>
+          <w:u w:val="none"/>
+        </w:rPr>
+        <w:t>3. Gravity allowed dust and gas particles to ⓒ (gather / scatter) into proto-stars.  |  참</w:t>
+      </w:r>
+    </w:p>
+    <w:p>
+      <w:pPr>
+        <w:spacing w:before="0" w:after="0" w:line="288" w:lineRule="auto"/>
+        <w:ind w:left="40"/>
+        <w:snapToGrid w:val="0"/>
+        <w:pBdr>
+          <w:top w:val="single" w:sz="4" w:space="2" w:color="555555"/>
+          <w:left w:val="single" w:sz="4" w:space="2" w:color="555555"/>
+          <w:bottom w:val="single" w:sz="4" w:space="2" w:color="555555"/>
+          <w:right w:val="single" w:sz="4" w:space="2" w:color="555555"/>
+        </w:pBdr>
+        <w:shd w:val="clear" w:color="auto" w:fill="FFFFFF"/>
+      </w:pPr>
+      <w:r>
+        <w:rPr>
+          <w:rFonts w:ascii="맑은 고딕" w:hAnsi="맑은 고딕" w:eastAsia="맑은 고딕"/>
+          <w:b w:val="0"/>
+          <w:sz w:val="17"/>
+          <w:u w:val="none"/>
+        </w:rPr>
+        <w:t>4. The writer believes the universe was designed so that humans would evolve.  |  ⓓ</w:t>
+      </w:r>
+    </w:p>
+    <w:p>
+      <w:pPr>
+        <w:spacing w:before="0" w:after="60" w:line="288" w:lineRule="auto"/>
+        <w:ind w:left="40"/>
+        <w:snapToGrid w:val="0"/>
+        <w:pBdr>
+          <w:top w:val="single" w:sz="4" w:space="2" w:color="555555"/>
+          <w:left w:val="single" w:sz="4" w:space="2" w:color="555555"/>
+          <w:bottom w:val="single" w:sz="4" w:space="2" w:color="555555"/>
+          <w:right w:val="single" w:sz="4" w:space="2" w:color="555555"/>
+        </w:pBdr>
+        <w:shd w:val="clear" w:color="auto" w:fill="FFFFFF"/>
+      </w:pPr>
+      <w:r>
+        <w:rPr>
+          <w:rFonts w:ascii="맑은 고딕" w:hAnsi="맑은 고딕" w:eastAsia="맑은 고딕"/>
+          <w:b w:val="0"/>
+          <w:sz w:val="17"/>
+          <w:u w:val="none"/>
+        </w:rPr>
+        <w:t>5. According to the passage, the chemistry we know depends on the value of the electron.  |  ⓔ</w:t>
       </w:r>
     </w:p>
     <w:p>
@@ -1906,7 +2010,7 @@
           <w:sz w:val="17"/>
           <w:u w:val="none"/>
         </w:rPr>
-        <w:t>① the Earth is located far from the centre of the universe</w:t>
+        <w:t>① precise / not / gather / 거짓 / 참</w:t>
       </w:r>
     </w:p>
     <w:p>
@@ -1922,7 +2026,7 @@
           <w:sz w:val="17"/>
           <w:u w:val="none"/>
         </w:rPr>
-        <w:t>② human beings are unable to observe most of the universe</w:t>
+        <w:t>② precise / still / scatter / 거짓 / 참</w:t>
       </w:r>
     </w:p>
     <w:p>
@@ -1938,7 +2042,7 @@
           <w:sz w:val="17"/>
           <w:u w:val="none"/>
         </w:rPr>
-        <w:t>③ life on Earth is less advanced than life elsewhere in the universe</w:t>
+        <w:t>③ rough / still / gather / 참 / 참</w:t>
       </w:r>
     </w:p>
     <w:p>
@@ -1954,7 +2058,7 @@
           <w:sz w:val="17"/>
           <w:u w:val="none"/>
         </w:rPr>
-        <w:t>④ the universe was not arranged for the purpose of producing human beings</w:t>
+        <w:t>④ precise / still / gather / 거짓 / 참</w:t>
       </w:r>
     </w:p>
     <w:p>
@@ -1970,7 +2074,7 @@
           <w:sz w:val="17"/>
           <w:u w:val="none"/>
         </w:rPr>
-        <w:t>⑤ humans will never be able to change the laws of physics</w:t>
+        <w:t>⑤ precise / not / scatter / 참 / 거짓</w:t>
       </w:r>
     </w:p>
     <w:p>
@@ -3979,7 +4083,7 @@
           <w:sz w:val="15"/>
           <w:u w:val="none"/>
         </w:rPr>
-        <w:t xml:space="preserve"> For instance, the precise value of gravity has enabled our universe to arise by permitting the aggregation of dust and gas particles to proto-stars. (enable→enabled)</w:t>
+        <w:t xml:space="preserve"> For instance, the precise value of gravity has enabled our universe to arise by permitting the aggregation of dust and gas particles to proto-stars. (enable→enabled · arise→to arise · permit→permitting / 24단어 / enable O to V)</w:t>
       </w:r>
     </w:p>
     <w:p>
@@ -4270,7 +4374,7 @@
           <w:sz w:val="15"/>
           <w:u w:val="none"/>
         </w:rPr>
-        <w:t xml:space="preserve"> 정답 ④</w:t>
+        <w:t xml:space="preserve"> 정답 ④ — ⓐ precise  ⓑ still(거짓 진술이 되도록)  ⓒ gather  ⓓ 거짓  ⓔ 참</w:t>
       </w:r>
     </w:p>
     <w:p>
@@ -4653,7 +4757,7 @@
           <w:sz w:val="14"/>
           <w:u w:val="none"/>
         </w:rPr>
-        <w:t>① [직역 함정]</w:t>
+        <w:t>① [판별 무시]</w:t>
       </w:r>
       <w:r>
         <w:rPr>
@@ -4662,7 +4766,7 @@
           <w:sz w:val="14"/>
           <w:u w:val="none"/>
         </w:rPr>
-        <w:t xml:space="preserve"> position을 공간적 위치로 읽은 오답 — 본문은 ‘특별한 지위’. </w:t>
+        <w:t xml:space="preserve"> 2번에 본문 그대로의 not을 넣으면 진술이 참이 되어 판별(거짓)과 어긋난다 — 2026형의 핵심 함정. </w:t>
       </w:r>
       <w:r>
         <w:rPr>
@@ -4671,7 +4775,7 @@
           <w:sz w:val="14"/>
           <w:u w:val="none"/>
         </w:rPr>
-        <w:t>③ [범위 이탈]</w:t>
+        <w:t>③ [방향 역전]</w:t>
       </w:r>
       <w:r>
         <w:rPr>
@@ -4680,7 +4784,7 @@
           <w:sz w:val="14"/>
           <w:u w:val="none"/>
         </w:rPr>
-        <w:t xml:space="preserve"> 다른 곳의 생명은 언급 없음. </w:t>
+        <w:t xml:space="preserve"> rough는 S1과 반대, ⓓ 참은 ‘not designed’와 모순. </w:t>
       </w:r>
       <w:r>
         <w:rPr>
@@ -4689,7 +4793,7 @@
           <w:sz w:val="14"/>
           <w:u w:val="none"/>
         </w:rPr>
-        <w:t>⑤</w:t>
+        <w:t>②</w:t>
       </w:r>
       <w:r>
         <w:rPr>
@@ -4698,7 +4802,7 @@
           <w:sz w:val="14"/>
           <w:u w:val="none"/>
         </w:rPr>
-        <w:t xml:space="preserve"> 법칙을 바꿀 수 있는지는 본문의 축이 아니다.</w:t>
+        <w:t xml:space="preserve"> scatter는 aggregation(응집)과 반대.</w:t>
       </w:r>
     </w:p>
     <w:p>
